--- a/01. JAVA/0.2 RESTFUL JAVA/01. UML/01. ERS/ERS_Conversion_SOAP_JAVA_GR07.docx
+++ b/01. JAVA/0.2 RESTFUL JAVA/01. UML/01. ERS/ERS_Conversion_SOAP_JAVA_GR07.docx
@@ -20,7 +20,6 @@
           <w:docGrid w:linePitch="360"/>
         </w:sectPr>
       </w:pPr>
-      <w:bookmarkStart w:id="0" w:name="_GoBack"/>
       <w:r>
         <w:rPr>
           <w:noProof/>
@@ -962,6 +961,7 @@
                                   <w:calendar w:val="gregorian"/>
                                 </w:date>
                               </w:sdtPr>
+                              <w:sdtEndPr/>
                               <w:sdtContent>
                                 <w:p>
                                   <w:pPr>
@@ -4410,7 +4410,7 @@
       <w:pPr>
         <w:pStyle w:val="Ttulo1"/>
       </w:pPr>
-      <w:bookmarkStart w:id="1" w:name="_Toc229416141"/>
+      <w:bookmarkStart w:id="0" w:name="_Toc229416141"/>
       <w:r>
         <w:lastRenderedPageBreak/>
         <w:t xml:space="preserve">ESPECIFICACIÓN DE </w:t>
@@ -4430,7 +4430,7 @@
       <w:r>
         <w:t>CONVERSIÓN LONGITUD, MASA Y TEMPERATURA</w:t>
       </w:r>
-      <w:bookmarkEnd w:id="1"/>
+      <w:bookmarkEnd w:id="0"/>
     </w:p>
     <w:sdt>
       <w:sdtPr>
@@ -4440,6 +4440,7 @@
           <w:docPartUnique/>
         </w:docPartObj>
       </w:sdtPr>
+      <w:sdtEndPr/>
       <w:sdtContent>
         <w:p>
           <w:r>
@@ -7331,77 +7332,6 @@
                 <w:webHidden/>
               </w:rPr>
               <w:instrText xml:space="preserve"> PAGEREF _Toc229416179 \h </w:instrText>
-            </w:r>
-            <w:r>
-              <w:rPr>
-                <w:noProof/>
-                <w:webHidden/>
-              </w:rPr>
-            </w:r>
-            <w:r>
-              <w:rPr>
-                <w:noProof/>
-                <w:webHidden/>
-              </w:rPr>
-              <w:fldChar w:fldCharType="separate"/>
-            </w:r>
-            <w:r>
-              <w:rPr>
-                <w:noProof/>
-                <w:webHidden/>
-              </w:rPr>
-              <w:t>31</w:t>
-            </w:r>
-            <w:r>
-              <w:rPr>
-                <w:noProof/>
-                <w:webHidden/>
-              </w:rPr>
-              <w:fldChar w:fldCharType="end"/>
-            </w:r>
-          </w:hyperlink>
-        </w:p>
-        <w:p>
-          <w:pPr>
-            <w:pStyle w:val="TDC3"/>
-            <w:tabs>
-              <w:tab w:val="right" w:leader="dot" w:pos="9020"/>
-            </w:tabs>
-            <w:rPr>
-              <w:rFonts w:asciiTheme="minorHAnsi" w:eastAsiaTheme="minorEastAsia" w:hAnsiTheme="minorHAnsi" w:cstheme="minorBidi"/>
-              <w:noProof/>
-              <w:sz w:val="22"/>
-              <w:lang w:val="es-EC" w:eastAsia="es-EC"/>
-            </w:rPr>
-          </w:pPr>
-          <w:hyperlink w:anchor="_Toc229416180" w:history="1">
-            <w:r>
-              <w:rPr>
-                <w:rStyle w:val="Hipervnculo"/>
-                <w:noProof/>
-              </w:rPr>
-              <w:t>9.1.5. Base de Datos</w:t>
-            </w:r>
-            <w:r>
-              <w:rPr>
-                <w:noProof/>
-                <w:webHidden/>
-              </w:rPr>
-              <w:tab/>
-            </w:r>
-            <w:r>
-              <w:rPr>
-                <w:noProof/>
-                <w:webHidden/>
-              </w:rPr>
-              <w:fldChar w:fldCharType="begin"/>
-            </w:r>
-            <w:r>
-              <w:rPr>
-                <w:noProof/>
-                <w:webHidden/>
-              </w:rPr>
-              <w:instrText xml:space="preserve"> PAGEREF _Toc229416180 \h </w:instrText>
             </w:r>
             <w:r>
               <w:rPr>
@@ -9710,8 +9640,8 @@
         <w:lastRenderedPageBreak/>
         <w:fldChar w:fldCharType="end"/>
       </w:r>
-      <w:bookmarkStart w:id="2" w:name="_bookmark0"/>
-      <w:bookmarkEnd w:id="2"/>
+      <w:bookmarkStart w:id="1" w:name="_bookmark0"/>
+      <w:bookmarkEnd w:id="1"/>
     </w:p>
     <w:p>
       <w:pPr>
@@ -9977,13 +9907,13 @@
           <w:numId w:val="1"/>
         </w:numPr>
       </w:pPr>
-      <w:bookmarkStart w:id="3" w:name="_bookmark1"/>
-      <w:bookmarkStart w:id="4" w:name="_Toc229416142"/>
+      <w:bookmarkStart w:id="2" w:name="_bookmark1"/>
+      <w:bookmarkStart w:id="3" w:name="_Toc229416142"/>
+      <w:bookmarkEnd w:id="2"/>
+      <w:r>
+        <w:t>Introducción</w:t>
+      </w:r>
       <w:bookmarkEnd w:id="3"/>
-      <w:r>
-        <w:t>Introducción</w:t>
-      </w:r>
-      <w:bookmarkEnd w:id="4"/>
     </w:p>
     <w:p>
       <w:r>
@@ -10021,15 +9951,7 @@
       </w:r>
       <w:proofErr w:type="spellEnd"/>
       <w:r>
-        <w:t xml:space="preserve"> EE 10 y </w:t>
-      </w:r>
-      <w:proofErr w:type="spellStart"/>
-      <w:r>
-        <w:t>MariaDB</w:t>
-      </w:r>
-      <w:proofErr w:type="spellEnd"/>
-      <w:r>
-        <w:t>, empleando servicios web SOAP para la comunicación entre el servidor y los distintos clientes desarrollados. La solución contará con clientes de consola, escritorio, web y móvil, todos conectados a un único servicio centralizado.</w:t>
+        <w:t xml:space="preserve"> EE 10, empleando servicios web SOAP para la comunicación entre el servidor y los distintos clientes desarrollados. La solución contará con clientes de consola, escritorio, web y móvil, todos conectados a un único servicio centralizado.</w:t>
       </w:r>
     </w:p>
     <w:p>
@@ -10039,7 +9961,7 @@
         </w:rPr>
       </w:pPr>
       <w:r>
-        <w:t>En este documento se detallan los requerimientos funcionales y no funcionales necesarios para el correcto funcionamiento del sistema, incluyendo reglas de validación, comportamiento de las conversiones, estructura de interacción cliente-servidor, acceso a base de datos y condiciones operativas. Además, se especifican los elementos necesarios para garantizar facilidad de uso, rendimiento adecuado y consistencia en la gestión de conversiones realizadas por los usuarios.</w:t>
+        <w:t>En este documento se detallan los requerimientos funcionales y no funcionales necesarios para el correcto funcionamiento del sistema, incluyendo reglas de validación, comportamiento de las conversiones, estructura de interacción cliente-servidor y condiciones operativas. Además, se especifican los elementos necesarios para garantizar facilidad de uso, rendimiento adecuado y consistencia en la gestión de conversiones realizadas por los usuarios.</w:t>
       </w:r>
     </w:p>
     <w:p>
@@ -10057,13 +9979,13 @@
           <w:numId w:val="1"/>
         </w:numPr>
       </w:pPr>
-      <w:bookmarkStart w:id="5" w:name="_bookmark2"/>
-      <w:bookmarkStart w:id="6" w:name="_Toc229416143"/>
+      <w:bookmarkStart w:id="4" w:name="_bookmark2"/>
+      <w:bookmarkStart w:id="5" w:name="_Toc229416143"/>
+      <w:bookmarkEnd w:id="4"/>
+      <w:r>
+        <w:t>Propósito</w:t>
+      </w:r>
       <w:bookmarkEnd w:id="5"/>
-      <w:r>
-        <w:t>Propósito</w:t>
-      </w:r>
-      <w:bookmarkEnd w:id="6"/>
     </w:p>
     <w:p>
       <w:r>
@@ -10136,27 +10058,6 @@
       <w:proofErr w:type="spellStart"/>
       <w:r>
         <w:t>Android</w:t>
-      </w:r>
-      <w:proofErr w:type="spellEnd"/>
-      <w:r>
-        <w:t>.</w:t>
-      </w:r>
-    </w:p>
-    <w:p>
-      <w:r>
-        <w:t xml:space="preserve">Asimismo, el documento establece las validaciones necesarias para asegurar el correcto ingreso de datos, evitando campos vacíos y entradas no numéricas, además de definir el almacenamiento de conversiones realizadas en una base de datos </w:t>
-      </w:r>
-      <w:proofErr w:type="spellStart"/>
-      <w:r>
-        <w:t>MariaDB</w:t>
-      </w:r>
-      <w:proofErr w:type="spellEnd"/>
-      <w:r>
-        <w:t xml:space="preserve"> denominada </w:t>
-      </w:r>
-      <w:proofErr w:type="spellStart"/>
-      <w:r>
-        <w:t>ConversionDB</w:t>
       </w:r>
       <w:proofErr w:type="spellEnd"/>
       <w:r>
@@ -10246,13 +10147,13 @@
         </w:numPr>
         <w:spacing w:line="276" w:lineRule="auto"/>
       </w:pPr>
-      <w:bookmarkStart w:id="7" w:name="_bookmark3"/>
-      <w:bookmarkStart w:id="8" w:name="_Toc229416144"/>
+      <w:bookmarkStart w:id="6" w:name="_bookmark3"/>
+      <w:bookmarkStart w:id="7" w:name="_Toc229416144"/>
+      <w:bookmarkEnd w:id="6"/>
+      <w:r>
+        <w:t>Alcance</w:t>
+      </w:r>
       <w:bookmarkEnd w:id="7"/>
-      <w:r>
-        <w:t>Alcance</w:t>
-      </w:r>
-      <w:bookmarkEnd w:id="8"/>
     </w:p>
     <w:p>
       <w:pPr>
@@ -10387,53 +10288,47 @@
         <w:rPr>
           <w:szCs w:val="24"/>
         </w:rPr>
-        <w:t xml:space="preserve">El sistema contará con una capa lógica centralizada encargada de realizar las conversiones matemáticas entre unidades de longitud, masa y temperatura. Esta capa será implementada mediante servicios web SOAP desarrollados en Java, responsables </w:t>
+        <w:t xml:space="preserve">El sistema contará con una capa lógica centralizada encargada de realizar las conversiones matemáticas entre unidades de longitud, masa y temperatura. Esta capa será implementada mediante servicios web SOAP desarrollados en Java, responsables de ejecutar las fórmulas correspondientes y devolver resultados precisos a los </w:t>
       </w:r>
       <w:r>
         <w:rPr>
           <w:szCs w:val="24"/>
         </w:rPr>
+        <w:t>diferentes clientes conectados.</w:t>
+      </w:r>
+    </w:p>
+    <w:p>
+      <w:pPr>
+        <w:spacing w:line="276" w:lineRule="auto"/>
+        <w:rPr>
+          <w:szCs w:val="24"/>
+        </w:rPr>
+      </w:pPr>
+      <w:r>
+        <w:rPr>
+          <w:szCs w:val="24"/>
+        </w:rPr>
+        <w:t>El módulo garantizará consistencia en las operaciones, centralizando todas las reglas de conversión y permitiendo reutilización de funcionalidades de</w:t>
+      </w:r>
+      <w:r>
+        <w:rPr>
+          <w:szCs w:val="24"/>
+        </w:rPr>
+        <w:t>sde cualquier interfaz cliente.</w:t>
+      </w:r>
+    </w:p>
+    <w:p>
+      <w:pPr>
+        <w:spacing w:line="276" w:lineRule="auto"/>
+        <w:rPr>
+          <w:szCs w:val="24"/>
+        </w:rPr>
+      </w:pPr>
+      <w:r>
+        <w:rPr>
+          <w:szCs w:val="24"/>
+        </w:rPr>
         <w:lastRenderedPageBreak/>
-        <w:t xml:space="preserve">de ejecutar las fórmulas correspondientes y devolver resultados precisos a los </w:t>
-      </w:r>
-      <w:r>
-        <w:rPr>
-          <w:szCs w:val="24"/>
-        </w:rPr>
-        <w:t>diferentes clientes conectados.</w:t>
-      </w:r>
-    </w:p>
-    <w:p>
-      <w:pPr>
-        <w:spacing w:line="276" w:lineRule="auto"/>
-        <w:rPr>
-          <w:szCs w:val="24"/>
-        </w:rPr>
-      </w:pPr>
-      <w:r>
-        <w:rPr>
-          <w:szCs w:val="24"/>
-        </w:rPr>
-        <w:t>El módulo garantizará consistencia en las operaciones, centralizando todas las reglas de conversión y permitiendo reutilización de funcionalidades de</w:t>
-      </w:r>
-      <w:r>
-        <w:rPr>
-          <w:szCs w:val="24"/>
-        </w:rPr>
-        <w:t>sde cualquier interfaz cliente.</w:t>
-      </w:r>
-    </w:p>
-    <w:p>
-      <w:pPr>
-        <w:spacing w:line="276" w:lineRule="auto"/>
-        <w:rPr>
-          <w:szCs w:val="24"/>
-        </w:rPr>
-      </w:pPr>
-      <w:r>
-        <w:rPr>
-          <w:szCs w:val="24"/>
-        </w:rPr>
         <w:t>Las conversio</w:t>
       </w:r>
       <w:r>
@@ -10994,57 +10889,58 @@
           <w:numId w:val="2"/>
         </w:numPr>
       </w:pPr>
-      <w:bookmarkStart w:id="9" w:name="_bookmark4"/>
-      <w:bookmarkStart w:id="10" w:name="_Toc229416145"/>
+      <w:bookmarkStart w:id="8" w:name="_bookmark4"/>
+      <w:bookmarkStart w:id="9" w:name="_Toc229416145"/>
+      <w:bookmarkEnd w:id="8"/>
+      <w:r>
+        <w:lastRenderedPageBreak/>
+        <w:t>Definiciones, Acrónimos y Abreviaturas</w:t>
+      </w:r>
       <w:bookmarkEnd w:id="9"/>
-      <w:r>
-        <w:t>Definiciones, Acrónimos y Abreviaturas</w:t>
+    </w:p>
+    <w:p>
+      <w:pPr>
+        <w:pStyle w:val="Ttulo2"/>
+      </w:pPr>
+      <w:bookmarkStart w:id="10" w:name="_Toc229416146"/>
+      <w:r>
+        <w:t>4.1 Definiciones</w:t>
       </w:r>
       <w:bookmarkEnd w:id="10"/>
     </w:p>
     <w:p>
       <w:pPr>
-        <w:pStyle w:val="Ttulo2"/>
-      </w:pPr>
-      <w:bookmarkStart w:id="11" w:name="_Toc229416146"/>
-      <w:r>
-        <w:t>4.1 Definiciones</w:t>
+        <w:pStyle w:val="Descripcin"/>
+      </w:pPr>
+      <w:bookmarkStart w:id="11" w:name="_Toc221056207"/>
+      <w:r>
+        <w:t xml:space="preserve">Tabla </w:t>
+      </w:r>
+      <w:r>
+        <w:fldChar w:fldCharType="begin"/>
+      </w:r>
+      <w:r>
+        <w:instrText xml:space="preserve"> SEQ Tabla \* ARABIC </w:instrText>
+      </w:r>
+      <w:r>
+        <w:fldChar w:fldCharType="separate"/>
+      </w:r>
+      <w:r>
+        <w:rPr>
+          <w:noProof/>
+        </w:rPr>
+        <w:t>1</w:t>
+      </w:r>
+      <w:r>
+        <w:fldChar w:fldCharType="end"/>
+      </w:r>
+      <w:r>
+        <w:t xml:space="preserve">. </w:t>
+      </w:r>
+      <w:r>
+        <w:t>Definiciones</w:t>
       </w:r>
       <w:bookmarkEnd w:id="11"/>
-    </w:p>
-    <w:p>
-      <w:pPr>
-        <w:pStyle w:val="Descripcin"/>
-      </w:pPr>
-      <w:bookmarkStart w:id="12" w:name="_Toc221056207"/>
-      <w:r>
-        <w:t xml:space="preserve">Tabla </w:t>
-      </w:r>
-      <w:r>
-        <w:fldChar w:fldCharType="begin"/>
-      </w:r>
-      <w:r>
-        <w:instrText xml:space="preserve"> SEQ Tabla \* ARABIC </w:instrText>
-      </w:r>
-      <w:r>
-        <w:fldChar w:fldCharType="separate"/>
-      </w:r>
-      <w:r>
-        <w:rPr>
-          <w:noProof/>
-        </w:rPr>
-        <w:t>1</w:t>
-      </w:r>
-      <w:r>
-        <w:fldChar w:fldCharType="end"/>
-      </w:r>
-      <w:r>
-        <w:t xml:space="preserve">. </w:t>
-      </w:r>
-      <w:r>
-        <w:t>Definiciones</w:t>
-      </w:r>
-      <w:bookmarkEnd w:id="12"/>
     </w:p>
     <w:tbl>
       <w:tblPr>
@@ -12189,7 +12085,6 @@
                 <w:szCs w:val="24"/>
                 <w:lang w:val="es-EC" w:eastAsia="es-EC"/>
               </w:rPr>
-              <w:lastRenderedPageBreak/>
               <w:t>Metro</w:t>
             </w:r>
           </w:p>
@@ -12317,6 +12212,7 @@
                 <w:szCs w:val="24"/>
                 <w:lang w:val="es-EC" w:eastAsia="es-EC"/>
               </w:rPr>
+              <w:lastRenderedPageBreak/>
               <w:t>Milla</w:t>
             </w:r>
           </w:p>
@@ -13109,16 +13005,14 @@
                 <w:lang w:val="es-EC" w:eastAsia="es-EC"/>
               </w:rPr>
             </w:pPr>
-            <w:proofErr w:type="spellStart"/>
-            <w:r>
-              <w:rPr>
-                <w:rFonts w:eastAsia="Times New Roman" w:cs="Arial"/>
-                <w:szCs w:val="24"/>
-                <w:lang w:val="es-EC" w:eastAsia="es-EC"/>
-              </w:rPr>
-              <w:t>MariaDB</w:t>
-            </w:r>
-            <w:proofErr w:type="spellEnd"/>
+            <w:r>
+              <w:rPr>
+                <w:rFonts w:eastAsia="Times New Roman" w:cs="Arial"/>
+                <w:szCs w:val="24"/>
+                <w:lang w:val="es-EC" w:eastAsia="es-EC"/>
+              </w:rPr>
+              <w:t>Payara Server</w:t>
+            </w:r>
           </w:p>
         </w:tc>
         <w:tc>
@@ -13147,7 +13041,25 @@
                 <w:szCs w:val="24"/>
                 <w:lang w:val="es-EC" w:eastAsia="es-EC"/>
               </w:rPr>
-              <w:t>Sistema gestor de base de datos utilizado para almacenar conversiones realizadas por los usuarios.</w:t>
+              <w:t xml:space="preserve">Servidor de aplicaciones utilizado para desplegar y ejecutar los servicios SOAP desarrollados en </w:t>
+            </w:r>
+            <w:proofErr w:type="spellStart"/>
+            <w:r>
+              <w:rPr>
+                <w:rFonts w:eastAsia="Times New Roman" w:cs="Arial"/>
+                <w:szCs w:val="24"/>
+                <w:lang w:val="es-EC" w:eastAsia="es-EC"/>
+              </w:rPr>
+              <w:t>Jakarta</w:t>
+            </w:r>
+            <w:proofErr w:type="spellEnd"/>
+            <w:r>
+              <w:rPr>
+                <w:rFonts w:eastAsia="Times New Roman" w:cs="Arial"/>
+                <w:szCs w:val="24"/>
+                <w:lang w:val="es-EC" w:eastAsia="es-EC"/>
+              </w:rPr>
+              <w:t xml:space="preserve"> EE.</w:t>
             </w:r>
           </w:p>
         </w:tc>
@@ -13173,13 +13085,23 @@
                 <w:lang w:val="es-EC" w:eastAsia="es-EC"/>
               </w:rPr>
             </w:pPr>
-            <w:r>
-              <w:rPr>
-                <w:rFonts w:eastAsia="Times New Roman" w:cs="Arial"/>
-                <w:szCs w:val="24"/>
-                <w:lang w:val="es-EC" w:eastAsia="es-EC"/>
-              </w:rPr>
-              <w:t>Payara Server</w:t>
+            <w:proofErr w:type="spellStart"/>
+            <w:r>
+              <w:rPr>
+                <w:rFonts w:eastAsia="Times New Roman" w:cs="Arial"/>
+                <w:szCs w:val="24"/>
+                <w:lang w:val="es-EC" w:eastAsia="es-EC"/>
+              </w:rPr>
+              <w:t>Jakarta</w:t>
+            </w:r>
+            <w:proofErr w:type="spellEnd"/>
+            <w:r>
+              <w:rPr>
+                <w:rFonts w:eastAsia="Times New Roman" w:cs="Arial"/>
+                <w:szCs w:val="24"/>
+                <w:lang w:val="es-EC" w:eastAsia="es-EC"/>
+              </w:rPr>
+              <w:t xml:space="preserve"> EE</w:t>
             </w:r>
           </w:p>
         </w:tc>
@@ -13209,180 +13131,7 @@
                 <w:szCs w:val="24"/>
                 <w:lang w:val="es-EC" w:eastAsia="es-EC"/>
               </w:rPr>
-              <w:t xml:space="preserve">Servidor de aplicaciones utilizado para desplegar y ejecutar los servicios SOAP desarrollados en </w:t>
-            </w:r>
-            <w:proofErr w:type="spellStart"/>
-            <w:r>
-              <w:rPr>
-                <w:rFonts w:eastAsia="Times New Roman" w:cs="Arial"/>
-                <w:szCs w:val="24"/>
-                <w:lang w:val="es-EC" w:eastAsia="es-EC"/>
-              </w:rPr>
-              <w:t>Jakarta</w:t>
-            </w:r>
-            <w:proofErr w:type="spellEnd"/>
-            <w:r>
-              <w:rPr>
-                <w:rFonts w:eastAsia="Times New Roman" w:cs="Arial"/>
-                <w:szCs w:val="24"/>
-                <w:lang w:val="es-EC" w:eastAsia="es-EC"/>
-              </w:rPr>
-              <w:t xml:space="preserve"> EE.</w:t>
-            </w:r>
-          </w:p>
-        </w:tc>
-      </w:tr>
-      <w:tr>
-        <w:trPr>
-          <w:cnfStyle w:val="000000100000" w:firstRow="0" w:lastRow="0" w:firstColumn="0" w:lastColumn="0" w:oddVBand="0" w:evenVBand="0" w:oddHBand="1" w:evenHBand="0" w:firstRowFirstColumn="0" w:firstRowLastColumn="0" w:lastRowFirstColumn="0" w:lastRowLastColumn="0"/>
-        </w:trPr>
-        <w:tc>
-          <w:tcPr>
-            <w:cnfStyle w:val="001000000000" w:firstRow="0" w:lastRow="0" w:firstColumn="1" w:lastColumn="0" w:oddVBand="0" w:evenVBand="0" w:oddHBand="0" w:evenHBand="0" w:firstRowFirstColumn="0" w:firstRowLastColumn="0" w:lastRowFirstColumn="0" w:lastRowLastColumn="0"/>
-            <w:tcW w:w="0" w:type="auto"/>
-            <w:vAlign w:val="center"/>
-            <w:hideMark/>
-          </w:tcPr>
-          <w:p>
-            <w:pPr>
-              <w:widowControl/>
-              <w:autoSpaceDE/>
-              <w:autoSpaceDN/>
-              <w:spacing w:before="0" w:after="0" w:line="276" w:lineRule="auto"/>
-              <w:jc w:val="center"/>
-              <w:rPr>
-                <w:rFonts w:eastAsia="Times New Roman" w:cs="Arial"/>
-                <w:szCs w:val="24"/>
-                <w:lang w:val="es-EC" w:eastAsia="es-EC"/>
-              </w:rPr>
-            </w:pPr>
-            <w:proofErr w:type="spellStart"/>
-            <w:r>
-              <w:rPr>
-                <w:rFonts w:eastAsia="Times New Roman" w:cs="Arial"/>
-                <w:szCs w:val="24"/>
-                <w:lang w:val="es-EC" w:eastAsia="es-EC"/>
-              </w:rPr>
-              <w:t>Jakarta</w:t>
-            </w:r>
-            <w:proofErr w:type="spellEnd"/>
-            <w:r>
-              <w:rPr>
-                <w:rFonts w:eastAsia="Times New Roman" w:cs="Arial"/>
-                <w:szCs w:val="24"/>
-                <w:lang w:val="es-EC" w:eastAsia="es-EC"/>
-              </w:rPr>
-              <w:t xml:space="preserve"> EE</w:t>
-            </w:r>
-          </w:p>
-        </w:tc>
-        <w:tc>
-          <w:tcPr>
-            <w:tcW w:w="0" w:type="auto"/>
-            <w:vAlign w:val="center"/>
-            <w:hideMark/>
-          </w:tcPr>
-          <w:p>
-            <w:pPr>
-              <w:widowControl/>
-              <w:autoSpaceDE/>
-              <w:autoSpaceDN/>
-              <w:spacing w:before="0" w:after="0" w:line="276" w:lineRule="auto"/>
-              <w:jc w:val="center"/>
-              <w:cnfStyle w:val="000000100000" w:firstRow="0" w:lastRow="0" w:firstColumn="0" w:lastColumn="0" w:oddVBand="0" w:evenVBand="0" w:oddHBand="1" w:evenHBand="0" w:firstRowFirstColumn="0" w:firstRowLastColumn="0" w:lastRowFirstColumn="0" w:lastRowLastColumn="0"/>
-              <w:rPr>
-                <w:rFonts w:eastAsia="Times New Roman" w:cs="Arial"/>
-                <w:szCs w:val="24"/>
-                <w:lang w:val="es-EC" w:eastAsia="es-EC"/>
-              </w:rPr>
-            </w:pPr>
-            <w:r>
-              <w:rPr>
-                <w:rFonts w:eastAsia="Times New Roman" w:cs="Arial"/>
-                <w:szCs w:val="24"/>
-                <w:lang w:val="es-EC" w:eastAsia="es-EC"/>
-              </w:rPr>
               <w:t>Plataforma utilizada para desarrollar aplicaciones empresariales y servicios web SOAP en Java.</w:t>
-            </w:r>
-          </w:p>
-        </w:tc>
-      </w:tr>
-      <w:tr>
-        <w:tc>
-          <w:tcPr>
-            <w:cnfStyle w:val="001000000000" w:firstRow="0" w:lastRow="0" w:firstColumn="1" w:lastColumn="0" w:oddVBand="0" w:evenVBand="0" w:oddHBand="0" w:evenHBand="0" w:firstRowFirstColumn="0" w:firstRowLastColumn="0" w:lastRowFirstColumn="0" w:lastRowLastColumn="0"/>
-            <w:tcW w:w="0" w:type="auto"/>
-            <w:vAlign w:val="center"/>
-            <w:hideMark/>
-          </w:tcPr>
-          <w:p>
-            <w:pPr>
-              <w:widowControl/>
-              <w:autoSpaceDE/>
-              <w:autoSpaceDN/>
-              <w:spacing w:before="0" w:after="0" w:line="276" w:lineRule="auto"/>
-              <w:jc w:val="center"/>
-              <w:rPr>
-                <w:rFonts w:eastAsia="Times New Roman" w:cs="Arial"/>
-                <w:szCs w:val="24"/>
-                <w:lang w:val="es-EC" w:eastAsia="es-EC"/>
-              </w:rPr>
-            </w:pPr>
-            <w:r>
-              <w:rPr>
-                <w:rFonts w:eastAsia="Times New Roman" w:cs="Arial"/>
-                <w:szCs w:val="24"/>
-                <w:lang w:val="es-EC" w:eastAsia="es-EC"/>
-              </w:rPr>
-              <w:t>JDBC</w:t>
-            </w:r>
-          </w:p>
-        </w:tc>
-        <w:tc>
-          <w:tcPr>
-            <w:tcW w:w="0" w:type="auto"/>
-            <w:vAlign w:val="center"/>
-            <w:hideMark/>
-          </w:tcPr>
-          <w:p>
-            <w:pPr>
-              <w:widowControl/>
-              <w:autoSpaceDE/>
-              <w:autoSpaceDN/>
-              <w:spacing w:before="0" w:after="0" w:line="276" w:lineRule="auto"/>
-              <w:jc w:val="center"/>
-              <w:cnfStyle w:val="000000000000" w:firstRow="0" w:lastRow="0" w:firstColumn="0" w:lastColumn="0" w:oddVBand="0" w:evenVBand="0" w:oddHBand="0" w:evenHBand="0" w:firstRowFirstColumn="0" w:firstRowLastColumn="0" w:lastRowFirstColumn="0" w:lastRowLastColumn="0"/>
-              <w:rPr>
-                <w:rFonts w:eastAsia="Times New Roman" w:cs="Arial"/>
-                <w:szCs w:val="24"/>
-                <w:lang w:val="es-EC" w:eastAsia="es-EC"/>
-              </w:rPr>
-            </w:pPr>
-            <w:r>
-              <w:rPr>
-                <w:rFonts w:eastAsia="Times New Roman" w:cs="Arial"/>
-                <w:szCs w:val="24"/>
-                <w:lang w:val="es-EC" w:eastAsia="es-EC"/>
-              </w:rPr>
-              <w:t xml:space="preserve">Tecnología utilizada para conectar aplicaciones Java con bases de datos </w:t>
-            </w:r>
-            <w:proofErr w:type="spellStart"/>
-            <w:r>
-              <w:rPr>
-                <w:rFonts w:eastAsia="Times New Roman" w:cs="Arial"/>
-                <w:szCs w:val="24"/>
-                <w:lang w:val="es-EC" w:eastAsia="es-EC"/>
-              </w:rPr>
-              <w:t>MariaDB</w:t>
-            </w:r>
-            <w:proofErr w:type="spellEnd"/>
-            <w:r>
-              <w:rPr>
-                <w:rFonts w:eastAsia="Times New Roman" w:cs="Arial"/>
-                <w:szCs w:val="24"/>
-                <w:lang w:val="es-EC" w:eastAsia="es-EC"/>
-              </w:rPr>
-              <w:t>.</w:t>
             </w:r>
           </w:p>
         </w:tc>
@@ -13525,50 +13274,50 @@
       <w:pPr>
         <w:pStyle w:val="Ttulo2"/>
       </w:pPr>
-      <w:bookmarkStart w:id="13" w:name="_Toc61544630"/>
-      <w:bookmarkStart w:id="14" w:name="_Toc229416147"/>
+      <w:bookmarkStart w:id="12" w:name="_Toc61544630"/>
+      <w:bookmarkStart w:id="13" w:name="_Toc229416147"/>
       <w:r>
         <w:t xml:space="preserve">4.2 </w:t>
       </w:r>
       <w:r>
         <w:t>Acrónimos y abreviaturas</w:t>
       </w:r>
+      <w:bookmarkEnd w:id="12"/>
       <w:bookmarkEnd w:id="13"/>
+    </w:p>
+    <w:p>
+      <w:pPr>
+        <w:pStyle w:val="Descripcin"/>
+      </w:pPr>
+      <w:bookmarkStart w:id="14" w:name="_Toc221056208"/>
+      <w:r>
+        <w:t xml:space="preserve">Tabla </w:t>
+      </w:r>
+      <w:r>
+        <w:fldChar w:fldCharType="begin"/>
+      </w:r>
+      <w:r>
+        <w:instrText xml:space="preserve"> SEQ Tabla \* ARABIC </w:instrText>
+      </w:r>
+      <w:r>
+        <w:fldChar w:fldCharType="separate"/>
+      </w:r>
+      <w:r>
+        <w:rPr>
+          <w:noProof/>
+        </w:rPr>
+        <w:t>2</w:t>
+      </w:r>
+      <w:r>
+        <w:fldChar w:fldCharType="end"/>
+      </w:r>
+      <w:r>
+        <w:t xml:space="preserve">. </w:t>
+      </w:r>
+      <w:r>
+        <w:t>Acrónimo y abreviaturas</w:t>
+      </w:r>
       <w:bookmarkEnd w:id="14"/>
-    </w:p>
-    <w:p>
-      <w:pPr>
-        <w:pStyle w:val="Descripcin"/>
-      </w:pPr>
-      <w:bookmarkStart w:id="15" w:name="_Toc221056208"/>
-      <w:r>
-        <w:t xml:space="preserve">Tabla </w:t>
-      </w:r>
-      <w:r>
-        <w:fldChar w:fldCharType="begin"/>
-      </w:r>
-      <w:r>
-        <w:instrText xml:space="preserve"> SEQ Tabla \* ARABIC </w:instrText>
-      </w:r>
-      <w:r>
-        <w:fldChar w:fldCharType="separate"/>
-      </w:r>
-      <w:r>
-        <w:rPr>
-          <w:noProof/>
-        </w:rPr>
-        <w:t>2</w:t>
-      </w:r>
-      <w:r>
-        <w:fldChar w:fldCharType="end"/>
-      </w:r>
-      <w:r>
-        <w:t xml:space="preserve">. </w:t>
-      </w:r>
-      <w:r>
-        <w:t>Acrónimo y abreviaturas</w:t>
-      </w:r>
-      <w:bookmarkEnd w:id="15"/>
       <w:r>
         <w:t xml:space="preserve"> </w:t>
       </w:r>
@@ -13785,6 +13534,7 @@
                 <w:szCs w:val="24"/>
                 <w:lang w:val="es-EC" w:eastAsia="es-EC"/>
               </w:rPr>
+              <w:lastRenderedPageBreak/>
               <w:t>SOAP</w:t>
             </w:r>
           </w:p>
@@ -14327,7 +14077,7 @@
                 <w:szCs w:val="24"/>
                 <w:lang w:val="es-EC" w:eastAsia="es-EC"/>
               </w:rPr>
-              <w:t>JDBC</w:t>
+              <w:t>XML</w:t>
             </w:r>
           </w:p>
         </w:tc>
@@ -14350,24 +14100,18 @@
                 <w:lang w:val="es-EC" w:eastAsia="es-EC"/>
               </w:rPr>
             </w:pPr>
-            <w:r>
-              <w:rPr>
-                <w:rFonts w:eastAsia="Times New Roman" w:cs="Arial"/>
-                <w:szCs w:val="24"/>
-                <w:lang w:val="es-EC" w:eastAsia="es-EC"/>
-              </w:rPr>
-              <w:t xml:space="preserve">Java </w:t>
-            </w:r>
             <w:proofErr w:type="spellStart"/>
-            <w:r>
-              <w:rPr>
-                <w:rFonts w:eastAsia="Times New Roman" w:cs="Arial"/>
-                <w:szCs w:val="24"/>
-                <w:lang w:val="es-EC" w:eastAsia="es-EC"/>
-              </w:rPr>
-              <w:t>Database</w:t>
+            <w:proofErr w:type="gramStart"/>
+            <w:r>
+              <w:rPr>
+                <w:rFonts w:eastAsia="Times New Roman" w:cs="Arial"/>
+                <w:szCs w:val="24"/>
+                <w:lang w:val="es-EC" w:eastAsia="es-EC"/>
+              </w:rPr>
+              <w:t>eXtensible</w:t>
             </w:r>
             <w:proofErr w:type="spellEnd"/>
+            <w:proofErr w:type="gramEnd"/>
             <w:r>
               <w:rPr>
                 <w:rFonts w:eastAsia="Times New Roman" w:cs="Arial"/>
@@ -14383,7 +14127,7 @@
                 <w:szCs w:val="24"/>
                 <w:lang w:val="es-EC" w:eastAsia="es-EC"/>
               </w:rPr>
-              <w:t>Connectivity</w:t>
+              <w:t>Markup</w:t>
             </w:r>
             <w:proofErr w:type="spellEnd"/>
             <w:r>
@@ -14392,7 +14136,7 @@
                 <w:szCs w:val="24"/>
                 <w:lang w:val="es-EC" w:eastAsia="es-EC"/>
               </w:rPr>
-              <w:t xml:space="preserve"> (Tecnología utilizada para conectar Java con </w:t>
+              <w:t xml:space="preserve"> </w:t>
             </w:r>
             <w:proofErr w:type="spellStart"/>
             <w:r>
@@ -14401,7 +14145,7 @@
                 <w:szCs w:val="24"/>
                 <w:lang w:val="es-EC" w:eastAsia="es-EC"/>
               </w:rPr>
-              <w:t>MariaDB</w:t>
+              <w:t>Language</w:t>
             </w:r>
             <w:proofErr w:type="spellEnd"/>
             <w:r>
@@ -14410,7 +14154,7 @@
                 <w:szCs w:val="24"/>
                 <w:lang w:val="es-EC" w:eastAsia="es-EC"/>
               </w:rPr>
-              <w:t>).</w:t>
+              <w:t xml:space="preserve"> (Lenguaje utilizado para estructurar mensajes SOAP).</w:t>
             </w:r>
           </w:p>
         </w:tc>
@@ -14442,7 +14186,7 @@
                 <w:szCs w:val="24"/>
                 <w:lang w:val="es-EC" w:eastAsia="es-EC"/>
               </w:rPr>
-              <w:t>XML</w:t>
+              <w:t>ERS / SRS</w:t>
             </w:r>
           </w:p>
         </w:tc>
@@ -14465,18 +14209,24 @@
                 <w:lang w:val="es-EC" w:eastAsia="es-EC"/>
               </w:rPr>
             </w:pPr>
+            <w:r>
+              <w:rPr>
+                <w:rFonts w:eastAsia="Times New Roman" w:cs="Arial"/>
+                <w:szCs w:val="24"/>
+                <w:lang w:val="es-EC" w:eastAsia="es-EC"/>
+              </w:rPr>
+              <w:t xml:space="preserve">Especificación de Requisitos de Software (Software </w:t>
+            </w:r>
             <w:proofErr w:type="spellStart"/>
-            <w:proofErr w:type="gramStart"/>
-            <w:r>
-              <w:rPr>
-                <w:rFonts w:eastAsia="Times New Roman" w:cs="Arial"/>
-                <w:szCs w:val="24"/>
-                <w:lang w:val="es-EC" w:eastAsia="es-EC"/>
-              </w:rPr>
-              <w:t>eXtensible</w:t>
+            <w:r>
+              <w:rPr>
+                <w:rFonts w:eastAsia="Times New Roman" w:cs="Arial"/>
+                <w:szCs w:val="24"/>
+                <w:lang w:val="es-EC" w:eastAsia="es-EC"/>
+              </w:rPr>
+              <w:t>Requirements</w:t>
             </w:r>
             <w:proofErr w:type="spellEnd"/>
-            <w:proofErr w:type="gramEnd"/>
             <w:r>
               <w:rPr>
                 <w:rFonts w:eastAsia="Times New Roman" w:cs="Arial"/>
@@ -14492,7 +14242,7 @@
                 <w:szCs w:val="24"/>
                 <w:lang w:val="es-EC" w:eastAsia="es-EC"/>
               </w:rPr>
-              <w:t>Markup</w:t>
+              <w:t>Specification</w:t>
             </w:r>
             <w:proofErr w:type="spellEnd"/>
             <w:r>
@@ -14501,25 +14251,7 @@
                 <w:szCs w:val="24"/>
                 <w:lang w:val="es-EC" w:eastAsia="es-EC"/>
               </w:rPr>
-              <w:t xml:space="preserve"> </w:t>
-            </w:r>
-            <w:proofErr w:type="spellStart"/>
-            <w:r>
-              <w:rPr>
-                <w:rFonts w:eastAsia="Times New Roman" w:cs="Arial"/>
-                <w:szCs w:val="24"/>
-                <w:lang w:val="es-EC" w:eastAsia="es-EC"/>
-              </w:rPr>
-              <w:t>Language</w:t>
-            </w:r>
-            <w:proofErr w:type="spellEnd"/>
-            <w:r>
-              <w:rPr>
-                <w:rFonts w:eastAsia="Times New Roman" w:cs="Arial"/>
-                <w:szCs w:val="24"/>
-                <w:lang w:val="es-EC" w:eastAsia="es-EC"/>
-              </w:rPr>
-              <w:t xml:space="preserve"> (Lenguaje utilizado para estructurar mensajes SOAP).</w:t>
+              <w:t>).</w:t>
             </w:r>
           </w:p>
         </w:tc>
@@ -14554,7 +14286,7 @@
                 <w:szCs w:val="24"/>
                 <w:lang w:val="es-EC" w:eastAsia="es-EC"/>
               </w:rPr>
-              <w:t>ERS / SRS</w:t>
+              <w:t>API</w:t>
             </w:r>
           </w:p>
         </w:tc>
@@ -14577,14 +14309,6 @@
                 <w:lang w:val="es-EC" w:eastAsia="es-EC"/>
               </w:rPr>
             </w:pPr>
-            <w:r>
-              <w:rPr>
-                <w:rFonts w:eastAsia="Times New Roman" w:cs="Arial"/>
-                <w:szCs w:val="24"/>
-                <w:lang w:val="es-EC" w:eastAsia="es-EC"/>
-              </w:rPr>
-              <w:t xml:space="preserve">Especificación de Requisitos de Software (Software </w:t>
-            </w:r>
             <w:proofErr w:type="spellStart"/>
             <w:r>
               <w:rPr>
@@ -14592,7 +14316,7 @@
                 <w:szCs w:val="24"/>
                 <w:lang w:val="es-EC" w:eastAsia="es-EC"/>
               </w:rPr>
-              <w:t>Requirements</w:t>
+              <w:t>Application</w:t>
             </w:r>
             <w:proofErr w:type="spellEnd"/>
             <w:r>
@@ -14610,7 +14334,7 @@
                 <w:szCs w:val="24"/>
                 <w:lang w:val="es-EC" w:eastAsia="es-EC"/>
               </w:rPr>
-              <w:t>Specification</w:t>
+              <w:t>Programming</w:t>
             </w:r>
             <w:proofErr w:type="spellEnd"/>
             <w:r>
@@ -14619,7 +14343,7 @@
                 <w:szCs w:val="24"/>
                 <w:lang w:val="es-EC" w:eastAsia="es-EC"/>
               </w:rPr>
-              <w:t>).</w:t>
+              <w:t xml:space="preserve"> Interface (Interfaz que permite la comunicación entre sistemas o aplicaciones).</w:t>
             </w:r>
           </w:p>
         </w:tc>
@@ -14651,7 +14375,7 @@
                 <w:szCs w:val="24"/>
                 <w:lang w:val="es-EC" w:eastAsia="es-EC"/>
               </w:rPr>
-              <w:t>API</w:t>
+              <w:t>RF</w:t>
             </w:r>
           </w:p>
         </w:tc>
@@ -14674,41 +14398,13 @@
                 <w:lang w:val="es-EC" w:eastAsia="es-EC"/>
               </w:rPr>
             </w:pPr>
-            <w:proofErr w:type="spellStart"/>
-            <w:r>
-              <w:rPr>
-                <w:rFonts w:eastAsia="Times New Roman" w:cs="Arial"/>
-                <w:szCs w:val="24"/>
-                <w:lang w:val="es-EC" w:eastAsia="es-EC"/>
-              </w:rPr>
-              <w:t>Application</w:t>
-            </w:r>
-            <w:proofErr w:type="spellEnd"/>
-            <w:r>
-              <w:rPr>
-                <w:rFonts w:eastAsia="Times New Roman" w:cs="Arial"/>
-                <w:szCs w:val="24"/>
-                <w:lang w:val="es-EC" w:eastAsia="es-EC"/>
-              </w:rPr>
-              <w:t xml:space="preserve"> </w:t>
-            </w:r>
-            <w:proofErr w:type="spellStart"/>
-            <w:r>
-              <w:rPr>
-                <w:rFonts w:eastAsia="Times New Roman" w:cs="Arial"/>
-                <w:szCs w:val="24"/>
-                <w:lang w:val="es-EC" w:eastAsia="es-EC"/>
-              </w:rPr>
-              <w:t>Programming</w:t>
-            </w:r>
-            <w:proofErr w:type="spellEnd"/>
-            <w:r>
-              <w:rPr>
-                <w:rFonts w:eastAsia="Times New Roman" w:cs="Arial"/>
-                <w:szCs w:val="24"/>
-                <w:lang w:val="es-EC" w:eastAsia="es-EC"/>
-              </w:rPr>
-              <w:t xml:space="preserve"> Interface (Interfaz que permite la comunicación entre sistemas o aplicaciones).</w:t>
+            <w:r>
+              <w:rPr>
+                <w:rFonts w:eastAsia="Times New Roman" w:cs="Arial"/>
+                <w:szCs w:val="24"/>
+                <w:lang w:val="es-EC" w:eastAsia="es-EC"/>
+              </w:rPr>
+              <w:t>Requisito Funcional.</w:t>
             </w:r>
           </w:p>
         </w:tc>
@@ -14743,7 +14439,7 @@
                 <w:szCs w:val="24"/>
                 <w:lang w:val="es-EC" w:eastAsia="es-EC"/>
               </w:rPr>
-              <w:t>RF</w:t>
+              <w:t>RNF</w:t>
             </w:r>
           </w:p>
         </w:tc>
@@ -14772,7 +14468,7 @@
                 <w:szCs w:val="24"/>
                 <w:lang w:val="es-EC" w:eastAsia="es-EC"/>
               </w:rPr>
-              <w:t>Requisito Funcional.</w:t>
+              <w:t>Requisito No Funcional.</w:t>
             </w:r>
           </w:p>
         </w:tc>
@@ -14804,7 +14500,7 @@
                 <w:szCs w:val="24"/>
                 <w:lang w:val="es-EC" w:eastAsia="es-EC"/>
               </w:rPr>
-              <w:t>RNF</w:t>
+              <w:t>CRUD</w:t>
             </w:r>
           </w:p>
         </w:tc>
@@ -14827,13 +14523,77 @@
                 <w:lang w:val="es-EC" w:eastAsia="es-EC"/>
               </w:rPr>
             </w:pPr>
-            <w:r>
-              <w:rPr>
-                <w:rFonts w:eastAsia="Times New Roman" w:cs="Arial"/>
-                <w:szCs w:val="24"/>
-                <w:lang w:val="es-EC" w:eastAsia="es-EC"/>
-              </w:rPr>
-              <w:t>Requisito No Funcional.</w:t>
+            <w:proofErr w:type="spellStart"/>
+            <w:r>
+              <w:rPr>
+                <w:rFonts w:eastAsia="Times New Roman" w:cs="Arial"/>
+                <w:szCs w:val="24"/>
+                <w:lang w:val="es-EC" w:eastAsia="es-EC"/>
+              </w:rPr>
+              <w:t>Create</w:t>
+            </w:r>
+            <w:proofErr w:type="spellEnd"/>
+            <w:r>
+              <w:rPr>
+                <w:rFonts w:eastAsia="Times New Roman" w:cs="Arial"/>
+                <w:szCs w:val="24"/>
+                <w:lang w:val="es-EC" w:eastAsia="es-EC"/>
+              </w:rPr>
+              <w:t xml:space="preserve">, </w:t>
+            </w:r>
+            <w:proofErr w:type="spellStart"/>
+            <w:r>
+              <w:rPr>
+                <w:rFonts w:eastAsia="Times New Roman" w:cs="Arial"/>
+                <w:szCs w:val="24"/>
+                <w:lang w:val="es-EC" w:eastAsia="es-EC"/>
+              </w:rPr>
+              <w:t>Read</w:t>
+            </w:r>
+            <w:proofErr w:type="spellEnd"/>
+            <w:r>
+              <w:rPr>
+                <w:rFonts w:eastAsia="Times New Roman" w:cs="Arial"/>
+                <w:szCs w:val="24"/>
+                <w:lang w:val="es-EC" w:eastAsia="es-EC"/>
+              </w:rPr>
+              <w:t xml:space="preserve">, </w:t>
+            </w:r>
+            <w:proofErr w:type="spellStart"/>
+            <w:r>
+              <w:rPr>
+                <w:rFonts w:eastAsia="Times New Roman" w:cs="Arial"/>
+                <w:szCs w:val="24"/>
+                <w:lang w:val="es-EC" w:eastAsia="es-EC"/>
+              </w:rPr>
+              <w:t>Update</w:t>
+            </w:r>
+            <w:proofErr w:type="spellEnd"/>
+            <w:r>
+              <w:rPr>
+                <w:rFonts w:eastAsia="Times New Roman" w:cs="Arial"/>
+                <w:szCs w:val="24"/>
+                <w:lang w:val="es-EC" w:eastAsia="es-EC"/>
+              </w:rPr>
+              <w:t xml:space="preserve">, </w:t>
+            </w:r>
+            <w:proofErr w:type="spellStart"/>
+            <w:r>
+              <w:rPr>
+                <w:rFonts w:eastAsia="Times New Roman" w:cs="Arial"/>
+                <w:szCs w:val="24"/>
+                <w:lang w:val="es-EC" w:eastAsia="es-EC"/>
+              </w:rPr>
+              <w:t>Delete</w:t>
+            </w:r>
+            <w:proofErr w:type="spellEnd"/>
+            <w:r>
+              <w:rPr>
+                <w:rFonts w:eastAsia="Times New Roman" w:cs="Arial"/>
+                <w:szCs w:val="24"/>
+                <w:lang w:val="es-EC" w:eastAsia="es-EC"/>
+              </w:rPr>
+              <w:t xml:space="preserve"> (Operaciones básicas de gestión de datos).</w:t>
             </w:r>
           </w:p>
         </w:tc>
@@ -14868,7 +14628,7 @@
                 <w:szCs w:val="24"/>
                 <w:lang w:val="es-EC" w:eastAsia="es-EC"/>
               </w:rPr>
-              <w:t>DB</w:t>
+              <w:t>IDE</w:t>
             </w:r>
           </w:p>
         </w:tc>
@@ -14898,7 +14658,7 @@
                 <w:szCs w:val="24"/>
                 <w:lang w:val="es-EC" w:eastAsia="es-EC"/>
               </w:rPr>
-              <w:t>Database</w:t>
+              <w:t>Integrated</w:t>
             </w:r>
             <w:proofErr w:type="spellEnd"/>
             <w:r>
@@ -14907,7 +14667,79 @@
                 <w:szCs w:val="24"/>
                 <w:lang w:val="es-EC" w:eastAsia="es-EC"/>
               </w:rPr>
-              <w:t xml:space="preserve"> (Base de Datos).</w:t>
+              <w:t xml:space="preserve"> </w:t>
+            </w:r>
+            <w:proofErr w:type="spellStart"/>
+            <w:r>
+              <w:rPr>
+                <w:rFonts w:eastAsia="Times New Roman" w:cs="Arial"/>
+                <w:szCs w:val="24"/>
+                <w:lang w:val="es-EC" w:eastAsia="es-EC"/>
+              </w:rPr>
+              <w:t>Development</w:t>
+            </w:r>
+            <w:proofErr w:type="spellEnd"/>
+            <w:r>
+              <w:rPr>
+                <w:rFonts w:eastAsia="Times New Roman" w:cs="Arial"/>
+                <w:szCs w:val="24"/>
+                <w:lang w:val="es-EC" w:eastAsia="es-EC"/>
+              </w:rPr>
+              <w:t xml:space="preserve"> </w:t>
+            </w:r>
+            <w:proofErr w:type="spellStart"/>
+            <w:r>
+              <w:rPr>
+                <w:rFonts w:eastAsia="Times New Roman" w:cs="Arial"/>
+                <w:szCs w:val="24"/>
+                <w:lang w:val="es-EC" w:eastAsia="es-EC"/>
+              </w:rPr>
+              <w:t>Environment</w:t>
+            </w:r>
+            <w:proofErr w:type="spellEnd"/>
+            <w:r>
+              <w:rPr>
+                <w:rFonts w:eastAsia="Times New Roman" w:cs="Arial"/>
+                <w:szCs w:val="24"/>
+                <w:lang w:val="es-EC" w:eastAsia="es-EC"/>
+              </w:rPr>
+              <w:t xml:space="preserve"> (Entorno de Desarrollo Integrado como </w:t>
+            </w:r>
+            <w:proofErr w:type="spellStart"/>
+            <w:r>
+              <w:rPr>
+                <w:rFonts w:eastAsia="Times New Roman" w:cs="Arial"/>
+                <w:szCs w:val="24"/>
+                <w:lang w:val="es-EC" w:eastAsia="es-EC"/>
+              </w:rPr>
+              <w:t>NetBeans</w:t>
+            </w:r>
+            <w:proofErr w:type="spellEnd"/>
+            <w:r>
+              <w:rPr>
+                <w:rFonts w:eastAsia="Times New Roman" w:cs="Arial"/>
+                <w:szCs w:val="24"/>
+                <w:lang w:val="es-EC" w:eastAsia="es-EC"/>
+              </w:rPr>
+              <w:t xml:space="preserve"> o </w:t>
+            </w:r>
+            <w:proofErr w:type="spellStart"/>
+            <w:r>
+              <w:rPr>
+                <w:rFonts w:eastAsia="Times New Roman" w:cs="Arial"/>
+                <w:szCs w:val="24"/>
+                <w:lang w:val="es-EC" w:eastAsia="es-EC"/>
+              </w:rPr>
+              <w:t>Android</w:t>
+            </w:r>
+            <w:proofErr w:type="spellEnd"/>
+            <w:r>
+              <w:rPr>
+                <w:rFonts w:eastAsia="Times New Roman" w:cs="Arial"/>
+                <w:szCs w:val="24"/>
+                <w:lang w:val="es-EC" w:eastAsia="es-EC"/>
+              </w:rPr>
+              <w:t xml:space="preserve"> Studio).</w:t>
             </w:r>
           </w:p>
         </w:tc>
@@ -14939,7 +14771,7 @@
                 <w:szCs w:val="24"/>
                 <w:lang w:val="es-EC" w:eastAsia="es-EC"/>
               </w:rPr>
-              <w:t>CRUD</w:t>
+              <w:t>ECUD</w:t>
             </w:r>
           </w:p>
         </w:tc>
@@ -14962,77 +14794,13 @@
                 <w:lang w:val="es-EC" w:eastAsia="es-EC"/>
               </w:rPr>
             </w:pPr>
-            <w:proofErr w:type="spellStart"/>
-            <w:r>
-              <w:rPr>
-                <w:rFonts w:eastAsia="Times New Roman" w:cs="Arial"/>
-                <w:szCs w:val="24"/>
-                <w:lang w:val="es-EC" w:eastAsia="es-EC"/>
-              </w:rPr>
-              <w:t>Create</w:t>
-            </w:r>
-            <w:proofErr w:type="spellEnd"/>
-            <w:r>
-              <w:rPr>
-                <w:rFonts w:eastAsia="Times New Roman" w:cs="Arial"/>
-                <w:szCs w:val="24"/>
-                <w:lang w:val="es-EC" w:eastAsia="es-EC"/>
-              </w:rPr>
-              <w:t xml:space="preserve">, </w:t>
-            </w:r>
-            <w:proofErr w:type="spellStart"/>
-            <w:r>
-              <w:rPr>
-                <w:rFonts w:eastAsia="Times New Roman" w:cs="Arial"/>
-                <w:szCs w:val="24"/>
-                <w:lang w:val="es-EC" w:eastAsia="es-EC"/>
-              </w:rPr>
-              <w:t>Read</w:t>
-            </w:r>
-            <w:proofErr w:type="spellEnd"/>
-            <w:r>
-              <w:rPr>
-                <w:rFonts w:eastAsia="Times New Roman" w:cs="Arial"/>
-                <w:szCs w:val="24"/>
-                <w:lang w:val="es-EC" w:eastAsia="es-EC"/>
-              </w:rPr>
-              <w:t xml:space="preserve">, </w:t>
-            </w:r>
-            <w:proofErr w:type="spellStart"/>
-            <w:r>
-              <w:rPr>
-                <w:rFonts w:eastAsia="Times New Roman" w:cs="Arial"/>
-                <w:szCs w:val="24"/>
-                <w:lang w:val="es-EC" w:eastAsia="es-EC"/>
-              </w:rPr>
-              <w:t>Update</w:t>
-            </w:r>
-            <w:proofErr w:type="spellEnd"/>
-            <w:r>
-              <w:rPr>
-                <w:rFonts w:eastAsia="Times New Roman" w:cs="Arial"/>
-                <w:szCs w:val="24"/>
-                <w:lang w:val="es-EC" w:eastAsia="es-EC"/>
-              </w:rPr>
-              <w:t xml:space="preserve">, </w:t>
-            </w:r>
-            <w:proofErr w:type="spellStart"/>
-            <w:r>
-              <w:rPr>
-                <w:rFonts w:eastAsia="Times New Roman" w:cs="Arial"/>
-                <w:szCs w:val="24"/>
-                <w:lang w:val="es-EC" w:eastAsia="es-EC"/>
-              </w:rPr>
-              <w:t>Delete</w:t>
-            </w:r>
-            <w:proofErr w:type="spellEnd"/>
-            <w:r>
-              <w:rPr>
-                <w:rFonts w:eastAsia="Times New Roman" w:cs="Arial"/>
-                <w:szCs w:val="24"/>
-                <w:lang w:val="es-EC" w:eastAsia="es-EC"/>
-              </w:rPr>
-              <w:t xml:space="preserve"> (Operaciones básicas de gestión de datos).</w:t>
+            <w:r>
+              <w:rPr>
+                <w:rFonts w:eastAsia="Times New Roman" w:cs="Arial"/>
+                <w:szCs w:val="24"/>
+                <w:lang w:val="es-EC" w:eastAsia="es-EC"/>
+              </w:rPr>
+              <w:t>Especificación de Casos de Uso Detallado.</w:t>
             </w:r>
           </w:p>
         </w:tc>
@@ -15067,7 +14835,7 @@
                 <w:szCs w:val="24"/>
                 <w:lang w:val="es-EC" w:eastAsia="es-EC"/>
               </w:rPr>
-              <w:t>IDE</w:t>
+              <w:t>JSON</w:t>
             </w:r>
           </w:p>
         </w:tc>
@@ -15090,6 +14858,14 @@
                 <w:lang w:val="es-EC" w:eastAsia="es-EC"/>
               </w:rPr>
             </w:pPr>
+            <w:r>
+              <w:rPr>
+                <w:rFonts w:eastAsia="Times New Roman" w:cs="Arial"/>
+                <w:szCs w:val="24"/>
+                <w:lang w:val="es-EC" w:eastAsia="es-EC"/>
+              </w:rPr>
+              <w:t xml:space="preserve">JavaScript </w:t>
+            </w:r>
             <w:proofErr w:type="spellStart"/>
             <w:r>
               <w:rPr>
@@ -15097,7 +14873,7 @@
                 <w:szCs w:val="24"/>
                 <w:lang w:val="es-EC" w:eastAsia="es-EC"/>
               </w:rPr>
-              <w:t>Integrated</w:t>
+              <w:t>Object</w:t>
             </w:r>
             <w:proofErr w:type="spellEnd"/>
             <w:r>
@@ -15115,7 +14891,7 @@
                 <w:szCs w:val="24"/>
                 <w:lang w:val="es-EC" w:eastAsia="es-EC"/>
               </w:rPr>
-              <w:t>Development</w:t>
+              <w:t>Notation</w:t>
             </w:r>
             <w:proofErr w:type="spellEnd"/>
             <w:r>
@@ -15124,7 +14900,7 @@
                 <w:szCs w:val="24"/>
                 <w:lang w:val="es-EC" w:eastAsia="es-EC"/>
               </w:rPr>
-              <w:t xml:space="preserve"> </w:t>
+              <w:t xml:space="preserve"> (Formato ligero de intercambio de datos utilizado principalmente en </w:t>
             </w:r>
             <w:proofErr w:type="spellStart"/>
             <w:r>
@@ -15133,7 +14909,7 @@
                 <w:szCs w:val="24"/>
                 <w:lang w:val="es-EC" w:eastAsia="es-EC"/>
               </w:rPr>
-              <w:t>Environment</w:t>
+              <w:t>APIs</w:t>
             </w:r>
             <w:proofErr w:type="spellEnd"/>
             <w:r>
@@ -15142,43 +14918,7 @@
                 <w:szCs w:val="24"/>
                 <w:lang w:val="es-EC" w:eastAsia="es-EC"/>
               </w:rPr>
-              <w:t xml:space="preserve"> (Entorno de Desarrollo Integrado como </w:t>
-            </w:r>
-            <w:proofErr w:type="spellStart"/>
-            <w:r>
-              <w:rPr>
-                <w:rFonts w:eastAsia="Times New Roman" w:cs="Arial"/>
-                <w:szCs w:val="24"/>
-                <w:lang w:val="es-EC" w:eastAsia="es-EC"/>
-              </w:rPr>
-              <w:t>NetBeans</w:t>
-            </w:r>
-            <w:proofErr w:type="spellEnd"/>
-            <w:r>
-              <w:rPr>
-                <w:rFonts w:eastAsia="Times New Roman" w:cs="Arial"/>
-                <w:szCs w:val="24"/>
-                <w:lang w:val="es-EC" w:eastAsia="es-EC"/>
-              </w:rPr>
-              <w:t xml:space="preserve"> o </w:t>
-            </w:r>
-            <w:proofErr w:type="spellStart"/>
-            <w:r>
-              <w:rPr>
-                <w:rFonts w:eastAsia="Times New Roman" w:cs="Arial"/>
-                <w:szCs w:val="24"/>
-                <w:lang w:val="es-EC" w:eastAsia="es-EC"/>
-              </w:rPr>
-              <w:t>Android</w:t>
-            </w:r>
-            <w:proofErr w:type="spellEnd"/>
-            <w:r>
-              <w:rPr>
-                <w:rFonts w:eastAsia="Times New Roman" w:cs="Arial"/>
-                <w:szCs w:val="24"/>
-                <w:lang w:val="es-EC" w:eastAsia="es-EC"/>
-              </w:rPr>
-              <w:t xml:space="preserve"> Studio).</w:t>
+              <w:t xml:space="preserve"> REST).</w:t>
             </w:r>
           </w:p>
         </w:tc>
@@ -15210,7 +14950,7 @@
                 <w:szCs w:val="24"/>
                 <w:lang w:val="es-EC" w:eastAsia="es-EC"/>
               </w:rPr>
-              <w:t>ECUD</w:t>
+              <w:t>JVM</w:t>
             </w:r>
           </w:p>
         </w:tc>
@@ -15239,7 +14979,7 @@
                 <w:szCs w:val="24"/>
                 <w:lang w:val="es-EC" w:eastAsia="es-EC"/>
               </w:rPr>
-              <w:t>Especificación de Casos de Uso Detallado.</w:t>
+              <w:t>Java Virtual Machine (Máquina virtual encargada de ejecutar aplicaciones Java).</w:t>
             </w:r>
           </w:p>
         </w:tc>
@@ -15274,7 +15014,7 @@
                 <w:szCs w:val="24"/>
                 <w:lang w:val="es-EC" w:eastAsia="es-EC"/>
               </w:rPr>
-              <w:t>JSON</w:t>
+              <w:t>JDK</w:t>
             </w:r>
           </w:p>
         </w:tc>
@@ -15303,7 +15043,7 @@
                 <w:szCs w:val="24"/>
                 <w:lang w:val="es-EC" w:eastAsia="es-EC"/>
               </w:rPr>
-              <w:t xml:space="preserve">JavaScript </w:t>
+              <w:t xml:space="preserve">Java </w:t>
             </w:r>
             <w:proofErr w:type="spellStart"/>
             <w:r>
@@ -15312,7 +15052,7 @@
                 <w:szCs w:val="24"/>
                 <w:lang w:val="es-EC" w:eastAsia="es-EC"/>
               </w:rPr>
-              <w:t>Object</w:t>
+              <w:t>Development</w:t>
             </w:r>
             <w:proofErr w:type="spellEnd"/>
             <w:r>
@@ -15321,43 +15061,7 @@
                 <w:szCs w:val="24"/>
                 <w:lang w:val="es-EC" w:eastAsia="es-EC"/>
               </w:rPr>
-              <w:t xml:space="preserve"> </w:t>
-            </w:r>
-            <w:proofErr w:type="spellStart"/>
-            <w:r>
-              <w:rPr>
-                <w:rFonts w:eastAsia="Times New Roman" w:cs="Arial"/>
-                <w:szCs w:val="24"/>
-                <w:lang w:val="es-EC" w:eastAsia="es-EC"/>
-              </w:rPr>
-              <w:t>Notation</w:t>
-            </w:r>
-            <w:proofErr w:type="spellEnd"/>
-            <w:r>
-              <w:rPr>
-                <w:rFonts w:eastAsia="Times New Roman" w:cs="Arial"/>
-                <w:szCs w:val="24"/>
-                <w:lang w:val="es-EC" w:eastAsia="es-EC"/>
-              </w:rPr>
-              <w:t xml:space="preserve"> (Formato ligero de intercambio de datos utilizado principalmente en </w:t>
-            </w:r>
-            <w:proofErr w:type="spellStart"/>
-            <w:r>
-              <w:rPr>
-                <w:rFonts w:eastAsia="Times New Roman" w:cs="Arial"/>
-                <w:szCs w:val="24"/>
-                <w:lang w:val="es-EC" w:eastAsia="es-EC"/>
-              </w:rPr>
-              <w:t>APIs</w:t>
-            </w:r>
-            <w:proofErr w:type="spellEnd"/>
-            <w:r>
-              <w:rPr>
-                <w:rFonts w:eastAsia="Times New Roman" w:cs="Arial"/>
-                <w:szCs w:val="24"/>
-                <w:lang w:val="es-EC" w:eastAsia="es-EC"/>
-              </w:rPr>
-              <w:t xml:space="preserve"> REST).</w:t>
+              <w:t xml:space="preserve"> Kit (Kit de desarrollo utilizado para programar en Java).</w:t>
             </w:r>
           </w:p>
         </w:tc>
@@ -15389,7 +15093,7 @@
                 <w:szCs w:val="24"/>
                 <w:lang w:val="es-EC" w:eastAsia="es-EC"/>
               </w:rPr>
-              <w:t>JVM</w:t>
+              <w:t>JAX-WS</w:t>
             </w:r>
           </w:p>
         </w:tc>
@@ -15418,7 +15122,43 @@
                 <w:szCs w:val="24"/>
                 <w:lang w:val="es-EC" w:eastAsia="es-EC"/>
               </w:rPr>
-              <w:t>Java Virtual Machine (Máquina virtual encargada de ejecutar aplicaciones Java).</w:t>
+              <w:t xml:space="preserve">Java API </w:t>
+            </w:r>
+            <w:proofErr w:type="spellStart"/>
+            <w:r>
+              <w:rPr>
+                <w:rFonts w:eastAsia="Times New Roman" w:cs="Arial"/>
+                <w:szCs w:val="24"/>
+                <w:lang w:val="es-EC" w:eastAsia="es-EC"/>
+              </w:rPr>
+              <w:t>for</w:t>
+            </w:r>
+            <w:proofErr w:type="spellEnd"/>
+            <w:r>
+              <w:rPr>
+                <w:rFonts w:eastAsia="Times New Roman" w:cs="Arial"/>
+                <w:szCs w:val="24"/>
+                <w:lang w:val="es-EC" w:eastAsia="es-EC"/>
+              </w:rPr>
+              <w:t xml:space="preserve"> XML Web </w:t>
+            </w:r>
+            <w:proofErr w:type="spellStart"/>
+            <w:r>
+              <w:rPr>
+                <w:rFonts w:eastAsia="Times New Roman" w:cs="Arial"/>
+                <w:szCs w:val="24"/>
+                <w:lang w:val="es-EC" w:eastAsia="es-EC"/>
+              </w:rPr>
+              <w:t>Services</w:t>
+            </w:r>
+            <w:proofErr w:type="spellEnd"/>
+            <w:r>
+              <w:rPr>
+                <w:rFonts w:eastAsia="Times New Roman" w:cs="Arial"/>
+                <w:szCs w:val="24"/>
+                <w:lang w:val="es-EC" w:eastAsia="es-EC"/>
+              </w:rPr>
+              <w:t xml:space="preserve"> (Tecnología Java utilizada para desarrollar servicios SOAP).</w:t>
             </w:r>
           </w:p>
         </w:tc>
@@ -15447,14 +15187,16 @@
                 <w:lang w:val="es-EC" w:eastAsia="es-EC"/>
               </w:rPr>
             </w:pPr>
-            <w:r>
-              <w:rPr>
-                <w:rFonts w:eastAsia="Times New Roman" w:cs="Arial"/>
-                <w:szCs w:val="24"/>
-                <w:lang w:val="es-EC" w:eastAsia="es-EC"/>
-              </w:rPr>
-              <w:t>JDK</w:t>
-            </w:r>
+            <w:proofErr w:type="spellStart"/>
+            <w:r>
+              <w:rPr>
+                <w:rFonts w:eastAsia="Times New Roman" w:cs="Arial"/>
+                <w:szCs w:val="24"/>
+                <w:lang w:val="es-EC" w:eastAsia="es-EC"/>
+              </w:rPr>
+              <w:t>Maven</w:t>
+            </w:r>
+            <w:proofErr w:type="spellEnd"/>
           </w:p>
         </w:tc>
         <w:tc>
@@ -15482,25 +15224,7 @@
                 <w:szCs w:val="24"/>
                 <w:lang w:val="es-EC" w:eastAsia="es-EC"/>
               </w:rPr>
-              <w:t xml:space="preserve">Java </w:t>
-            </w:r>
-            <w:proofErr w:type="spellStart"/>
-            <w:r>
-              <w:rPr>
-                <w:rFonts w:eastAsia="Times New Roman" w:cs="Arial"/>
-                <w:szCs w:val="24"/>
-                <w:lang w:val="es-EC" w:eastAsia="es-EC"/>
-              </w:rPr>
-              <w:t>Development</w:t>
-            </w:r>
-            <w:proofErr w:type="spellEnd"/>
-            <w:r>
-              <w:rPr>
-                <w:rFonts w:eastAsia="Times New Roman" w:cs="Arial"/>
-                <w:szCs w:val="24"/>
-                <w:lang w:val="es-EC" w:eastAsia="es-EC"/>
-              </w:rPr>
-              <w:t xml:space="preserve"> Kit (Kit de desarrollo utilizado para programar en Java).</w:t>
+              <w:t>Herramienta de gestión y construcción de proyectos Java.</w:t>
             </w:r>
           </w:p>
         </w:tc>
@@ -15532,7 +15256,7 @@
                 <w:szCs w:val="24"/>
                 <w:lang w:val="es-EC" w:eastAsia="es-EC"/>
               </w:rPr>
-              <w:t>JAX-WS</w:t>
+              <w:t>WAR</w:t>
             </w:r>
           </w:p>
         </w:tc>
@@ -15561,7 +15285,7 @@
                 <w:szCs w:val="24"/>
                 <w:lang w:val="es-EC" w:eastAsia="es-EC"/>
               </w:rPr>
-              <w:t xml:space="preserve">Java API </w:t>
+              <w:t xml:space="preserve">Web </w:t>
             </w:r>
             <w:proofErr w:type="spellStart"/>
             <w:r>
@@ -15570,7 +15294,7 @@
                 <w:szCs w:val="24"/>
                 <w:lang w:val="es-EC" w:eastAsia="es-EC"/>
               </w:rPr>
-              <w:t>for</w:t>
+              <w:t>Application</w:t>
             </w:r>
             <w:proofErr w:type="spellEnd"/>
             <w:r>
@@ -15579,25 +15303,7 @@
                 <w:szCs w:val="24"/>
                 <w:lang w:val="es-EC" w:eastAsia="es-EC"/>
               </w:rPr>
-              <w:t xml:space="preserve"> XML Web </w:t>
-            </w:r>
-            <w:proofErr w:type="spellStart"/>
-            <w:r>
-              <w:rPr>
-                <w:rFonts w:eastAsia="Times New Roman" w:cs="Arial"/>
-                <w:szCs w:val="24"/>
-                <w:lang w:val="es-EC" w:eastAsia="es-EC"/>
-              </w:rPr>
-              <w:t>Services</w:t>
-            </w:r>
-            <w:proofErr w:type="spellEnd"/>
-            <w:r>
-              <w:rPr>
-                <w:rFonts w:eastAsia="Times New Roman" w:cs="Arial"/>
-                <w:szCs w:val="24"/>
-                <w:lang w:val="es-EC" w:eastAsia="es-EC"/>
-              </w:rPr>
-              <w:t xml:space="preserve"> (Tecnología Java utilizada para desarrollar servicios SOAP).</w:t>
+              <w:t xml:space="preserve"> Archive (Formato de empaquetado de aplicaciones web Java).</w:t>
             </w:r>
           </w:p>
         </w:tc>
@@ -15626,16 +15332,14 @@
                 <w:lang w:val="es-EC" w:eastAsia="es-EC"/>
               </w:rPr>
             </w:pPr>
-            <w:proofErr w:type="spellStart"/>
-            <w:r>
-              <w:rPr>
-                <w:rFonts w:eastAsia="Times New Roman" w:cs="Arial"/>
-                <w:szCs w:val="24"/>
-                <w:lang w:val="es-EC" w:eastAsia="es-EC"/>
-              </w:rPr>
-              <w:t>Maven</w:t>
-            </w:r>
-            <w:proofErr w:type="spellEnd"/>
+            <w:r>
+              <w:rPr>
+                <w:rFonts w:eastAsia="Times New Roman" w:cs="Arial"/>
+                <w:szCs w:val="24"/>
+                <w:lang w:val="es-EC" w:eastAsia="es-EC"/>
+              </w:rPr>
+              <w:t>QA</w:t>
+            </w:r>
           </w:p>
         </w:tc>
         <w:tc>
@@ -15657,13 +15361,41 @@
                 <w:lang w:val="es-EC" w:eastAsia="es-EC"/>
               </w:rPr>
             </w:pPr>
-            <w:r>
-              <w:rPr>
-                <w:rFonts w:eastAsia="Times New Roman" w:cs="Arial"/>
-                <w:szCs w:val="24"/>
-                <w:lang w:val="es-EC" w:eastAsia="es-EC"/>
-              </w:rPr>
-              <w:t>Herramienta de gestión y construcción de proyectos Java.</w:t>
+            <w:proofErr w:type="spellStart"/>
+            <w:r>
+              <w:rPr>
+                <w:rFonts w:eastAsia="Times New Roman" w:cs="Arial"/>
+                <w:szCs w:val="24"/>
+                <w:lang w:val="es-EC" w:eastAsia="es-EC"/>
+              </w:rPr>
+              <w:t>Quality</w:t>
+            </w:r>
+            <w:proofErr w:type="spellEnd"/>
+            <w:r>
+              <w:rPr>
+                <w:rFonts w:eastAsia="Times New Roman" w:cs="Arial"/>
+                <w:szCs w:val="24"/>
+                <w:lang w:val="es-EC" w:eastAsia="es-EC"/>
+              </w:rPr>
+              <w:t xml:space="preserve"> </w:t>
+            </w:r>
+            <w:proofErr w:type="spellStart"/>
+            <w:r>
+              <w:rPr>
+                <w:rFonts w:eastAsia="Times New Roman" w:cs="Arial"/>
+                <w:szCs w:val="24"/>
+                <w:lang w:val="es-EC" w:eastAsia="es-EC"/>
+              </w:rPr>
+              <w:t>Assurance</w:t>
+            </w:r>
+            <w:proofErr w:type="spellEnd"/>
+            <w:r>
+              <w:rPr>
+                <w:rFonts w:eastAsia="Times New Roman" w:cs="Arial"/>
+                <w:szCs w:val="24"/>
+                <w:lang w:val="es-EC" w:eastAsia="es-EC"/>
+              </w:rPr>
+              <w:t xml:space="preserve"> (Proceso de aseguramiento de calidad y pruebas del sistema).</w:t>
             </w:r>
           </w:p>
         </w:tc>
@@ -15695,7 +15427,7 @@
                 <w:szCs w:val="24"/>
                 <w:lang w:val="es-EC" w:eastAsia="es-EC"/>
               </w:rPr>
-              <w:t>WAR</w:t>
+              <w:t>UI</w:t>
             </w:r>
           </w:p>
         </w:tc>
@@ -15718,14 +15450,6 @@
                 <w:lang w:val="es-EC" w:eastAsia="es-EC"/>
               </w:rPr>
             </w:pPr>
-            <w:r>
-              <w:rPr>
-                <w:rFonts w:eastAsia="Times New Roman" w:cs="Arial"/>
-                <w:szCs w:val="24"/>
-                <w:lang w:val="es-EC" w:eastAsia="es-EC"/>
-              </w:rPr>
-              <w:t xml:space="preserve">Web </w:t>
-            </w:r>
             <w:proofErr w:type="spellStart"/>
             <w:r>
               <w:rPr>
@@ -15733,7 +15457,7 @@
                 <w:szCs w:val="24"/>
                 <w:lang w:val="es-EC" w:eastAsia="es-EC"/>
               </w:rPr>
-              <w:t>Application</w:t>
+              <w:t>User</w:t>
             </w:r>
             <w:proofErr w:type="spellEnd"/>
             <w:r>
@@ -15742,7 +15466,7 @@
                 <w:szCs w:val="24"/>
                 <w:lang w:val="es-EC" w:eastAsia="es-EC"/>
               </w:rPr>
-              <w:t xml:space="preserve"> Archive (Formato de empaquetado de aplicaciones web Java).</w:t>
+              <w:t xml:space="preserve"> Interface (Interfaz de Usuario).</w:t>
             </w:r>
           </w:p>
         </w:tc>
@@ -15777,8 +15501,7 @@
                 <w:szCs w:val="24"/>
                 <w:lang w:val="es-EC" w:eastAsia="es-EC"/>
               </w:rPr>
-              <w:lastRenderedPageBreak/>
-              <w:t>QA</w:t>
+              <w:t>UX</w:t>
             </w:r>
           </w:p>
         </w:tc>
@@ -15808,7 +15531,7 @@
                 <w:szCs w:val="24"/>
                 <w:lang w:val="es-EC" w:eastAsia="es-EC"/>
               </w:rPr>
-              <w:t>Quality</w:t>
+              <w:t>User</w:t>
             </w:r>
             <w:proofErr w:type="spellEnd"/>
             <w:r>
@@ -15826,7 +15549,7 @@
                 <w:szCs w:val="24"/>
                 <w:lang w:val="es-EC" w:eastAsia="es-EC"/>
               </w:rPr>
-              <w:t>Assurance</w:t>
+              <w:t>Experience</w:t>
             </w:r>
             <w:proofErr w:type="spellEnd"/>
             <w:r>
@@ -15835,7 +15558,7 @@
                 <w:szCs w:val="24"/>
                 <w:lang w:val="es-EC" w:eastAsia="es-EC"/>
               </w:rPr>
-              <w:t xml:space="preserve"> (Proceso de aseguramiento de calidad y pruebas del sistema).</w:t>
+              <w:t xml:space="preserve"> (Experiencia de Usuario).</w:t>
             </w:r>
           </w:p>
         </w:tc>
@@ -15861,14 +15584,16 @@
                 <w:lang w:val="es-EC" w:eastAsia="es-EC"/>
               </w:rPr>
             </w:pPr>
-            <w:r>
-              <w:rPr>
-                <w:rFonts w:eastAsia="Times New Roman" w:cs="Arial"/>
-                <w:szCs w:val="24"/>
-                <w:lang w:val="es-EC" w:eastAsia="es-EC"/>
-              </w:rPr>
-              <w:t>UI</w:t>
-            </w:r>
+            <w:proofErr w:type="spellStart"/>
+            <w:r>
+              <w:rPr>
+                <w:rFonts w:eastAsia="Times New Roman" w:cs="Arial"/>
+                <w:szCs w:val="24"/>
+                <w:lang w:val="es-EC" w:eastAsia="es-EC"/>
+              </w:rPr>
+              <w:t>localhost</w:t>
+            </w:r>
+            <w:proofErr w:type="spellEnd"/>
           </w:p>
         </w:tc>
         <w:tc>
@@ -15890,23 +15615,13 @@
                 <w:lang w:val="es-EC" w:eastAsia="es-EC"/>
               </w:rPr>
             </w:pPr>
-            <w:proofErr w:type="spellStart"/>
-            <w:r>
-              <w:rPr>
-                <w:rFonts w:eastAsia="Times New Roman" w:cs="Arial"/>
-                <w:szCs w:val="24"/>
-                <w:lang w:val="es-EC" w:eastAsia="es-EC"/>
-              </w:rPr>
-              <w:t>User</w:t>
-            </w:r>
-            <w:proofErr w:type="spellEnd"/>
-            <w:r>
-              <w:rPr>
-                <w:rFonts w:eastAsia="Times New Roman" w:cs="Arial"/>
-                <w:szCs w:val="24"/>
-                <w:lang w:val="es-EC" w:eastAsia="es-EC"/>
-              </w:rPr>
-              <w:t xml:space="preserve"> Interface (Interfaz de Usuario).</w:t>
+            <w:r>
+              <w:rPr>
+                <w:rFonts w:eastAsia="Times New Roman" w:cs="Arial"/>
+                <w:szCs w:val="24"/>
+                <w:lang w:val="es-EC" w:eastAsia="es-EC"/>
+              </w:rPr>
+              <w:t>Dirección utilizada para ejecutar aplicaciones y servicios en el equipo local.</w:t>
             </w:r>
           </w:p>
         </w:tc>
@@ -15941,7 +15656,7 @@
                 <w:szCs w:val="24"/>
                 <w:lang w:val="es-EC" w:eastAsia="es-EC"/>
               </w:rPr>
-              <w:t>UX</w:t>
+              <w:t>Payara</w:t>
             </w:r>
           </w:p>
         </w:tc>
@@ -15964,41 +15679,13 @@
                 <w:lang w:val="es-EC" w:eastAsia="es-EC"/>
               </w:rPr>
             </w:pPr>
-            <w:proofErr w:type="spellStart"/>
-            <w:r>
-              <w:rPr>
-                <w:rFonts w:eastAsia="Times New Roman" w:cs="Arial"/>
-                <w:szCs w:val="24"/>
-                <w:lang w:val="es-EC" w:eastAsia="es-EC"/>
-              </w:rPr>
-              <w:t>User</w:t>
-            </w:r>
-            <w:proofErr w:type="spellEnd"/>
-            <w:r>
-              <w:rPr>
-                <w:rFonts w:eastAsia="Times New Roman" w:cs="Arial"/>
-                <w:szCs w:val="24"/>
-                <w:lang w:val="es-EC" w:eastAsia="es-EC"/>
-              </w:rPr>
-              <w:t xml:space="preserve"> </w:t>
-            </w:r>
-            <w:proofErr w:type="spellStart"/>
-            <w:r>
-              <w:rPr>
-                <w:rFonts w:eastAsia="Times New Roman" w:cs="Arial"/>
-                <w:szCs w:val="24"/>
-                <w:lang w:val="es-EC" w:eastAsia="es-EC"/>
-              </w:rPr>
-              <w:t>Experience</w:t>
-            </w:r>
-            <w:proofErr w:type="spellEnd"/>
-            <w:r>
-              <w:rPr>
-                <w:rFonts w:eastAsia="Times New Roman" w:cs="Arial"/>
-                <w:szCs w:val="24"/>
-                <w:lang w:val="es-EC" w:eastAsia="es-EC"/>
-              </w:rPr>
-              <w:t xml:space="preserve"> (Experiencia de Usuario).</w:t>
+            <w:r>
+              <w:rPr>
+                <w:rFonts w:eastAsia="Times New Roman" w:cs="Arial"/>
+                <w:szCs w:val="24"/>
+                <w:lang w:val="es-EC" w:eastAsia="es-EC"/>
+              </w:rPr>
+              <w:t>Servidor de aplicaciones utilizado para desplegar servicios SOAP Java.</w:t>
             </w:r>
           </w:p>
         </w:tc>
@@ -16031,9 +15718,17 @@
                 <w:szCs w:val="24"/>
                 <w:lang w:val="es-EC" w:eastAsia="es-EC"/>
               </w:rPr>
-              <w:t>localhost</w:t>
+              <w:t>Jakarta</w:t>
             </w:r>
             <w:proofErr w:type="spellEnd"/>
+            <w:r>
+              <w:rPr>
+                <w:rFonts w:eastAsia="Times New Roman" w:cs="Arial"/>
+                <w:szCs w:val="24"/>
+                <w:lang w:val="es-EC" w:eastAsia="es-EC"/>
+              </w:rPr>
+              <w:t xml:space="preserve"> EE</w:t>
+            </w:r>
           </w:p>
         </w:tc>
         <w:tc>
@@ -16049,207 +15744,6 @@
               <w:autoSpaceDN/>
               <w:spacing w:before="0" w:after="0" w:line="276" w:lineRule="auto"/>
               <w:cnfStyle w:val="000000000000" w:firstRow="0" w:lastRow="0" w:firstColumn="0" w:lastColumn="0" w:oddVBand="0" w:evenVBand="0" w:oddHBand="0" w:evenHBand="0" w:firstRowFirstColumn="0" w:firstRowLastColumn="0" w:lastRowFirstColumn="0" w:lastRowLastColumn="0"/>
-              <w:rPr>
-                <w:rFonts w:eastAsia="Times New Roman" w:cs="Arial"/>
-                <w:szCs w:val="24"/>
-                <w:lang w:val="es-EC" w:eastAsia="es-EC"/>
-              </w:rPr>
-            </w:pPr>
-            <w:r>
-              <w:rPr>
-                <w:rFonts w:eastAsia="Times New Roman" w:cs="Arial"/>
-                <w:szCs w:val="24"/>
-                <w:lang w:val="es-EC" w:eastAsia="es-EC"/>
-              </w:rPr>
-              <w:t>Dirección utilizada para ejecutar aplicaciones y servicios en el equipo local.</w:t>
-            </w:r>
-          </w:p>
-        </w:tc>
-      </w:tr>
-      <w:tr>
-        <w:trPr>
-          <w:cnfStyle w:val="000000100000" w:firstRow="0" w:lastRow="0" w:firstColumn="0" w:lastColumn="0" w:oddVBand="0" w:evenVBand="0" w:oddHBand="1" w:evenHBand="0" w:firstRowFirstColumn="0" w:firstRowLastColumn="0" w:lastRowFirstColumn="0" w:lastRowLastColumn="0"/>
-        </w:trPr>
-        <w:tc>
-          <w:tcPr>
-            <w:cnfStyle w:val="001000000000" w:firstRow="0" w:lastRow="0" w:firstColumn="1" w:lastColumn="0" w:oddVBand="0" w:evenVBand="0" w:oddHBand="0" w:evenHBand="0" w:firstRowFirstColumn="0" w:firstRowLastColumn="0" w:lastRowFirstColumn="0" w:lastRowLastColumn="0"/>
-            <w:tcW w:w="3114" w:type="dxa"/>
-            <w:vAlign w:val="center"/>
-            <w:hideMark/>
-          </w:tcPr>
-          <w:p>
-            <w:pPr>
-              <w:widowControl/>
-              <w:autoSpaceDE/>
-              <w:autoSpaceDN/>
-              <w:spacing w:before="0" w:after="0" w:line="276" w:lineRule="auto"/>
-              <w:jc w:val="center"/>
-              <w:rPr>
-                <w:rFonts w:eastAsia="Times New Roman" w:cs="Arial"/>
-                <w:szCs w:val="24"/>
-                <w:lang w:val="es-EC" w:eastAsia="es-EC"/>
-              </w:rPr>
-            </w:pPr>
-            <w:proofErr w:type="spellStart"/>
-            <w:r>
-              <w:rPr>
-                <w:rFonts w:eastAsia="Times New Roman" w:cs="Arial"/>
-                <w:szCs w:val="24"/>
-                <w:lang w:val="es-EC" w:eastAsia="es-EC"/>
-              </w:rPr>
-              <w:t>MariaDB</w:t>
-            </w:r>
-            <w:proofErr w:type="spellEnd"/>
-          </w:p>
-        </w:tc>
-        <w:tc>
-          <w:tcPr>
-            <w:tcW w:w="6306" w:type="dxa"/>
-            <w:vAlign w:val="center"/>
-            <w:hideMark/>
-          </w:tcPr>
-          <w:p>
-            <w:pPr>
-              <w:widowControl/>
-              <w:autoSpaceDE/>
-              <w:autoSpaceDN/>
-              <w:spacing w:before="0" w:after="0" w:line="276" w:lineRule="auto"/>
-              <w:cnfStyle w:val="000000100000" w:firstRow="0" w:lastRow="0" w:firstColumn="0" w:lastColumn="0" w:oddVBand="0" w:evenVBand="0" w:oddHBand="1" w:evenHBand="0" w:firstRowFirstColumn="0" w:firstRowLastColumn="0" w:lastRowFirstColumn="0" w:lastRowLastColumn="0"/>
-              <w:rPr>
-                <w:rFonts w:eastAsia="Times New Roman" w:cs="Arial"/>
-                <w:szCs w:val="24"/>
-                <w:lang w:val="es-EC" w:eastAsia="es-EC"/>
-              </w:rPr>
-            </w:pPr>
-            <w:r>
-              <w:rPr>
-                <w:rFonts w:eastAsia="Times New Roman" w:cs="Arial"/>
-                <w:szCs w:val="24"/>
-                <w:lang w:val="es-EC" w:eastAsia="es-EC"/>
-              </w:rPr>
-              <w:t>Sistema gestor de base de datos utilizado por el sistema.</w:t>
-            </w:r>
-          </w:p>
-        </w:tc>
-      </w:tr>
-      <w:tr>
-        <w:tc>
-          <w:tcPr>
-            <w:cnfStyle w:val="001000000000" w:firstRow="0" w:lastRow="0" w:firstColumn="1" w:lastColumn="0" w:oddVBand="0" w:evenVBand="0" w:oddHBand="0" w:evenHBand="0" w:firstRowFirstColumn="0" w:firstRowLastColumn="0" w:lastRowFirstColumn="0" w:lastRowLastColumn="0"/>
-            <w:tcW w:w="3114" w:type="dxa"/>
-            <w:vAlign w:val="center"/>
-            <w:hideMark/>
-          </w:tcPr>
-          <w:p>
-            <w:pPr>
-              <w:widowControl/>
-              <w:autoSpaceDE/>
-              <w:autoSpaceDN/>
-              <w:spacing w:before="0" w:after="0" w:line="276" w:lineRule="auto"/>
-              <w:jc w:val="center"/>
-              <w:rPr>
-                <w:rFonts w:eastAsia="Times New Roman" w:cs="Arial"/>
-                <w:szCs w:val="24"/>
-                <w:lang w:val="es-EC" w:eastAsia="es-EC"/>
-              </w:rPr>
-            </w:pPr>
-            <w:r>
-              <w:rPr>
-                <w:rFonts w:eastAsia="Times New Roman" w:cs="Arial"/>
-                <w:szCs w:val="24"/>
-                <w:lang w:val="es-EC" w:eastAsia="es-EC"/>
-              </w:rPr>
-              <w:t>Payara</w:t>
-            </w:r>
-          </w:p>
-        </w:tc>
-        <w:tc>
-          <w:tcPr>
-            <w:tcW w:w="6306" w:type="dxa"/>
-            <w:vAlign w:val="center"/>
-            <w:hideMark/>
-          </w:tcPr>
-          <w:p>
-            <w:pPr>
-              <w:widowControl/>
-              <w:autoSpaceDE/>
-              <w:autoSpaceDN/>
-              <w:spacing w:before="0" w:after="0" w:line="276" w:lineRule="auto"/>
-              <w:cnfStyle w:val="000000000000" w:firstRow="0" w:lastRow="0" w:firstColumn="0" w:lastColumn="0" w:oddVBand="0" w:evenVBand="0" w:oddHBand="0" w:evenHBand="0" w:firstRowFirstColumn="0" w:firstRowLastColumn="0" w:lastRowFirstColumn="0" w:lastRowLastColumn="0"/>
-              <w:rPr>
-                <w:rFonts w:eastAsia="Times New Roman" w:cs="Arial"/>
-                <w:szCs w:val="24"/>
-                <w:lang w:val="es-EC" w:eastAsia="es-EC"/>
-              </w:rPr>
-            </w:pPr>
-            <w:r>
-              <w:rPr>
-                <w:rFonts w:eastAsia="Times New Roman" w:cs="Arial"/>
-                <w:szCs w:val="24"/>
-                <w:lang w:val="es-EC" w:eastAsia="es-EC"/>
-              </w:rPr>
-              <w:t>Servidor de aplicaciones utilizado para desplegar servicios SOAP Java.</w:t>
-            </w:r>
-          </w:p>
-        </w:tc>
-      </w:tr>
-      <w:tr>
-        <w:trPr>
-          <w:cnfStyle w:val="000000100000" w:firstRow="0" w:lastRow="0" w:firstColumn="0" w:lastColumn="0" w:oddVBand="0" w:evenVBand="0" w:oddHBand="1" w:evenHBand="0" w:firstRowFirstColumn="0" w:firstRowLastColumn="0" w:lastRowFirstColumn="0" w:lastRowLastColumn="0"/>
-        </w:trPr>
-        <w:tc>
-          <w:tcPr>
-            <w:cnfStyle w:val="001000000000" w:firstRow="0" w:lastRow="0" w:firstColumn="1" w:lastColumn="0" w:oddVBand="0" w:evenVBand="0" w:oddHBand="0" w:evenHBand="0" w:firstRowFirstColumn="0" w:firstRowLastColumn="0" w:lastRowFirstColumn="0" w:lastRowLastColumn="0"/>
-            <w:tcW w:w="3114" w:type="dxa"/>
-            <w:vAlign w:val="center"/>
-            <w:hideMark/>
-          </w:tcPr>
-          <w:p>
-            <w:pPr>
-              <w:widowControl/>
-              <w:autoSpaceDE/>
-              <w:autoSpaceDN/>
-              <w:spacing w:before="0" w:after="0" w:line="276" w:lineRule="auto"/>
-              <w:jc w:val="center"/>
-              <w:rPr>
-                <w:rFonts w:eastAsia="Times New Roman" w:cs="Arial"/>
-                <w:szCs w:val="24"/>
-                <w:lang w:val="es-EC" w:eastAsia="es-EC"/>
-              </w:rPr>
-            </w:pPr>
-            <w:proofErr w:type="spellStart"/>
-            <w:r>
-              <w:rPr>
-                <w:rFonts w:eastAsia="Times New Roman" w:cs="Arial"/>
-                <w:szCs w:val="24"/>
-                <w:lang w:val="es-EC" w:eastAsia="es-EC"/>
-              </w:rPr>
-              <w:t>Jakarta</w:t>
-            </w:r>
-            <w:proofErr w:type="spellEnd"/>
-            <w:r>
-              <w:rPr>
-                <w:rFonts w:eastAsia="Times New Roman" w:cs="Arial"/>
-                <w:szCs w:val="24"/>
-                <w:lang w:val="es-EC" w:eastAsia="es-EC"/>
-              </w:rPr>
-              <w:t xml:space="preserve"> EE</w:t>
-            </w:r>
-          </w:p>
-        </w:tc>
-        <w:tc>
-          <w:tcPr>
-            <w:tcW w:w="6306" w:type="dxa"/>
-            <w:vAlign w:val="center"/>
-            <w:hideMark/>
-          </w:tcPr>
-          <w:p>
-            <w:pPr>
-              <w:widowControl/>
-              <w:autoSpaceDE/>
-              <w:autoSpaceDN/>
-              <w:spacing w:before="0" w:after="0" w:line="276" w:lineRule="auto"/>
-              <w:cnfStyle w:val="000000100000" w:firstRow="0" w:lastRow="0" w:firstColumn="0" w:lastColumn="0" w:oddVBand="0" w:evenVBand="0" w:oddHBand="1" w:evenHBand="0" w:firstRowFirstColumn="0" w:firstRowLastColumn="0" w:lastRowFirstColumn="0" w:lastRowLastColumn="0"/>
               <w:rPr>
                 <w:rFonts w:eastAsia="Times New Roman" w:cs="Arial"/>
                 <w:szCs w:val="24"/>
@@ -16283,45 +15777,46 @@
           <w:numId w:val="2"/>
         </w:numPr>
       </w:pPr>
-      <w:bookmarkStart w:id="16" w:name="_Toc229416148"/>
-      <w:r>
+      <w:bookmarkStart w:id="15" w:name="_Toc229416148"/>
+      <w:r>
+        <w:lastRenderedPageBreak/>
         <w:t>Referencias</w:t>
       </w:r>
+      <w:bookmarkEnd w:id="15"/>
+    </w:p>
+    <w:p>
+      <w:pPr>
+        <w:pStyle w:val="Descripcin"/>
+      </w:pPr>
+      <w:bookmarkStart w:id="16" w:name="_Toc221056209"/>
+      <w:r>
+        <w:t xml:space="preserve">Tabla </w:t>
+      </w:r>
+      <w:r>
+        <w:fldChar w:fldCharType="begin"/>
+      </w:r>
+      <w:r>
+        <w:instrText xml:space="preserve"> SEQ Tabla \* ARABIC </w:instrText>
+      </w:r>
+      <w:r>
+        <w:fldChar w:fldCharType="separate"/>
+      </w:r>
+      <w:r>
+        <w:rPr>
+          <w:noProof/>
+        </w:rPr>
+        <w:t>3</w:t>
+      </w:r>
+      <w:r>
+        <w:fldChar w:fldCharType="end"/>
+      </w:r>
+      <w:r>
+        <w:t xml:space="preserve">. </w:t>
+      </w:r>
+      <w:r>
+        <w:t>Referencias</w:t>
+      </w:r>
       <w:bookmarkEnd w:id="16"/>
-    </w:p>
-    <w:p>
-      <w:pPr>
-        <w:pStyle w:val="Descripcin"/>
-      </w:pPr>
-      <w:bookmarkStart w:id="17" w:name="_Toc221056209"/>
-      <w:r>
-        <w:t xml:space="preserve">Tabla </w:t>
-      </w:r>
-      <w:r>
-        <w:fldChar w:fldCharType="begin"/>
-      </w:r>
-      <w:r>
-        <w:instrText xml:space="preserve"> SEQ Tabla \* ARABIC </w:instrText>
-      </w:r>
-      <w:r>
-        <w:fldChar w:fldCharType="separate"/>
-      </w:r>
-      <w:r>
-        <w:rPr>
-          <w:noProof/>
-        </w:rPr>
-        <w:t>3</w:t>
-      </w:r>
-      <w:r>
-        <w:fldChar w:fldCharType="end"/>
-      </w:r>
-      <w:r>
-        <w:t xml:space="preserve">. </w:t>
-      </w:r>
-      <w:r>
-        <w:t>Referencias</w:t>
-      </w:r>
-      <w:bookmarkEnd w:id="17"/>
     </w:p>
     <w:tbl>
       <w:tblPr>
@@ -16331,10 +15826,10 @@
       </w:tblPr>
       <w:tblGrid>
         <w:gridCol w:w="1377"/>
-        <w:gridCol w:w="2196"/>
-        <w:gridCol w:w="3383"/>
+        <w:gridCol w:w="2179"/>
+        <w:gridCol w:w="3427"/>
         <w:gridCol w:w="884"/>
-        <w:gridCol w:w="1580"/>
+        <w:gridCol w:w="1553"/>
       </w:tblGrid>
       <w:tr>
         <w:trPr>
@@ -17234,7 +16729,7 @@
                 <w:rFonts w:cs="Arial"/>
                 <w:szCs w:val="24"/>
               </w:rPr>
-              <w:t>6</w:t>
+              <w:t>7</w:t>
             </w:r>
           </w:p>
         </w:tc>
@@ -17257,7 +16752,7 @@
                 <w:rFonts w:cs="Arial"/>
                 <w:szCs w:val="24"/>
               </w:rPr>
-              <w:t xml:space="preserve">Documentación </w:t>
+              <w:t xml:space="preserve">W3C SOAP </w:t>
             </w:r>
             <w:proofErr w:type="spellStart"/>
             <w:r>
@@ -17265,7 +16760,7 @@
                 <w:rFonts w:cs="Arial"/>
                 <w:szCs w:val="24"/>
               </w:rPr>
-              <w:t>MariaDB</w:t>
+              <w:t>Specification</w:t>
             </w:r>
             <w:proofErr w:type="spellEnd"/>
           </w:p>
@@ -17282,46 +16777,16 @@
               <w:rPr>
                 <w:rFonts w:cs="Arial"/>
                 <w:szCs w:val="24"/>
+                <w:lang w:val="en-US"/>
               </w:rPr>
             </w:pPr>
             <w:r>
               <w:rPr>
                 <w:rFonts w:cs="Arial"/>
                 <w:szCs w:val="24"/>
-              </w:rPr>
-              <w:t xml:space="preserve">JDBC </w:t>
-            </w:r>
-            <w:proofErr w:type="spellStart"/>
-            <w:r>
-              <w:rPr>
-                <w:rFonts w:cs="Arial"/>
-                <w:szCs w:val="24"/>
-              </w:rPr>
-              <w:t>Connector</w:t>
-            </w:r>
-            <w:proofErr w:type="spellEnd"/>
-            <w:r>
-              <w:rPr>
-                <w:rFonts w:cs="Arial"/>
-                <w:szCs w:val="24"/>
-              </w:rPr>
-              <w:t xml:space="preserve"> / Configuración y conexión con </w:t>
-            </w:r>
-            <w:proofErr w:type="spellStart"/>
-            <w:r>
-              <w:rPr>
-                <w:rFonts w:cs="Arial"/>
-                <w:szCs w:val="24"/>
-              </w:rPr>
-              <w:t>MariaDB</w:t>
-            </w:r>
-            <w:proofErr w:type="spellEnd"/>
-            <w:r>
-              <w:rPr>
-                <w:rFonts w:cs="Arial"/>
-                <w:szCs w:val="24"/>
-              </w:rPr>
-              <w:t>.</w:t>
+                <w:lang w:val="en-US"/>
+              </w:rPr>
+              <w:t>Simple Object Access Protocol (SOAP) Version 1.2.</w:t>
             </w:r>
           </w:p>
         </w:tc>
@@ -17344,7 +16809,7 @@
                 <w:rFonts w:cs="Arial"/>
                 <w:szCs w:val="24"/>
               </w:rPr>
-              <w:t>2024</w:t>
+              <w:t>2007</w:t>
             </w:r>
           </w:p>
         </w:tc>
@@ -17362,31 +16827,13 @@
                 <w:szCs w:val="24"/>
               </w:rPr>
             </w:pPr>
-            <w:proofErr w:type="spellStart"/>
             <w:r>
               <w:rPr>
                 <w:rFonts w:cs="Arial"/>
                 <w:szCs w:val="24"/>
               </w:rPr>
-              <w:t>MariaDB</w:t>
-            </w:r>
-            <w:proofErr w:type="spellEnd"/>
-            <w:r>
-              <w:rPr>
-                <w:rFonts w:cs="Arial"/>
-                <w:szCs w:val="24"/>
-              </w:rPr>
-              <w:t xml:space="preserve"> </w:t>
-            </w:r>
-            <w:proofErr w:type="spellStart"/>
-            <w:r>
-              <w:rPr>
-                <w:rFonts w:cs="Arial"/>
-                <w:szCs w:val="24"/>
-              </w:rPr>
-              <w:t>Corporation</w:t>
-            </w:r>
-            <w:proofErr w:type="spellEnd"/>
+              <w:t>W3C</w:t>
+            </w:r>
           </w:p>
         </w:tc>
       </w:tr>
@@ -17414,7 +16861,7 @@
                 <w:rFonts w:cs="Arial"/>
                 <w:szCs w:val="24"/>
               </w:rPr>
-              <w:t>7</w:t>
+              <w:t>8</w:t>
             </w:r>
           </w:p>
         </w:tc>
@@ -17432,12 +16879,21 @@
                 <w:szCs w:val="24"/>
               </w:rPr>
             </w:pPr>
+            <w:proofErr w:type="spellStart"/>
             <w:r>
               <w:rPr>
                 <w:rFonts w:cs="Arial"/>
                 <w:szCs w:val="24"/>
               </w:rPr>
-              <w:t xml:space="preserve">W3C SOAP </w:t>
+              <w:t>Jakarta</w:t>
+            </w:r>
+            <w:proofErr w:type="spellEnd"/>
+            <w:r>
+              <w:rPr>
+                <w:rFonts w:cs="Arial"/>
+                <w:szCs w:val="24"/>
+              </w:rPr>
+              <w:t xml:space="preserve"> EE </w:t>
             </w:r>
             <w:proofErr w:type="spellStart"/>
             <w:r>
@@ -17445,7 +16901,7 @@
                 <w:rFonts w:cs="Arial"/>
                 <w:szCs w:val="24"/>
               </w:rPr>
-              <w:t>Specification</w:t>
+              <w:t>Documentation</w:t>
             </w:r>
             <w:proofErr w:type="spellEnd"/>
           </w:p>
@@ -17462,16 +16918,30 @@
               <w:rPr>
                 <w:rFonts w:cs="Arial"/>
                 <w:szCs w:val="24"/>
-                <w:lang w:val="en-US"/>
               </w:rPr>
             </w:pPr>
             <w:r>
               <w:rPr>
                 <w:rFonts w:cs="Arial"/>
                 <w:szCs w:val="24"/>
-                <w:lang w:val="en-US"/>
-              </w:rPr>
-              <w:t>Simple Object Access Protocol (SOAP) Version 1.2.</w:t>
+              </w:rPr>
+              <w:t xml:space="preserve">Documentación oficial para desarrollo de servicios web con </w:t>
+            </w:r>
+            <w:proofErr w:type="spellStart"/>
+            <w:r>
+              <w:rPr>
+                <w:rFonts w:cs="Arial"/>
+                <w:szCs w:val="24"/>
+              </w:rPr>
+              <w:t>Jakarta</w:t>
+            </w:r>
+            <w:proofErr w:type="spellEnd"/>
+            <w:r>
+              <w:rPr>
+                <w:rFonts w:cs="Arial"/>
+                <w:szCs w:val="24"/>
+              </w:rPr>
+              <w:t xml:space="preserve"> EE 10.</w:t>
             </w:r>
           </w:p>
         </w:tc>
@@ -17494,7 +16964,7 @@
                 <w:rFonts w:cs="Arial"/>
                 <w:szCs w:val="24"/>
               </w:rPr>
-              <w:t>2007</w:t>
+              <w:t>2024</w:t>
             </w:r>
           </w:p>
         </w:tc>
@@ -17517,8 +16987,17 @@
                 <w:rFonts w:cs="Arial"/>
                 <w:szCs w:val="24"/>
               </w:rPr>
-              <w:t>W3C</w:t>
-            </w:r>
+              <w:t xml:space="preserve">Eclipse </w:t>
+            </w:r>
+            <w:proofErr w:type="spellStart"/>
+            <w:r>
+              <w:rPr>
+                <w:rFonts w:cs="Arial"/>
+                <w:szCs w:val="24"/>
+              </w:rPr>
+              <w:t>Foundation</w:t>
+            </w:r>
+            <w:proofErr w:type="spellEnd"/>
           </w:p>
         </w:tc>
       </w:tr>
@@ -17543,8 +17022,7 @@
                 <w:rFonts w:cs="Arial"/>
                 <w:szCs w:val="24"/>
               </w:rPr>
-              <w:lastRenderedPageBreak/>
-              <w:t>8</w:t>
+              <w:t>9</w:t>
             </w:r>
           </w:p>
         </w:tc>
@@ -17562,21 +17040,12 @@
                 <w:szCs w:val="24"/>
               </w:rPr>
             </w:pPr>
-            <w:proofErr w:type="spellStart"/>
             <w:r>
               <w:rPr>
                 <w:rFonts w:cs="Arial"/>
                 <w:szCs w:val="24"/>
               </w:rPr>
-              <w:t>Jakarta</w:t>
-            </w:r>
-            <w:proofErr w:type="spellEnd"/>
-            <w:r>
-              <w:rPr>
-                <w:rFonts w:cs="Arial"/>
-                <w:szCs w:val="24"/>
-              </w:rPr>
-              <w:t xml:space="preserve"> EE </w:t>
+              <w:t xml:space="preserve">Payara Server </w:t>
             </w:r>
             <w:proofErr w:type="spellStart"/>
             <w:r>
@@ -17608,23 +17077,7 @@
                 <w:rFonts w:cs="Arial"/>
                 <w:szCs w:val="24"/>
               </w:rPr>
-              <w:t xml:space="preserve">Documentación oficial para desarrollo de servicios web con </w:t>
-            </w:r>
-            <w:proofErr w:type="spellStart"/>
-            <w:r>
-              <w:rPr>
-                <w:rFonts w:cs="Arial"/>
-                <w:szCs w:val="24"/>
-              </w:rPr>
-              <w:t>Jakarta</w:t>
-            </w:r>
-            <w:proofErr w:type="spellEnd"/>
-            <w:r>
-              <w:rPr>
-                <w:rFonts w:cs="Arial"/>
-                <w:szCs w:val="24"/>
-              </w:rPr>
-              <w:t xml:space="preserve"> EE 10.</w:t>
+              <w:t>Configuración y despliegue de aplicaciones SOAP en Payara Server 7.</w:t>
             </w:r>
           </w:p>
         </w:tc>
@@ -17670,7 +17123,7 @@
                 <w:rFonts w:cs="Arial"/>
                 <w:szCs w:val="24"/>
               </w:rPr>
-              <w:t xml:space="preserve">Eclipse </w:t>
+              <w:t xml:space="preserve">Payara </w:t>
             </w:r>
             <w:proofErr w:type="spellStart"/>
             <w:r>
@@ -17708,7 +17161,7 @@
                 <w:rFonts w:cs="Arial"/>
                 <w:szCs w:val="24"/>
               </w:rPr>
-              <w:t>9</w:t>
+              <w:t>10</w:t>
             </w:r>
           </w:p>
         </w:tc>
@@ -17726,12 +17179,37 @@
                 <w:szCs w:val="24"/>
               </w:rPr>
             </w:pPr>
+            <w:proofErr w:type="spellStart"/>
             <w:r>
               <w:rPr>
                 <w:rFonts w:cs="Arial"/>
                 <w:szCs w:val="24"/>
               </w:rPr>
-              <w:t xml:space="preserve">Payara Server </w:t>
+              <w:t>Android</w:t>
+            </w:r>
+            <w:proofErr w:type="spellEnd"/>
+            <w:r>
+              <w:rPr>
+                <w:rFonts w:cs="Arial"/>
+                <w:szCs w:val="24"/>
+              </w:rPr>
+              <w:t xml:space="preserve"> </w:t>
+            </w:r>
+            <w:proofErr w:type="spellStart"/>
+            <w:r>
+              <w:rPr>
+                <w:rFonts w:cs="Arial"/>
+                <w:szCs w:val="24"/>
+              </w:rPr>
+              <w:t>Developers</w:t>
+            </w:r>
+            <w:proofErr w:type="spellEnd"/>
+            <w:r>
+              <w:rPr>
+                <w:rFonts w:cs="Arial"/>
+                <w:szCs w:val="24"/>
+              </w:rPr>
+              <w:t xml:space="preserve"> </w:t>
             </w:r>
             <w:proofErr w:type="spellStart"/>
             <w:r>
@@ -17763,7 +17241,23 @@
                 <w:rFonts w:cs="Arial"/>
                 <w:szCs w:val="24"/>
               </w:rPr>
-              <w:t>Configuración y despliegue de aplicaciones SOAP en Payara Server 7.</w:t>
+              <w:t xml:space="preserve">Consumo de servicios web y conexiones HTTP en </w:t>
+            </w:r>
+            <w:proofErr w:type="spellStart"/>
+            <w:r>
+              <w:rPr>
+                <w:rFonts w:cs="Arial"/>
+                <w:szCs w:val="24"/>
+              </w:rPr>
+              <w:t>Android</w:t>
+            </w:r>
+            <w:proofErr w:type="spellEnd"/>
+            <w:r>
+              <w:rPr>
+                <w:rFonts w:cs="Arial"/>
+                <w:szCs w:val="24"/>
+              </w:rPr>
+              <w:t xml:space="preserve"> Studio.</w:t>
             </w:r>
           </w:p>
         </w:tc>
@@ -17809,7 +17303,7 @@
                 <w:rFonts w:cs="Arial"/>
                 <w:szCs w:val="24"/>
               </w:rPr>
-              <w:t xml:space="preserve">Payara </w:t>
+              <w:t xml:space="preserve">Google </w:t>
             </w:r>
             <w:proofErr w:type="spellStart"/>
             <w:r>
@@ -17817,7 +17311,7 @@
                 <w:rFonts w:cs="Arial"/>
                 <w:szCs w:val="24"/>
               </w:rPr>
-              <w:t>Foundation</w:t>
+              <w:t>Developers</w:t>
             </w:r>
             <w:proofErr w:type="spellEnd"/>
           </w:p>
@@ -17844,7 +17338,7 @@
                 <w:rFonts w:cs="Arial"/>
                 <w:szCs w:val="24"/>
               </w:rPr>
-              <w:t>10</w:t>
+              <w:t>11</w:t>
             </w:r>
           </w:p>
         </w:tc>
@@ -17862,37 +17356,12 @@
                 <w:szCs w:val="24"/>
               </w:rPr>
             </w:pPr>
-            <w:proofErr w:type="spellStart"/>
             <w:r>
               <w:rPr>
                 <w:rFonts w:cs="Arial"/>
                 <w:szCs w:val="24"/>
               </w:rPr>
-              <w:t>Android</w:t>
-            </w:r>
-            <w:proofErr w:type="spellEnd"/>
-            <w:r>
-              <w:rPr>
-                <w:rFonts w:cs="Arial"/>
-                <w:szCs w:val="24"/>
-              </w:rPr>
-              <w:t xml:space="preserve"> </w:t>
-            </w:r>
-            <w:proofErr w:type="spellStart"/>
-            <w:r>
-              <w:rPr>
-                <w:rFonts w:cs="Arial"/>
-                <w:szCs w:val="24"/>
-              </w:rPr>
-              <w:t>Developers</w:t>
-            </w:r>
-            <w:proofErr w:type="spellEnd"/>
-            <w:r>
-              <w:rPr>
-                <w:rFonts w:cs="Arial"/>
-                <w:szCs w:val="24"/>
-              </w:rPr>
-              <w:t xml:space="preserve"> </w:t>
+              <w:t xml:space="preserve">Oracle Java </w:t>
             </w:r>
             <w:proofErr w:type="spellStart"/>
             <w:r>
@@ -17924,23 +17393,7 @@
                 <w:rFonts w:cs="Arial"/>
                 <w:szCs w:val="24"/>
               </w:rPr>
-              <w:t xml:space="preserve">Consumo de servicios web y conexiones HTTP en </w:t>
-            </w:r>
-            <w:proofErr w:type="spellStart"/>
-            <w:r>
-              <w:rPr>
-                <w:rFonts w:cs="Arial"/>
-                <w:szCs w:val="24"/>
-              </w:rPr>
-              <w:t>Android</w:t>
-            </w:r>
-            <w:proofErr w:type="spellEnd"/>
-            <w:r>
-              <w:rPr>
-                <w:rFonts w:cs="Arial"/>
-                <w:szCs w:val="24"/>
-              </w:rPr>
-              <w:t xml:space="preserve"> Studio.</w:t>
+              <w:t>Documentación oficial de Java 21 y JAX-WS.</w:t>
             </w:r>
           </w:p>
         </w:tc>
@@ -17986,333 +17439,8 @@
                 <w:rFonts w:cs="Arial"/>
                 <w:szCs w:val="24"/>
               </w:rPr>
-              <w:t xml:space="preserve">Google </w:t>
-            </w:r>
-            <w:proofErr w:type="spellStart"/>
-            <w:r>
-              <w:rPr>
-                <w:rFonts w:cs="Arial"/>
-                <w:szCs w:val="24"/>
-              </w:rPr>
-              <w:t>Developers</w:t>
-            </w:r>
-            <w:proofErr w:type="spellEnd"/>
-          </w:p>
-        </w:tc>
-      </w:tr>
-      <w:tr>
-        <w:trPr>
-          <w:cnfStyle w:val="000000100000" w:firstRow="0" w:lastRow="0" w:firstColumn="0" w:lastColumn="0" w:oddVBand="0" w:evenVBand="0" w:oddHBand="1" w:evenHBand="0" w:firstRowFirstColumn="0" w:firstRowLastColumn="0" w:lastRowFirstColumn="0" w:lastRowLastColumn="0"/>
-        </w:trPr>
-        <w:tc>
-          <w:tcPr>
-            <w:cnfStyle w:val="001000000000" w:firstRow="0" w:lastRow="0" w:firstColumn="1" w:lastColumn="0" w:oddVBand="0" w:evenVBand="0" w:oddHBand="0" w:evenHBand="0" w:firstRowFirstColumn="0" w:firstRowLastColumn="0" w:lastRowFirstColumn="0" w:lastRowLastColumn="0"/>
-            <w:tcW w:w="0" w:type="auto"/>
-            <w:hideMark/>
-          </w:tcPr>
-          <w:p>
-            <w:pPr>
-              <w:spacing w:line="276" w:lineRule="auto"/>
-              <w:jc w:val="center"/>
-              <w:rPr>
-                <w:rFonts w:cs="Arial"/>
-                <w:szCs w:val="24"/>
-              </w:rPr>
-            </w:pPr>
-            <w:r>
-              <w:rPr>
-                <w:rFonts w:cs="Arial"/>
-                <w:szCs w:val="24"/>
-              </w:rPr>
-              <w:t>11</w:t>
-            </w:r>
-          </w:p>
-        </w:tc>
-        <w:tc>
-          <w:tcPr>
-            <w:tcW w:w="0" w:type="auto"/>
-            <w:hideMark/>
-          </w:tcPr>
-          <w:p>
-            <w:pPr>
-              <w:spacing w:line="276" w:lineRule="auto"/>
-              <w:cnfStyle w:val="000000100000" w:firstRow="0" w:lastRow="0" w:firstColumn="0" w:lastColumn="0" w:oddVBand="0" w:evenVBand="0" w:oddHBand="1" w:evenHBand="0" w:firstRowFirstColumn="0" w:firstRowLastColumn="0" w:lastRowFirstColumn="0" w:lastRowLastColumn="0"/>
-              <w:rPr>
-                <w:rFonts w:cs="Arial"/>
-                <w:szCs w:val="24"/>
-              </w:rPr>
-            </w:pPr>
-            <w:r>
-              <w:rPr>
-                <w:rFonts w:cs="Arial"/>
-                <w:szCs w:val="24"/>
-              </w:rPr>
-              <w:t xml:space="preserve">Oracle Java </w:t>
-            </w:r>
-            <w:proofErr w:type="spellStart"/>
-            <w:r>
-              <w:rPr>
-                <w:rFonts w:cs="Arial"/>
-                <w:szCs w:val="24"/>
-              </w:rPr>
-              <w:t>Documentation</w:t>
-            </w:r>
-            <w:proofErr w:type="spellEnd"/>
-          </w:p>
-        </w:tc>
-        <w:tc>
-          <w:tcPr>
-            <w:tcW w:w="0" w:type="auto"/>
-            <w:hideMark/>
-          </w:tcPr>
-          <w:p>
-            <w:pPr>
-              <w:spacing w:line="276" w:lineRule="auto"/>
-              <w:cnfStyle w:val="000000100000" w:firstRow="0" w:lastRow="0" w:firstColumn="0" w:lastColumn="0" w:oddVBand="0" w:evenVBand="0" w:oddHBand="1" w:evenHBand="0" w:firstRowFirstColumn="0" w:firstRowLastColumn="0" w:lastRowFirstColumn="0" w:lastRowLastColumn="0"/>
-              <w:rPr>
-                <w:rFonts w:cs="Arial"/>
-                <w:szCs w:val="24"/>
-              </w:rPr>
-            </w:pPr>
-            <w:r>
-              <w:rPr>
-                <w:rFonts w:cs="Arial"/>
-                <w:szCs w:val="24"/>
-              </w:rPr>
-              <w:t>Documentación oficial de Java 21 y JAX-WS.</w:t>
-            </w:r>
-          </w:p>
-        </w:tc>
-        <w:tc>
-          <w:tcPr>
-            <w:tcW w:w="0" w:type="auto"/>
-            <w:hideMark/>
-          </w:tcPr>
-          <w:p>
-            <w:pPr>
-              <w:spacing w:line="276" w:lineRule="auto"/>
-              <w:cnfStyle w:val="000000100000" w:firstRow="0" w:lastRow="0" w:firstColumn="0" w:lastColumn="0" w:oddVBand="0" w:evenVBand="0" w:oddHBand="1" w:evenHBand="0" w:firstRowFirstColumn="0" w:firstRowLastColumn="0" w:lastRowFirstColumn="0" w:lastRowLastColumn="0"/>
-              <w:rPr>
-                <w:rFonts w:cs="Arial"/>
-                <w:szCs w:val="24"/>
-              </w:rPr>
-            </w:pPr>
-            <w:r>
-              <w:rPr>
-                <w:rFonts w:cs="Arial"/>
-                <w:szCs w:val="24"/>
-              </w:rPr>
-              <w:t>2024</w:t>
-            </w:r>
-          </w:p>
-        </w:tc>
-        <w:tc>
-          <w:tcPr>
-            <w:tcW w:w="0" w:type="auto"/>
-            <w:hideMark/>
-          </w:tcPr>
-          <w:p>
-            <w:pPr>
-              <w:spacing w:line="276" w:lineRule="auto"/>
-              <w:cnfStyle w:val="000000100000" w:firstRow="0" w:lastRow="0" w:firstColumn="0" w:lastColumn="0" w:oddVBand="0" w:evenVBand="0" w:oddHBand="1" w:evenHBand="0" w:firstRowFirstColumn="0" w:firstRowLastColumn="0" w:lastRowFirstColumn="0" w:lastRowLastColumn="0"/>
-              <w:rPr>
-                <w:rFonts w:cs="Arial"/>
-                <w:szCs w:val="24"/>
-              </w:rPr>
-            </w:pPr>
-            <w:r>
-              <w:rPr>
-                <w:rFonts w:cs="Arial"/>
-                <w:szCs w:val="24"/>
-              </w:rPr>
               <w:t>Oracle</w:t>
             </w:r>
-          </w:p>
-        </w:tc>
-      </w:tr>
-      <w:tr>
-        <w:tc>
-          <w:tcPr>
-            <w:cnfStyle w:val="001000000000" w:firstRow="0" w:lastRow="0" w:firstColumn="1" w:lastColumn="0" w:oddVBand="0" w:evenVBand="0" w:oddHBand="0" w:evenHBand="0" w:firstRowFirstColumn="0" w:firstRowLastColumn="0" w:lastRowFirstColumn="0" w:lastRowLastColumn="0"/>
-            <w:tcW w:w="0" w:type="auto"/>
-            <w:hideMark/>
-          </w:tcPr>
-          <w:p>
-            <w:pPr>
-              <w:spacing w:line="276" w:lineRule="auto"/>
-              <w:jc w:val="center"/>
-              <w:rPr>
-                <w:rFonts w:cs="Arial"/>
-                <w:szCs w:val="24"/>
-              </w:rPr>
-            </w:pPr>
-            <w:r>
-              <w:rPr>
-                <w:rFonts w:cs="Arial"/>
-                <w:szCs w:val="24"/>
-              </w:rPr>
-              <w:t>12</w:t>
-            </w:r>
-          </w:p>
-        </w:tc>
-        <w:tc>
-          <w:tcPr>
-            <w:tcW w:w="0" w:type="auto"/>
-            <w:hideMark/>
-          </w:tcPr>
-          <w:p>
-            <w:pPr>
-              <w:spacing w:line="276" w:lineRule="auto"/>
-              <w:cnfStyle w:val="000000000000" w:firstRow="0" w:lastRow="0" w:firstColumn="0" w:lastColumn="0" w:oddVBand="0" w:evenVBand="0" w:oddHBand="0" w:evenHBand="0" w:firstRowFirstColumn="0" w:firstRowLastColumn="0" w:lastRowFirstColumn="0" w:lastRowLastColumn="0"/>
-              <w:rPr>
-                <w:rFonts w:cs="Arial"/>
-                <w:szCs w:val="24"/>
-              </w:rPr>
-            </w:pPr>
-            <w:proofErr w:type="spellStart"/>
-            <w:r>
-              <w:rPr>
-                <w:rFonts w:cs="Arial"/>
-                <w:szCs w:val="24"/>
-              </w:rPr>
-              <w:t>HeidiSQL</w:t>
-            </w:r>
-            <w:proofErr w:type="spellEnd"/>
-            <w:r>
-              <w:rPr>
-                <w:rFonts w:cs="Arial"/>
-                <w:szCs w:val="24"/>
-              </w:rPr>
-              <w:t xml:space="preserve"> </w:t>
-            </w:r>
-            <w:proofErr w:type="spellStart"/>
-            <w:r>
-              <w:rPr>
-                <w:rFonts w:cs="Arial"/>
-                <w:szCs w:val="24"/>
-              </w:rPr>
-              <w:t>Documentation</w:t>
-            </w:r>
-            <w:proofErr w:type="spellEnd"/>
-          </w:p>
-        </w:tc>
-        <w:tc>
-          <w:tcPr>
-            <w:tcW w:w="0" w:type="auto"/>
-            <w:hideMark/>
-          </w:tcPr>
-          <w:p>
-            <w:pPr>
-              <w:spacing w:line="276" w:lineRule="auto"/>
-              <w:cnfStyle w:val="000000000000" w:firstRow="0" w:lastRow="0" w:firstColumn="0" w:lastColumn="0" w:oddVBand="0" w:evenVBand="0" w:oddHBand="0" w:evenHBand="0" w:firstRowFirstColumn="0" w:firstRowLastColumn="0" w:lastRowFirstColumn="0" w:lastRowLastColumn="0"/>
-              <w:rPr>
-                <w:rFonts w:cs="Arial"/>
-                <w:szCs w:val="24"/>
-              </w:rPr>
-            </w:pPr>
-            <w:r>
-              <w:rPr>
-                <w:rFonts w:cs="Arial"/>
-                <w:szCs w:val="24"/>
-              </w:rPr>
-              <w:t xml:space="preserve">Herramienta de administración y consultas para </w:t>
-            </w:r>
-            <w:proofErr w:type="spellStart"/>
-            <w:r>
-              <w:rPr>
-                <w:rFonts w:cs="Arial"/>
-                <w:szCs w:val="24"/>
-              </w:rPr>
-              <w:t>MariaDB</w:t>
-            </w:r>
-            <w:proofErr w:type="spellEnd"/>
-            <w:r>
-              <w:rPr>
-                <w:rFonts w:cs="Arial"/>
-                <w:szCs w:val="24"/>
-              </w:rPr>
-              <w:t xml:space="preserve"> y </w:t>
-            </w:r>
-            <w:proofErr w:type="spellStart"/>
-            <w:r>
-              <w:rPr>
-                <w:rFonts w:cs="Arial"/>
-                <w:szCs w:val="24"/>
-              </w:rPr>
-              <w:t>MySQL</w:t>
-            </w:r>
-            <w:proofErr w:type="spellEnd"/>
-            <w:r>
-              <w:rPr>
-                <w:rFonts w:cs="Arial"/>
-                <w:szCs w:val="24"/>
-              </w:rPr>
-              <w:t>.</w:t>
-            </w:r>
-          </w:p>
-        </w:tc>
-        <w:tc>
-          <w:tcPr>
-            <w:tcW w:w="0" w:type="auto"/>
-            <w:hideMark/>
-          </w:tcPr>
-          <w:p>
-            <w:pPr>
-              <w:spacing w:line="276" w:lineRule="auto"/>
-              <w:cnfStyle w:val="000000000000" w:firstRow="0" w:lastRow="0" w:firstColumn="0" w:lastColumn="0" w:oddVBand="0" w:evenVBand="0" w:oddHBand="0" w:evenHBand="0" w:firstRowFirstColumn="0" w:firstRowLastColumn="0" w:lastRowFirstColumn="0" w:lastRowLastColumn="0"/>
-              <w:rPr>
-                <w:rFonts w:cs="Arial"/>
-                <w:szCs w:val="24"/>
-              </w:rPr>
-            </w:pPr>
-            <w:r>
-              <w:rPr>
-                <w:rFonts w:cs="Arial"/>
-                <w:szCs w:val="24"/>
-              </w:rPr>
-              <w:t>2023</w:t>
-            </w:r>
-          </w:p>
-        </w:tc>
-        <w:tc>
-          <w:tcPr>
-            <w:tcW w:w="0" w:type="auto"/>
-            <w:hideMark/>
-          </w:tcPr>
-          <w:p>
-            <w:pPr>
-              <w:spacing w:line="276" w:lineRule="auto"/>
-              <w:cnfStyle w:val="000000000000" w:firstRow="0" w:lastRow="0" w:firstColumn="0" w:lastColumn="0" w:oddVBand="0" w:evenVBand="0" w:oddHBand="0" w:evenHBand="0" w:firstRowFirstColumn="0" w:firstRowLastColumn="0" w:lastRowFirstColumn="0" w:lastRowLastColumn="0"/>
-              <w:rPr>
-                <w:rFonts w:cs="Arial"/>
-                <w:szCs w:val="24"/>
-              </w:rPr>
-            </w:pPr>
-            <w:proofErr w:type="spellStart"/>
-            <w:r>
-              <w:rPr>
-                <w:rFonts w:cs="Arial"/>
-                <w:szCs w:val="24"/>
-              </w:rPr>
-              <w:t>HeidiSQL</w:t>
-            </w:r>
-            <w:proofErr w:type="spellEnd"/>
-            <w:r>
-              <w:rPr>
-                <w:rFonts w:cs="Arial"/>
-                <w:szCs w:val="24"/>
-              </w:rPr>
-              <w:t xml:space="preserve"> </w:t>
-            </w:r>
-            <w:proofErr w:type="spellStart"/>
-            <w:r>
-              <w:rPr>
-                <w:rFonts w:cs="Arial"/>
-                <w:szCs w:val="24"/>
-              </w:rPr>
-              <w:t>Team</w:t>
-            </w:r>
-            <w:proofErr w:type="spellEnd"/>
           </w:p>
         </w:tc>
       </w:tr>
@@ -18332,19 +17460,20 @@
           <w:numId w:val="2"/>
         </w:numPr>
       </w:pPr>
-      <w:bookmarkStart w:id="18" w:name="_bookmark6"/>
-      <w:bookmarkStart w:id="19" w:name="_Toc229416149"/>
+      <w:bookmarkStart w:id="17" w:name="_bookmark6"/>
+      <w:bookmarkStart w:id="18" w:name="_Toc229416149"/>
+      <w:bookmarkEnd w:id="17"/>
+      <w:r>
+        <w:t>Visión General del Documento</w:t>
+      </w:r>
       <w:bookmarkEnd w:id="18"/>
-      <w:r>
-        <w:t>Visión General del Documento</w:t>
-      </w:r>
-      <w:bookmarkEnd w:id="19"/>
     </w:p>
     <w:p>
       <w:pPr>
         <w:ind w:left="720"/>
       </w:pPr>
       <w:r>
+        <w:lastRenderedPageBreak/>
         <w:t>Este documento proporciona una descripción completa y detallada del sistema de conversión de unidades de longitud, masa y temperatura desarrollado bajo una arquitectura cliente-servidor utilizando servicios web SOAP en Java. El sistema está orientado a la automatización de cálculos y a la estandarización de resultados, ofreciendo una solución eficiente, precisa y centralizada para realizar conversiones entre diferentes unidades de medida.</w:t>
       </w:r>
     </w:p>
@@ -18426,11 +17555,7 @@
         <w:ind w:left="720"/>
       </w:pPr>
       <w:r>
-        <w:t xml:space="preserve">Explica la arquitectura cliente-servidor implementada mediante SOAP Java, los tipos de usuarios involucrados y el entorno de operación del sistema. En esta sección se describe el modelo de funcionamiento general de la aplicación, incluyendo la interacción entre los diferentes clientes y el servidor SOAP </w:t>
-      </w:r>
-      <w:r>
-        <w:lastRenderedPageBreak/>
-        <w:t>encargado de procesar las conversiones.</w:t>
+        <w:t>Explica la arquitectura cliente-servidor implementada mediante SOAP Java, los tipos de usuarios involucrados y el entorno de operación del sistema. En esta sección se describe el modelo de funcionamiento general de la aplicación, incluyendo la interacción entre los diferentes clientes y el servidor SOAP encargado de procesar las conversiones.</w:t>
       </w:r>
     </w:p>
     <w:p>
@@ -18533,9 +17658,12 @@
       </w:pPr>
       <w:proofErr w:type="spellStart"/>
       <w:r>
-        <w:t>MariaDB</w:t>
+        <w:t>Android</w:t>
       </w:r>
       <w:proofErr w:type="spellEnd"/>
+      <w:r>
+        <w:t xml:space="preserve"> Studio</w:t>
+      </w:r>
     </w:p>
     <w:p>
       <w:pPr>
@@ -18545,13 +17673,8 @@
           <w:numId w:val="15"/>
         </w:numPr>
       </w:pPr>
-      <w:proofErr w:type="spellStart"/>
-      <w:r>
-        <w:t>Android</w:t>
-      </w:r>
-      <w:proofErr w:type="spellEnd"/>
-      <w:r>
-        <w:t xml:space="preserve"> Studio</w:t>
+      <w:r>
+        <w:t>JDBC</w:t>
       </w:r>
     </w:p>
     <w:p>
@@ -18563,18 +17686,6 @@
         </w:numPr>
       </w:pPr>
       <w:r>
-        <w:t>JDBC</w:t>
-      </w:r>
-    </w:p>
-    <w:p>
-      <w:pPr>
-        <w:pStyle w:val="Prrafodelista"/>
-        <w:numPr>
-          <w:ilvl w:val="0"/>
-          <w:numId w:val="15"/>
-        </w:numPr>
-      </w:pPr>
-      <w:r>
         <w:t>Servicios SOAP</w:t>
       </w:r>
     </w:p>
@@ -18643,6 +17754,7 @@
         </w:numPr>
       </w:pPr>
       <w:r>
+        <w:lastRenderedPageBreak/>
         <w:t>El procesamiento de conversiones</w:t>
       </w:r>
     </w:p>
@@ -18667,13 +17779,8 @@
         </w:numPr>
       </w:pPr>
       <w:r>
-        <w:t xml:space="preserve">El almacenamiento de datos en </w:t>
-      </w:r>
-      <w:proofErr w:type="spellStart"/>
-      <w:r>
-        <w:t>MariaDB</w:t>
-      </w:r>
-      <w:proofErr w:type="spellEnd"/>
+        <w:t>Las respuestas generadas por el sistema</w:t>
+      </w:r>
     </w:p>
     <w:p>
       <w:pPr>
@@ -18684,18 +17791,6 @@
         </w:numPr>
       </w:pPr>
       <w:r>
-        <w:t>Las respuestas generadas por el sistema</w:t>
-      </w:r>
-    </w:p>
-    <w:p>
-      <w:pPr>
-        <w:pStyle w:val="Prrafodelista"/>
-        <w:numPr>
-          <w:ilvl w:val="0"/>
-          <w:numId w:val="16"/>
-        </w:numPr>
-      </w:pPr>
-      <w:r>
         <w:t>El manejo de errores y validaciones</w:t>
       </w:r>
     </w:p>
@@ -18720,7 +17815,7 @@
         <w:ind w:left="720"/>
       </w:pPr>
       <w:r>
-        <w:t>Describe la estructura técnica del sistema, incluyendo la organización modular de los componentes, la lógica de conversión, la conexión con la base de datos y la integración entre los distintos clientes y el servidor SOAP.</w:t>
+        <w:t>Describe la estructura técnica del sistema, incluyendo la organización modular de los componentes, la lógica de conversión, y la integración entre los distintos clientes y el servidor SOAP.</w:t>
       </w:r>
     </w:p>
     <w:p>
@@ -18793,23 +17888,6 @@
     </w:p>
     <w:p>
       <w:pPr>
-        <w:pStyle w:val="Prrafodelista"/>
-        <w:numPr>
-          <w:ilvl w:val="0"/>
-          <w:numId w:val="17"/>
-        </w:numPr>
-      </w:pPr>
-      <w:r>
-        <w:t xml:space="preserve">Base de datos </w:t>
-      </w:r>
-      <w:proofErr w:type="spellStart"/>
-      <w:r>
-        <w:t>ConversionDB</w:t>
-      </w:r>
-      <w:proofErr w:type="spellEnd"/>
-    </w:p>
-    <w:p>
-      <w:pPr>
         <w:ind w:left="720"/>
       </w:pPr>
       <w:r>
@@ -18821,14 +17899,12 @@
         <w:ind w:left="720"/>
       </w:pPr>
       <w:r>
-        <w:t xml:space="preserve">Describe los mecanismos utilizados para validar entradas del usuario y garantizar el correcto funcionamiento del sistema. También incluye pruebas de conversión, </w:t>
-      </w:r>
-      <w:r>
-        <w:lastRenderedPageBreak/>
-        <w:t>validación de respuestas SOAP y verificación de almacenamiento de datos en la base de datos.</w:t>
-      </w:r>
-    </w:p>
-    <w:p/>
+        <w:t>Describe los mecanismos utilizados para validar entradas del usuario y garantizar el correcto funcionamiento del sistema. También incluye pruebas de conversión</w:t>
+      </w:r>
+      <w:r>
+        <w:t>, validación de respuestas SOAP.</w:t>
+      </w:r>
+    </w:p>
     <w:p>
       <w:pPr>
         <w:ind w:left="720"/>
@@ -18846,134 +17922,106 @@
           <w:numId w:val="2"/>
         </w:numPr>
       </w:pPr>
-      <w:bookmarkStart w:id="20" w:name="_bookmark7"/>
-      <w:bookmarkStart w:id="21" w:name="_Toc229416150"/>
+      <w:bookmarkStart w:id="19" w:name="_bookmark7"/>
+      <w:bookmarkStart w:id="20" w:name="_Toc229416150"/>
+      <w:bookmarkEnd w:id="19"/>
+      <w:r>
+        <w:t>Descripción General</w:t>
+      </w:r>
       <w:bookmarkEnd w:id="20"/>
-      <w:r>
-        <w:t>Descripción General</w:t>
+    </w:p>
+    <w:p>
+      <w:pPr>
+        <w:ind w:left="360"/>
+      </w:pPr>
+      <w:r>
+        <w:t xml:space="preserve">El sistema de conversión de unidades es una solución integral desarrollada bajo el paradigma de Arquitectura Orientada a Servicios (SOA), diseñada para centralizar y automatizar el proceso de conversión de unidades de longitud, masa y temperatura mediante servicios web SOAP. Su núcleo está conformado por un servidor centralizado implementado en Java, encargado de exponer la lógica de conversión a través de Web </w:t>
+      </w:r>
+      <w:proofErr w:type="spellStart"/>
+      <w:r>
+        <w:t>Services</w:t>
+      </w:r>
+      <w:proofErr w:type="spellEnd"/>
+      <w:r>
+        <w:t xml:space="preserve"> SOAP, permitiendo que múltiples clientes consuman las mismas funcionalidades desde diferentes plataformas.</w:t>
+      </w:r>
+    </w:p>
+    <w:p>
+      <w:pPr>
+        <w:ind w:left="360"/>
+      </w:pPr>
+      <w:r>
+        <w:t>Esta arquitectura desacopla la lógica de procesamiento de las interfaces de usuario, facilitando que clientes de consola, escritorio, web y móvil puedan interactuar con el sistema utilizando un único servicio centralizado. La solución actúa como un gestor inteligente de peticiones, procesando solicitudes de conversión en tiempo real y garantizando precisión, consistencia y rapidez en los resultados obtenidos.</w:t>
+      </w:r>
+    </w:p>
+    <w:p>
+      <w:pPr>
+        <w:ind w:left="360"/>
+      </w:pPr>
+      <w:r>
+        <w:t xml:space="preserve">La arquitectura cliente-servidor implementada asegura reutilización de servicios, facilidad de mantenimiento y compatibilidad multiplataforma. El sistema opera sobre tecnologías como Java 21, </w:t>
+      </w:r>
+      <w:proofErr w:type="spellStart"/>
+      <w:r>
+        <w:t>NetBeans</w:t>
+      </w:r>
+      <w:proofErr w:type="spellEnd"/>
+      <w:r>
+        <w:t xml:space="preserve">, </w:t>
+      </w:r>
+      <w:proofErr w:type="spellStart"/>
+      <w:r>
+        <w:t>Maven</w:t>
+      </w:r>
+      <w:proofErr w:type="spellEnd"/>
+      <w:r>
+        <w:t xml:space="preserve">, Payara Server 7, </w:t>
+      </w:r>
+      <w:proofErr w:type="spellStart"/>
+      <w:r>
+        <w:t>Jakarta</w:t>
+      </w:r>
+      <w:proofErr w:type="spellEnd"/>
+      <w:r>
+        <w:t xml:space="preserve"> EE 10, utilizando comunicación basada en XML SOAP mediante HTTP.</w:t>
+      </w:r>
+    </w:p>
+    <w:p>
+      <w:pPr>
+        <w:ind w:left="360"/>
+      </w:pPr>
+      <w:r>
+        <w:t xml:space="preserve">El entorno de ejecución local mediante </w:t>
+      </w:r>
+      <w:proofErr w:type="spellStart"/>
+      <w:r>
+        <w:t>localhost</w:t>
+      </w:r>
+      <w:proofErr w:type="spellEnd"/>
+      <w:r>
+        <w:t xml:space="preserve"> permite garantizar disponibilidad </w:t>
+      </w:r>
+      <w:r>
+        <w:lastRenderedPageBreak/>
+        <w:t>inmediata, bajo tiempo de respuesta y funcionamiento estable para las operaciones de conversión realizadas por los usuarios</w:t>
+      </w:r>
+      <w:r>
+        <w:t>.</w:t>
+      </w:r>
+    </w:p>
+    <w:p/>
+    <w:p>
+      <w:pPr>
+        <w:pStyle w:val="Ttulo2"/>
+      </w:pPr>
+      <w:bookmarkStart w:id="21" w:name="_Toc229416151"/>
+      <w:r>
+        <w:t xml:space="preserve">7.1 </w:t>
+      </w:r>
+      <w:r>
+        <w:t>Perspectiva del Producto</w:t>
       </w:r>
       <w:bookmarkEnd w:id="21"/>
-    </w:p>
-    <w:p>
-      <w:pPr>
-        <w:ind w:left="360"/>
-      </w:pPr>
-      <w:r>
-        <w:t xml:space="preserve">El sistema de conversión de unidades es una solución integral desarrollada bajo el paradigma de Arquitectura Orientada a Servicios (SOA), diseñada para centralizar y automatizar el proceso de conversión de unidades de longitud, masa y temperatura mediante servicios web SOAP. Su núcleo está conformado por un servidor centralizado implementado en Java, encargado de exponer la lógica de conversión a través de Web </w:t>
-      </w:r>
-      <w:proofErr w:type="spellStart"/>
-      <w:r>
-        <w:t>Services</w:t>
-      </w:r>
-      <w:proofErr w:type="spellEnd"/>
-      <w:r>
-        <w:t xml:space="preserve"> SOAP, permitiendo que múltiples clientes consuman las mismas funcionalidades desde diferentes plataformas.</w:t>
-      </w:r>
-    </w:p>
-    <w:p>
-      <w:pPr>
-        <w:ind w:left="360"/>
-      </w:pPr>
-      <w:r>
-        <w:t>Esta arquitectura desacopla la lógica de procesamiento de las interfaces de usuario, facilitando que clientes de consola, escritorio, web y móvil puedan interactuar con el sistema utilizando un único servicio centralizado. La solución actúa como un gestor inteligente de peticiones, procesando solicitudes de conversión en tiempo real y garantizando precisión, consistencia y rapidez en los resultados obtenidos.</w:t>
-      </w:r>
-    </w:p>
-    <w:p>
-      <w:pPr>
-        <w:ind w:left="360"/>
-      </w:pPr>
-      <w:r>
-        <w:t xml:space="preserve">El sistema incorpora mecanismos de validación y control de datos que permiten verificar entradas numéricas y evitar operaciones inválidas. Además, integra un módulo de persistencia encargado de registrar las conversiones realizadas en una base de datos </w:t>
-      </w:r>
-      <w:proofErr w:type="spellStart"/>
-      <w:r>
-        <w:t>MariaDB</w:t>
-      </w:r>
-      <w:proofErr w:type="spellEnd"/>
-      <w:r>
-        <w:t xml:space="preserve"> denominada </w:t>
-      </w:r>
-      <w:proofErr w:type="spellStart"/>
-      <w:r>
-        <w:t>ConversionDB</w:t>
-      </w:r>
-      <w:proofErr w:type="spellEnd"/>
-      <w:r>
-        <w:t>, permitiendo mantener historial de operaciones y control de procesos ejecutados desde los distintos clientes.</w:t>
-      </w:r>
-    </w:p>
-    <w:p>
-      <w:pPr>
-        <w:ind w:left="360"/>
-      </w:pPr>
-      <w:r>
-        <w:t xml:space="preserve">La arquitectura cliente-servidor implementada asegura reutilización de servicios, facilidad de mantenimiento y compatibilidad multiplataforma. El sistema opera sobre tecnologías como Java 21, </w:t>
-      </w:r>
-      <w:proofErr w:type="spellStart"/>
-      <w:r>
-        <w:t>NetBeans</w:t>
-      </w:r>
-      <w:proofErr w:type="spellEnd"/>
-      <w:r>
-        <w:t xml:space="preserve">, </w:t>
-      </w:r>
-      <w:proofErr w:type="spellStart"/>
-      <w:r>
-        <w:t>Maven</w:t>
-      </w:r>
-      <w:proofErr w:type="spellEnd"/>
-      <w:r>
-        <w:t xml:space="preserve">, Payara Server 7, </w:t>
-      </w:r>
-      <w:proofErr w:type="spellStart"/>
-      <w:r>
-        <w:t>Jakarta</w:t>
-      </w:r>
-      <w:proofErr w:type="spellEnd"/>
-      <w:r>
-        <w:t xml:space="preserve"> EE 10 y </w:t>
-      </w:r>
-      <w:proofErr w:type="spellStart"/>
-      <w:r>
-        <w:t>MariaDB</w:t>
-      </w:r>
-      <w:proofErr w:type="spellEnd"/>
-      <w:r>
-        <w:t>, utilizando comunicación basada en XML SOAP mediante HTTP.</w:t>
-      </w:r>
-    </w:p>
-    <w:p>
-      <w:pPr>
-        <w:ind w:left="360"/>
-      </w:pPr>
-      <w:r>
-        <w:t xml:space="preserve">El entorno de ejecución local mediante </w:t>
-      </w:r>
-      <w:proofErr w:type="spellStart"/>
-      <w:r>
-        <w:t>localhost</w:t>
-      </w:r>
-      <w:proofErr w:type="spellEnd"/>
-      <w:r>
-        <w:t xml:space="preserve"> permite garantizar disponibilidad inmediata, bajo tiempo de respuesta y funcionamiento estable para las operaciones de conversión realizadas por los usuarios</w:t>
-      </w:r>
-      <w:r>
-        <w:t>.</w:t>
-      </w:r>
-    </w:p>
-    <w:p/>
-    <w:p>
-      <w:pPr>
-        <w:pStyle w:val="Ttulo2"/>
-      </w:pPr>
-      <w:bookmarkStart w:id="22" w:name="_Toc229416151"/>
-      <w:r>
-        <w:t xml:space="preserve">7.1 </w:t>
-      </w:r>
-      <w:r>
-        <w:t>Perspectiva del Producto</w:t>
-      </w:r>
-      <w:bookmarkEnd w:id="22"/>
     </w:p>
     <w:p>
       <w:pPr>
@@ -18996,19 +18044,13 @@
         </w:numPr>
       </w:pPr>
       <w:r>
-        <w:t xml:space="preserve">El sistema opera mediante un entorno distribuido donde el servidor de aplicaciones Java procesa solicitudes SOAP XML, ejecuta las conversiones de longitud, masa y temperatura, valida los datos ingresados y gestiona el almacenamiento de resultados en la base de datos </w:t>
-      </w:r>
-      <w:proofErr w:type="spellStart"/>
-      <w:r>
-        <w:t>MariaDB</w:t>
-      </w:r>
-      <w:proofErr w:type="spellEnd"/>
-      <w:r>
-        <w:t xml:space="preserve">. Esta arquitectura garantiza consistencia </w:t>
-      </w:r>
-      <w:r>
-        <w:lastRenderedPageBreak/>
-        <w:t>en las conversiones, reutilización de servicios y facilidad de mantenimiento.</w:t>
+        <w:t>El sistema opera mediante un entorno distribuido donde el servidor de aplicaciones Java procesa solicitudes SOAP XML, ejecuta las conversiones de longitud, masa y temperatur</w:t>
+      </w:r>
+      <w:r>
+        <w:t>a</w:t>
+      </w:r>
+      <w:r>
+        <w:t>. Esta arquitectura garantiza consistencia en las conversiones, reutilización de servicios y facilidad de mantenimiento.</w:t>
       </w:r>
     </w:p>
     <w:p>
@@ -19069,7 +18111,10 @@
       </w:r>
       <w:proofErr w:type="spellEnd"/>
       <w:r>
-        <w:t xml:space="preserve"> EE 10. Procesa solicitudes XML, ejecuta fórmulas de conversión, valida entradas del usuario y administra la conexión con la base de datos.</w:t>
+        <w:t xml:space="preserve"> EE 10. Procesa solicitudes XML, ejecuta fórmulas de conversión, valida entradas del usuario</w:t>
+      </w:r>
+      <w:r>
+        <w:t>.</w:t>
       </w:r>
     </w:p>
     <w:p>
@@ -19087,21 +18132,7 @@
         <w:rPr>
           <w:b/>
         </w:rPr>
-        <w:t>Servidor de Datos (</w:t>
-      </w:r>
-      <w:proofErr w:type="spellStart"/>
-      <w:r>
-        <w:rPr>
-          <w:b/>
-        </w:rPr>
-        <w:t>MariaDB</w:t>
-      </w:r>
-      <w:proofErr w:type="spellEnd"/>
-      <w:r>
-        <w:rPr>
-          <w:b/>
-        </w:rPr>
-        <w:t>):</w:t>
+        <w:t>Cliente Escritorio (Desktop):</w:t>
       </w:r>
     </w:p>
     <w:p>
@@ -19110,15 +18141,7 @@
         <w:ind w:left="720" w:firstLine="0"/>
       </w:pPr>
       <w:r>
-        <w:t xml:space="preserve">Nodo de persistencia encargado de almacenar el historial de conversiones realizadas dentro de la base de datos </w:t>
-      </w:r>
-      <w:proofErr w:type="spellStart"/>
-      <w:r>
-        <w:t>ConversionDB</w:t>
-      </w:r>
-      <w:proofErr w:type="spellEnd"/>
-      <w:r>
-        <w:t>, permitiendo registrar operaciones ejecutadas desde los diferentes clientes.</w:t>
+        <w:t>Aplicación Java Swing utilizada para realizar conversiones mediante una interfaz gráfica intuitiva, consumiendo servicios SOAP en tiempo real.</w:t>
       </w:r>
     </w:p>
     <w:p>
@@ -19136,7 +18159,7 @@
         <w:rPr>
           <w:b/>
         </w:rPr>
-        <w:t>Cliente Escritorio (Desktop):</w:t>
+        <w:t>Cliente Web / Móvil:</w:t>
       </w:r>
     </w:p>
     <w:p>
@@ -19145,7 +18168,15 @@
         <w:ind w:left="720" w:firstLine="0"/>
       </w:pPr>
       <w:r>
-        <w:t>Aplicación Java Swing utilizada para realizar conversiones mediante una interfaz gráfica intuitiva, consumiendo servicios SOAP en tiempo real.</w:t>
+        <w:t xml:space="preserve">Clientes externos desarrollados para navegador web y dispositivos </w:t>
+      </w:r>
+      <w:proofErr w:type="spellStart"/>
+      <w:r>
+        <w:t>Android</w:t>
+      </w:r>
+      <w:proofErr w:type="spellEnd"/>
+      <w:r>
+        <w:t>, permitiendo realizar conversiones desde distintas plataformas mediante consumo de servicios SOAP y visualización inmediata de resultados.</w:t>
       </w:r>
     </w:p>
     <w:p>
@@ -19163,7 +18194,7 @@
         <w:rPr>
           <w:b/>
         </w:rPr>
-        <w:t>Cliente Web / Móvil:</w:t>
+        <w:t>Cliente Consola:</w:t>
       </w:r>
     </w:p>
     <w:p>
@@ -19172,33 +18203,7 @@
         <w:ind w:left="720" w:firstLine="0"/>
       </w:pPr>
       <w:r>
-        <w:t xml:space="preserve">Clientes externos desarrollados para navegador web y dispositivos </w:t>
-      </w:r>
-      <w:proofErr w:type="spellStart"/>
-      <w:r>
-        <w:t>Android</w:t>
-      </w:r>
-      <w:proofErr w:type="spellEnd"/>
-      <w:r>
-        <w:t>, permitiendo realizar conversiones desde distintas plataformas mediante consumo de servicios SOAP y visualización inmediata de resultados.</w:t>
-      </w:r>
-    </w:p>
-    <w:p>
-      <w:pPr>
-        <w:pStyle w:val="Prrafodelista"/>
-        <w:numPr>
-          <w:ilvl w:val="0"/>
-          <w:numId w:val="3"/>
-        </w:numPr>
-        <w:rPr>
-          <w:b/>
-        </w:rPr>
-      </w:pPr>
-      <w:r>
-        <w:rPr>
-          <w:b/>
-        </w:rPr>
-        <w:t>Cliente Consola:</w:t>
+        <w:t>Aplicación Java basada en terminal utilizada para pruebas, administración y monitoreo básico del funcionamiento de los servicios SOAP y conexiones activas.</w:t>
       </w:r>
     </w:p>
     <w:p>
@@ -19207,15 +18212,6 @@
         <w:ind w:left="720" w:firstLine="0"/>
       </w:pPr>
       <w:r>
-        <w:t>Aplicación Java basada en terminal utilizada para pruebas, administración y monitoreo básico del funcionamiento de los servicios SOAP y conexiones activas.</w:t>
-      </w:r>
-    </w:p>
-    <w:p>
-      <w:pPr>
-        <w:pStyle w:val="Prrafodelista"/>
-        <w:ind w:left="720" w:firstLine="0"/>
-      </w:pPr>
-      <w:r>
         <w:t>La arquitectura implementada permite que todos los clientes compartan una única lógica de negocio centralizada, garantizando precisión en resultados, interoperabilidad entre plataformas y facilidad de escalabilidad futura del sistema</w:t>
       </w:r>
       <w:proofErr w:type="gramStart"/>
@@ -19236,19 +18232,19 @@
       <w:pPr>
         <w:pStyle w:val="Ttulo2"/>
       </w:pPr>
-      <w:bookmarkStart w:id="23" w:name="_bookmark9"/>
-      <w:bookmarkStart w:id="24" w:name="_Toc229416152"/>
+      <w:bookmarkStart w:id="22" w:name="_bookmark9"/>
+      <w:bookmarkStart w:id="23" w:name="_Toc229416152"/>
+      <w:bookmarkEnd w:id="22"/>
+      <w:r>
+        <w:t xml:space="preserve">7.2 </w:t>
+      </w:r>
+      <w:r>
+        <w:t>Funciones del Producto</w:t>
+      </w:r>
+      <w:r>
+        <w:t xml:space="preserve"> (software)</w:t>
+      </w:r>
       <w:bookmarkEnd w:id="23"/>
-      <w:r>
-        <w:t xml:space="preserve">7.2 </w:t>
-      </w:r>
-      <w:r>
-        <w:t>Funciones del Producto</w:t>
-      </w:r>
-      <w:r>
-        <w:t xml:space="preserve"> (software)</w:t>
-      </w:r>
-      <w:bookmarkEnd w:id="24"/>
     </w:p>
     <w:p>
       <w:pPr>
@@ -19300,59 +18296,59 @@
           <w:rFonts w:eastAsia="Arial" w:cs="Arial"/>
           <w:szCs w:val="24"/>
         </w:rPr>
-        <w:t>). Antes de permitir el acceso a las funcionalidades principales, el sistema verifica las credenciales ingresadas por el usuario mediante autenticación básica. Esta función permite restringir el acceso únicamente a usuarios autorizados, utilizando credenciales predefinidas para garantizar seguridad básica dentro del entorn</w:t>
+        <w:t xml:space="preserve">). Antes de permitir el acceso a las funcionalidades principales, el sistema verifica las credenciales ingresadas por el usuario mediante autenticación básica. Esta función permite restringir el acceso únicamente a usuarios autorizados, utilizando credenciales </w:t>
       </w:r>
       <w:r>
         <w:rPr>
           <w:rFonts w:eastAsia="Arial" w:cs="Arial"/>
           <w:szCs w:val="24"/>
         </w:rPr>
-        <w:t>o de pruebas y ejecución local.</w:t>
-      </w:r>
-    </w:p>
-    <w:p>
-      <w:pPr>
+        <w:lastRenderedPageBreak/>
+        <w:t>predefinidas para garantizar seguridad básica dentro del entorn</w:t>
+      </w:r>
+      <w:r>
         <w:rPr>
           <w:rFonts w:eastAsia="Arial" w:cs="Arial"/>
           <w:szCs w:val="24"/>
         </w:rPr>
-      </w:pPr>
-      <w:r>
+        <w:t>o de pruebas y ejecución local.</w:t>
+      </w:r>
+    </w:p>
+    <w:p>
+      <w:pPr>
         <w:rPr>
           <w:rFonts w:eastAsia="Arial" w:cs="Arial"/>
           <w:szCs w:val="24"/>
         </w:rPr>
-        <w:t>En segundo lugar, el sistema proporciona una capacidad centralizada de Conversión de Longitud. Esta funcionalidad permite al usuario realizar conversiones entre diferentes unidades de medida relacionadas con distancia y longitud, incluyendo metros, kilómetros, centímetros, milímetros, pulgadas, pies y millas. El sistema procesa automáticamente las fórmulas matemáticas necesarias y devuelve resultados in</w:t>
-      </w:r>
+      </w:pPr>
       <w:r>
         <w:rPr>
           <w:rFonts w:eastAsia="Arial" w:cs="Arial"/>
           <w:szCs w:val="24"/>
         </w:rPr>
-        <w:t>mediatos y precisos al usuario.</w:t>
-      </w:r>
-    </w:p>
-    <w:p>
-      <w:pPr>
+        <w:t>En segundo lugar, el sistema proporciona una capacidad centralizada de Conversión de Longitud. Esta funcionalidad permite al usuario realizar conversiones entre diferentes unidades de medida relacionadas con distancia y longitud, incluyendo metros, kilómetros, centímetros, milímetros, pulgadas, pies y millas. El sistema procesa automáticamente las fórmulas matemáticas necesarias y devuelve resultados in</w:t>
+      </w:r>
+      <w:r>
         <w:rPr>
           <w:rFonts w:eastAsia="Arial" w:cs="Arial"/>
           <w:szCs w:val="24"/>
         </w:rPr>
-      </w:pPr>
-      <w:r>
+        <w:t>mediatos y precisos al usuario.</w:t>
+      </w:r>
+    </w:p>
+    <w:p>
+      <w:pPr>
         <w:rPr>
           <w:rFonts w:eastAsia="Arial" w:cs="Arial"/>
           <w:szCs w:val="24"/>
         </w:rPr>
-        <w:t xml:space="preserve">En tercer lugar, el software incorpora un módulo de Conversión de Masa. Esta funcionalidad permite transformar valores entre unidades como gramos, kilogramos, </w:t>
-      </w:r>
+      </w:pPr>
       <w:r>
         <w:rPr>
           <w:rFonts w:eastAsia="Arial" w:cs="Arial"/>
           <w:szCs w:val="24"/>
         </w:rPr>
-        <w:lastRenderedPageBreak/>
-        <w:t>libras y onzas. El sistema ejecuta cálculos automáticos mediante servicios SOAP centralizados, garantizando precisión decimal y consistencia en todas las conversiones realizadas</w:t>
+        <w:t>En tercer lugar, el software incorpora un módulo de Conversión de Masa. Esta funcionalidad permite transformar valores entre unidades como gramos, kilogramos, libras y onzas. El sistema ejecuta cálculos automáticos mediante servicios SOAP centralizados, garantizando precisión decimal y consistencia en todas las conversiones realizadas</w:t>
       </w:r>
       <w:r>
         <w:rPr>
@@ -19420,44 +18416,6 @@
           <w:szCs w:val="24"/>
         </w:rPr>
         <w:t xml:space="preserve"> uso correcto de la aplicación.</w:t>
-      </w:r>
-    </w:p>
-    <w:p>
-      <w:pPr>
-        <w:rPr>
-          <w:rFonts w:eastAsia="Arial" w:cs="Arial"/>
-          <w:szCs w:val="24"/>
-        </w:rPr>
-      </w:pPr>
-      <w:r>
-        <w:rPr>
-          <w:rFonts w:eastAsia="Arial" w:cs="Arial"/>
-          <w:szCs w:val="24"/>
-        </w:rPr>
-        <w:t xml:space="preserve">Otra capacidad importante es el Registro de Conversiones, donde el sistema almacena automáticamente en </w:t>
-      </w:r>
-      <w:proofErr w:type="spellStart"/>
-      <w:r>
-        <w:rPr>
-          <w:rFonts w:eastAsia="Arial" w:cs="Arial"/>
-          <w:szCs w:val="24"/>
-        </w:rPr>
-        <w:t>MariaDB</w:t>
-      </w:r>
-      <w:proofErr w:type="spellEnd"/>
-      <w:r>
-        <w:rPr>
-          <w:rFonts w:eastAsia="Arial" w:cs="Arial"/>
-          <w:szCs w:val="24"/>
-        </w:rPr>
-        <w:t xml:space="preserve"> el historial de operaciones realizadas. Cada conversión guarda información como tipo de operación, valor ingresado y resultado obtenido, permitiendo mantener control y trazabilidad básica</w:t>
-      </w:r>
-      <w:r>
-        <w:rPr>
-          <w:rFonts w:eastAsia="Arial" w:cs="Arial"/>
-          <w:szCs w:val="24"/>
-        </w:rPr>
-        <w:t xml:space="preserve"> de las actividades ejecutadas.</w:t>
       </w:r>
     </w:p>
     <w:p>
@@ -19576,7 +18534,7 @@
       <w:pPr>
         <w:pStyle w:val="Descripcin"/>
       </w:pPr>
-      <w:bookmarkStart w:id="25" w:name="_Toc221056206"/>
+      <w:bookmarkStart w:id="24" w:name="_Toc221056206"/>
       <w:r>
         <w:t xml:space="preserve">Ilustración </w:t>
       </w:r>
@@ -19601,9 +18559,9 @@
       <w:r>
         <w:t>. Diagrama de casos de uso del sistema</w:t>
       </w:r>
-      <w:bookmarkEnd w:id="25"/>
-    </w:p>
-    <w:bookmarkStart w:id="26" w:name="_Toc229416153"/>
+      <w:bookmarkEnd w:id="24"/>
+    </w:p>
+    <w:bookmarkStart w:id="25" w:name="_Toc229416153"/>
     <w:p>
       <w:pPr>
         <w:pStyle w:val="Ttulo2"/>
@@ -19679,7 +18637,7 @@
               </wp:anchor>
             </w:drawing>
           </mc:Choice>
-          <mc:Fallback xmlns:w16se="http://schemas.microsoft.com/office/word/2015/wordml/symex" xmlns:w16sdtdh="http://schemas.microsoft.com/office/word/2020/wordml/sdtdatahash" xmlns:w16="http://schemas.microsoft.com/office/word/2018/wordml" xmlns:w16cid="http://schemas.microsoft.com/office/word/2016/wordml/cid" xmlns:w16cex="http://schemas.microsoft.com/office/word/2018/wordml/cex" xmlns:am3d="http://schemas.microsoft.com/office/drawing/2017/model3d" xmlns:aink="http://schemas.microsoft.com/office/drawing/2016/ink" xmlns:cx8="http://schemas.microsoft.com/office/drawing/2016/5/14/chartex" xmlns:cx7="http://schemas.microsoft.com/office/drawing/2016/5/13/chartex" xmlns:cx6="http://schemas.microsoft.com/office/drawing/2016/5/12/chartex" xmlns:cx5="http://schemas.microsoft.com/office/drawing/2016/5/11/chartex" xmlns:cx4="http://schemas.microsoft.com/office/drawing/2016/5/10/chartex" xmlns:cx3="http://schemas.microsoft.com/office/drawing/2016/5/9/chartex" xmlns:cx2="http://schemas.microsoft.com/office/drawing/2015/10/21/chartex" xmlns:cx1="http://schemas.microsoft.com/office/drawing/2015/9/8/chartex" xmlns:cx="http://schemas.microsoft.com/office/drawing/2014/chartex">
+          <mc:Fallback xmlns:cx="http://schemas.microsoft.com/office/drawing/2014/chartex" xmlns:cx1="http://schemas.microsoft.com/office/drawing/2015/9/8/chartex" xmlns:cx2="http://schemas.microsoft.com/office/drawing/2015/10/21/chartex" xmlns:cx3="http://schemas.microsoft.com/office/drawing/2016/5/9/chartex" xmlns:cx4="http://schemas.microsoft.com/office/drawing/2016/5/10/chartex" xmlns:cx5="http://schemas.microsoft.com/office/drawing/2016/5/11/chartex" xmlns:cx6="http://schemas.microsoft.com/office/drawing/2016/5/12/chartex" xmlns:cx7="http://schemas.microsoft.com/office/drawing/2016/5/13/chartex" xmlns:cx8="http://schemas.microsoft.com/office/drawing/2016/5/14/chartex" xmlns:aink="http://schemas.microsoft.com/office/drawing/2016/ink" xmlns:am3d="http://schemas.microsoft.com/office/drawing/2017/model3d" xmlns:w16cex="http://schemas.microsoft.com/office/word/2018/wordml/cex" xmlns:w16cid="http://schemas.microsoft.com/office/word/2016/wordml/cid" xmlns:w16="http://schemas.microsoft.com/office/word/2018/wordml" xmlns:w16sdtdh="http://schemas.microsoft.com/office/word/2020/wordml/sdtdatahash" xmlns:w16se="http://schemas.microsoft.com/office/word/2015/wordml/symex">
             <w:pict>
               <v:rect w14:anchorId="1D370474" id="Rectangle 1979" o:spid="_x0000_s1026" style="position:absolute;margin-left:113.45pt;margin-top:12.85pt;width:3.85pt;height:1.4pt;z-index:-251663872;visibility:visible;mso-wrap-style:square;mso-width-percent:0;mso-height-percent:0;mso-wrap-distance-left:9pt;mso-wrap-distance-top:0;mso-wrap-distance-right:9pt;mso-wrap-distance-bottom:0;mso-position-horizontal:absolute;mso-position-horizontal-relative:page;mso-position-vertical:absolute;mso-position-vertical-relative:text;mso-width-percent:0;mso-height-percent:0;mso-width-relative:page;mso-height-relative:page;v-text-anchor:top" o:gfxdata="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" fillcolor="black" stroked="f">
                 <w10:wrap anchorx="page"/>
@@ -19688,8 +18646,8 @@
           </mc:Fallback>
         </mc:AlternateContent>
       </w:r>
-      <w:bookmarkStart w:id="27" w:name="_bookmark10"/>
-      <w:bookmarkEnd w:id="27"/>
+      <w:bookmarkStart w:id="26" w:name="_bookmark10"/>
+      <w:bookmarkEnd w:id="26"/>
       <w:r>
         <w:t>7.</w:t>
       </w:r>
@@ -19702,7 +18660,7 @@
       <w:r>
         <w:t>Condiciones del Entorno</w:t>
       </w:r>
-      <w:bookmarkEnd w:id="26"/>
+      <w:bookmarkEnd w:id="25"/>
     </w:p>
     <w:p>
       <w:r>
@@ -19838,9 +18796,12 @@
       </w:pPr>
       <w:proofErr w:type="spellStart"/>
       <w:r>
-        <w:t>MariaDB</w:t>
+        <w:t>Android</w:t>
       </w:r>
       <w:proofErr w:type="spellEnd"/>
+      <w:r>
+        <w:t xml:space="preserve"> Studio</w:t>
+      </w:r>
     </w:p>
     <w:p>
       <w:pPr>
@@ -19852,61 +18813,9 @@
       </w:pPr>
       <w:proofErr w:type="spellStart"/>
       <w:r>
-        <w:t>HeidiSQL</w:t>
+        <w:t>Postman</w:t>
       </w:r>
       <w:proofErr w:type="spellEnd"/>
-    </w:p>
-    <w:p>
-      <w:pPr>
-        <w:pStyle w:val="Prrafodelista"/>
-        <w:numPr>
-          <w:ilvl w:val="0"/>
-          <w:numId w:val="18"/>
-        </w:numPr>
-      </w:pPr>
-      <w:proofErr w:type="spellStart"/>
-      <w:r>
-        <w:t>Android</w:t>
-      </w:r>
-      <w:proofErr w:type="spellEnd"/>
-      <w:r>
-        <w:t xml:space="preserve"> Studio</w:t>
-      </w:r>
-    </w:p>
-    <w:p>
-      <w:pPr>
-        <w:pStyle w:val="Prrafodelista"/>
-        <w:numPr>
-          <w:ilvl w:val="0"/>
-          <w:numId w:val="18"/>
-        </w:numPr>
-      </w:pPr>
-      <w:proofErr w:type="spellStart"/>
-      <w:r>
-        <w:t>Postman</w:t>
-      </w:r>
-      <w:proofErr w:type="spellEnd"/>
-    </w:p>
-    <w:p>
-      <w:r>
-        <w:t xml:space="preserve">La base de datos utilizada será </w:t>
-      </w:r>
-      <w:proofErr w:type="spellStart"/>
-      <w:r>
-        <w:t>MariaDB</w:t>
-      </w:r>
-      <w:proofErr w:type="spellEnd"/>
-      <w:r>
-        <w:t xml:space="preserve"> ejecutándose localmente con la base de datos </w:t>
-      </w:r>
-      <w:proofErr w:type="spellStart"/>
-      <w:r>
-        <w:t>ConversionDB</w:t>
-      </w:r>
-      <w:proofErr w:type="spellEnd"/>
-      <w:r>
-        <w:t>, permitiendo almacenar el historial de conversiones realizadas por los usuarios.</w:t>
-      </w:r>
     </w:p>
     <w:p>
       <w:r>
@@ -20149,22 +19058,22 @@
       <w:pPr>
         <w:pStyle w:val="Ttulo2"/>
       </w:pPr>
-      <w:bookmarkStart w:id="28" w:name="_bookmark11"/>
-      <w:bookmarkStart w:id="29" w:name="_Toc229416154"/>
+      <w:bookmarkStart w:id="27" w:name="_bookmark11"/>
+      <w:bookmarkStart w:id="28" w:name="_Toc229416154"/>
+      <w:bookmarkEnd w:id="27"/>
+      <w:r>
+        <w:t>7.</w:t>
+      </w:r>
+      <w:r>
+        <w:t>4</w:t>
+      </w:r>
+      <w:r>
+        <w:t xml:space="preserve"> </w:t>
+      </w:r>
+      <w:r>
+        <w:t>Características de los Usuarios</w:t>
+      </w:r>
       <w:bookmarkEnd w:id="28"/>
-      <w:r>
-        <w:t>7.</w:t>
-      </w:r>
-      <w:r>
-        <w:t>4</w:t>
-      </w:r>
-      <w:r>
-        <w:t xml:space="preserve"> </w:t>
-      </w:r>
-      <w:r>
-        <w:t>Características de los Usuarios</w:t>
-      </w:r>
-      <w:bookmarkEnd w:id="29"/>
     </w:p>
     <w:p>
       <w:pPr>
@@ -20185,9 +19094,12 @@
           <w:sz w:val="24"/>
           <w:szCs w:val="22"/>
         </w:rPr>
-        <w:t xml:space="preserve">Los usuarios del sistema de conversión de unidades de longitud, masa y temperatura están conformados principalmente por estudiantes, docentes, personal técnico y usuarios en general que requieren realizar conversiones rápidas, precisas y confiables entre </w:t>
-      </w:r>
-      <w:r>
+        <w:t>Los usuarios del sistema de conversión de unidades de longitud, masa y temperatura están conformados principalmente por estudiantes, docentes, personal técnico y usuarios en general que requieren realizar conversiones rápidas, precisas y confiables entre diferentes unidades de medida.</w:t>
+      </w:r>
+    </w:p>
+    <w:p>
+      <w:pPr>
+        <w:pStyle w:val="Descripcin"/>
         <w:rPr>
           <w:i w:val="0"/>
           <w:iCs w:val="0"/>
@@ -20195,13 +19107,8 @@
           <w:sz w:val="24"/>
           <w:szCs w:val="22"/>
         </w:rPr>
-        <w:lastRenderedPageBreak/>
-        <w:t>diferentes unidades de medida.</w:t>
-      </w:r>
-    </w:p>
-    <w:p>
-      <w:pPr>
-        <w:pStyle w:val="Descripcin"/>
+      </w:pPr>
+      <w:r>
         <w:rPr>
           <w:i w:val="0"/>
           <w:iCs w:val="0"/>
@@ -20209,8 +19116,12 @@
           <w:sz w:val="24"/>
           <w:szCs w:val="22"/>
         </w:rPr>
-      </w:pPr>
-      <w:r>
+        <w:t>El sistema está diseñado para ser intuitivo, sencillo y fácil de utilizar, por lo que el nivel de conocimiento informático requerido es básico. Los usuarios únicamente deberán interactuar con interfaces gráficas simples o menús básicos dentro de los diferentes clientes implementados (consola, escritorio, web y móvil).</w:t>
+      </w:r>
+    </w:p>
+    <w:p>
+      <w:pPr>
+        <w:pStyle w:val="Descripcin"/>
         <w:rPr>
           <w:i w:val="0"/>
           <w:iCs w:val="0"/>
@@ -20218,12 +19129,8 @@
           <w:sz w:val="24"/>
           <w:szCs w:val="22"/>
         </w:rPr>
-        <w:t>El sistema está diseñado para ser intuitivo, sencillo y fácil de utilizar, por lo que el nivel de conocimiento informático requerido es básico. Los usuarios únicamente deberán interactuar con interfaces gráficas simples o menús básicos dentro de los diferentes clientes implementados (consola, escritorio, web y móvil).</w:t>
-      </w:r>
-    </w:p>
-    <w:p>
-      <w:pPr>
-        <w:pStyle w:val="Descripcin"/>
+      </w:pPr>
+      <w:r>
         <w:rPr>
           <w:i w:val="0"/>
           <w:iCs w:val="0"/>
@@ -20231,7 +19138,9 @@
           <w:sz w:val="24"/>
           <w:szCs w:val="22"/>
         </w:rPr>
-      </w:pPr>
+        <w:lastRenderedPageBreak/>
+        <w:t>Los u</w:t>
+      </w:r>
       <w:r>
         <w:rPr>
           <w:i w:val="0"/>
@@ -20240,9 +19149,16 @@
           <w:sz w:val="24"/>
           <w:szCs w:val="22"/>
         </w:rPr>
-        <w:t>Los u</w:t>
-      </w:r>
-      <w:r>
+        <w:t>suarios deberán ser capaces de:</w:t>
+      </w:r>
+    </w:p>
+    <w:p>
+      <w:pPr>
+        <w:pStyle w:val="Descripcin"/>
+        <w:numPr>
+          <w:ilvl w:val="0"/>
+          <w:numId w:val="22"/>
+        </w:numPr>
         <w:rPr>
           <w:i w:val="0"/>
           <w:iCs w:val="0"/>
@@ -20250,7 +19166,16 @@
           <w:sz w:val="24"/>
           <w:szCs w:val="22"/>
         </w:rPr>
-        <w:t>suarios deberán ser capaces de:</w:t>
+      </w:pPr>
+      <w:r>
+        <w:rPr>
+          <w:i w:val="0"/>
+          <w:iCs w:val="0"/>
+          <w:color w:val="auto"/>
+          <w:sz w:val="24"/>
+          <w:szCs w:val="22"/>
+        </w:rPr>
+        <w:t>Ingresar valores numéricos</w:t>
       </w:r>
     </w:p>
     <w:p>
@@ -20276,7 +19201,7 @@
           <w:sz w:val="24"/>
           <w:szCs w:val="22"/>
         </w:rPr>
-        <w:t>Ingresar valores numéricos</w:t>
+        <w:t>Seleccionar unidades de origen y destino</w:t>
       </w:r>
     </w:p>
     <w:p>
@@ -20302,7 +19227,7 @@
           <w:sz w:val="24"/>
           <w:szCs w:val="22"/>
         </w:rPr>
-        <w:t>Seleccionar unidades de origen y destino</w:t>
+        <w:t>Elegir el tipo de conversión</w:t>
       </w:r>
     </w:p>
     <w:p>
@@ -20328,7 +19253,7 @@
           <w:sz w:val="24"/>
           <w:szCs w:val="22"/>
         </w:rPr>
-        <w:t>Elegir el tipo de conversión</w:t>
+        <w:t>Interpretar resultados mostrados en pantalla</w:t>
       </w:r>
     </w:p>
     <w:p>
@@ -20354,16 +19279,12 @@
           <w:sz w:val="24"/>
           <w:szCs w:val="22"/>
         </w:rPr>
-        <w:t>Interpretar resultados mostrados en pantalla</w:t>
+        <w:t>Utilizar funcionalidades básicas del sistema</w:t>
       </w:r>
     </w:p>
     <w:p>
       <w:pPr>
         <w:pStyle w:val="Descripcin"/>
-        <w:numPr>
-          <w:ilvl w:val="0"/>
-          <w:numId w:val="22"/>
-        </w:numPr>
         <w:rPr>
           <w:i w:val="0"/>
           <w:iCs w:val="0"/>
@@ -20380,12 +19301,9 @@
           <w:sz w:val="24"/>
           <w:szCs w:val="22"/>
         </w:rPr>
-        <w:t>Utilizar funcionalidades básicas del sistema</w:t>
-      </w:r>
-    </w:p>
-    <w:p>
-      <w:pPr>
-        <w:pStyle w:val="Descripcin"/>
+        <w:t>No se requiere experiencia previa en programación, bases de datos ni conocimientos avanzados de matemáticas, debido a que el sistema automatiza completamente las operaciones de conversión mediant</w:t>
+      </w:r>
+      <w:r>
         <w:rPr>
           <w:i w:val="0"/>
           <w:iCs w:val="0"/>
@@ -20393,8 +19311,12 @@
           <w:sz w:val="24"/>
           <w:szCs w:val="22"/>
         </w:rPr>
-      </w:pPr>
-      <w:r>
+        <w:t>e servicios SOAP centralizados.</w:t>
+      </w:r>
+    </w:p>
+    <w:p>
+      <w:pPr>
+        <w:pStyle w:val="Descripcin"/>
         <w:rPr>
           <w:i w:val="0"/>
           <w:iCs w:val="0"/>
@@ -20402,8 +19324,7 @@
           <w:sz w:val="24"/>
           <w:szCs w:val="22"/>
         </w:rPr>
-        <w:t>No se requiere experiencia previa en programación, bases de datos ni conocimientos avanzados de matemáticas, debido a que el sistema automatiza completamente las operaciones de conversión mediant</w:t>
-      </w:r>
+      </w:pPr>
       <w:r>
         <w:rPr>
           <w:i w:val="0"/>
@@ -20412,12 +19333,9 @@
           <w:sz w:val="24"/>
           <w:szCs w:val="22"/>
         </w:rPr>
-        <w:t>e servicios SOAP centralizados.</w:t>
-      </w:r>
-    </w:p>
-    <w:p>
-      <w:pPr>
-        <w:pStyle w:val="Descripcin"/>
+        <w:t xml:space="preserve">El sistema está orientado tanto a fines educativos como prácticos, permitiendo que cualquier usuario </w:t>
+      </w:r>
+      <w:r>
         <w:rPr>
           <w:i w:val="0"/>
           <w:iCs w:val="0"/>
@@ -20425,8 +19343,16 @@
           <w:sz w:val="24"/>
           <w:szCs w:val="22"/>
         </w:rPr>
-      </w:pPr>
-      <w:r>
+        <w:t>pueda realizar conversiones de:</w:t>
+      </w:r>
+    </w:p>
+    <w:p>
+      <w:pPr>
+        <w:pStyle w:val="Descripcin"/>
+        <w:numPr>
+          <w:ilvl w:val="0"/>
+          <w:numId w:val="23"/>
+        </w:numPr>
         <w:rPr>
           <w:i w:val="0"/>
           <w:iCs w:val="0"/>
@@ -20434,8 +19360,7 @@
           <w:sz w:val="24"/>
           <w:szCs w:val="22"/>
         </w:rPr>
-        <w:t xml:space="preserve">El sistema está orientado tanto a fines educativos como prácticos, permitiendo que cualquier usuario </w:t>
-      </w:r>
+      </w:pPr>
       <w:r>
         <w:rPr>
           <w:i w:val="0"/>
@@ -20444,7 +19369,7 @@
           <w:sz w:val="24"/>
           <w:szCs w:val="22"/>
         </w:rPr>
-        <w:t>pueda realizar conversiones de:</w:t>
+        <w:t>Longitud</w:t>
       </w:r>
     </w:p>
     <w:p>
@@ -20470,7 +19395,7 @@
           <w:sz w:val="24"/>
           <w:szCs w:val="22"/>
         </w:rPr>
-        <w:t>Longitud</w:t>
+        <w:t>Masa</w:t>
       </w:r>
     </w:p>
     <w:p>
@@ -20496,16 +19421,12 @@
           <w:sz w:val="24"/>
           <w:szCs w:val="22"/>
         </w:rPr>
-        <w:t>Masa</w:t>
+        <w:t>Temperatura</w:t>
       </w:r>
     </w:p>
     <w:p>
       <w:pPr>
         <w:pStyle w:val="Descripcin"/>
-        <w:numPr>
-          <w:ilvl w:val="0"/>
-          <w:numId w:val="23"/>
-        </w:numPr>
         <w:rPr>
           <w:i w:val="0"/>
           <w:iCs w:val="0"/>
@@ -20514,6 +19435,7 @@
           <w:szCs w:val="22"/>
         </w:rPr>
       </w:pPr>
+      <w:proofErr w:type="gramStart"/>
       <w:r>
         <w:rPr>
           <w:i w:val="0"/>
@@ -20522,12 +19444,10 @@
           <w:sz w:val="24"/>
           <w:szCs w:val="22"/>
         </w:rPr>
-        <w:t>Temperatura</w:t>
-      </w:r>
-    </w:p>
-    <w:p>
-      <w:pPr>
-        <w:pStyle w:val="Descripcin"/>
+        <w:t>de</w:t>
+      </w:r>
+      <w:proofErr w:type="gramEnd"/>
+      <w:r>
         <w:rPr>
           <w:i w:val="0"/>
           <w:iCs w:val="0"/>
@@ -20535,8 +19455,8 @@
           <w:sz w:val="24"/>
           <w:szCs w:val="22"/>
         </w:rPr>
-      </w:pPr>
-      <w:proofErr w:type="gramStart"/>
+        <w:t xml:space="preserve"> forma rápida y eficien</w:t>
+      </w:r>
       <w:r>
         <w:rPr>
           <w:i w:val="0"/>
@@ -20545,10 +19465,12 @@
           <w:sz w:val="24"/>
           <w:szCs w:val="22"/>
         </w:rPr>
-        <w:t>de</w:t>
-      </w:r>
-      <w:proofErr w:type="gramEnd"/>
-      <w:r>
+        <w:t>te desde distintas plataformas.</w:t>
+      </w:r>
+    </w:p>
+    <w:p>
+      <w:pPr>
+        <w:pStyle w:val="Descripcin"/>
         <w:rPr>
           <w:i w:val="0"/>
           <w:iCs w:val="0"/>
@@ -20556,8 +19478,7 @@
           <w:sz w:val="24"/>
           <w:szCs w:val="22"/>
         </w:rPr>
-        <w:t xml:space="preserve"> forma rápida y eficien</w:t>
-      </w:r>
+      </w:pPr>
       <w:r>
         <w:rPr>
           <w:i w:val="0"/>
@@ -20566,12 +19487,9 @@
           <w:sz w:val="24"/>
           <w:szCs w:val="22"/>
         </w:rPr>
-        <w:t>te desde distintas plataformas.</w:t>
-      </w:r>
-    </w:p>
-    <w:p>
-      <w:pPr>
-        <w:pStyle w:val="Descripcin"/>
+        <w:t>Asimismo, el sistema contempla diferentes perfiles d</w:t>
+      </w:r>
+      <w:r>
         <w:rPr>
           <w:i w:val="0"/>
           <w:iCs w:val="0"/>
@@ -20579,8 +19497,16 @@
           <w:sz w:val="24"/>
           <w:szCs w:val="22"/>
         </w:rPr>
-      </w:pPr>
-      <w:r>
+        <w:t>e uso según el tipo de cliente:</w:t>
+      </w:r>
+    </w:p>
+    <w:p>
+      <w:pPr>
+        <w:pStyle w:val="Descripcin"/>
+        <w:numPr>
+          <w:ilvl w:val="0"/>
+          <w:numId w:val="24"/>
+        </w:numPr>
         <w:rPr>
           <w:i w:val="0"/>
           <w:iCs w:val="0"/>
@@ -20588,8 +19514,7 @@
           <w:sz w:val="24"/>
           <w:szCs w:val="22"/>
         </w:rPr>
-        <w:t>Asimismo, el sistema contempla diferentes perfiles d</w:t>
-      </w:r>
+      </w:pPr>
       <w:r>
         <w:rPr>
           <w:i w:val="0"/>
@@ -20598,7 +19523,7 @@
           <w:sz w:val="24"/>
           <w:szCs w:val="22"/>
         </w:rPr>
-        <w:t>e uso según el tipo de cliente:</w:t>
+        <w:t>Usuarios generales utilizando clientes web y móvil</w:t>
       </w:r>
     </w:p>
     <w:p>
@@ -20624,7 +19549,7 @@
           <w:sz w:val="24"/>
           <w:szCs w:val="22"/>
         </w:rPr>
-        <w:t>Usuarios generales utilizando clientes web y móvil</w:t>
+        <w:t>Usuarios académicos utilizando cliente escritorio</w:t>
       </w:r>
     </w:p>
     <w:p>
@@ -20650,16 +19575,14 @@
           <w:sz w:val="24"/>
           <w:szCs w:val="22"/>
         </w:rPr>
-        <w:t>Usuarios académicos utilizando cliente escritorio</w:t>
+        <w:t>Usuarios técnicos utilizando cliente consola para pruebas y monitoreo básico</w:t>
       </w:r>
     </w:p>
     <w:p>
       <w:pPr>
         <w:pStyle w:val="Descripcin"/>
-        <w:numPr>
-          <w:ilvl w:val="0"/>
-          <w:numId w:val="24"/>
-        </w:numPr>
+      </w:pPr>
+      <w:r>
         <w:rPr>
           <w:i w:val="0"/>
           <w:iCs w:val="0"/>
@@ -20667,7 +19590,9 @@
           <w:sz w:val="24"/>
           <w:szCs w:val="22"/>
         </w:rPr>
-      </w:pPr>
+        <w:t>Finalmente, se espera que los usuarios puedan interpretar correctamente las unidades de medida y los resultados obtenidos sin dificultad, gracias a las validaciones implementadas y a la presentación clara de la información dentro del sistema</w:t>
+      </w:r>
+      <w:proofErr w:type="gramStart"/>
       <w:r>
         <w:rPr>
           <w:i w:val="0"/>
@@ -20676,13 +19601,8 @@
           <w:sz w:val="24"/>
           <w:szCs w:val="22"/>
         </w:rPr>
-        <w:t>Usuarios técnicos utilizando cliente consola para pruebas y monitoreo básico</w:t>
-      </w:r>
-    </w:p>
-    <w:p>
-      <w:pPr>
-        <w:pStyle w:val="Descripcin"/>
-      </w:pPr>
+        <w:t>.</w:t>
+      </w:r>
       <w:r>
         <w:rPr>
           <w:i w:val="0"/>
@@ -20691,27 +19611,6 @@
           <w:sz w:val="24"/>
           <w:szCs w:val="22"/>
         </w:rPr>
-        <w:t>Finalmente, se espera que los usuarios puedan interpretar correctamente las unidades de medida y los resultados obtenidos sin dificultad, gracias a las validaciones implementadas y a la presentación clara de la información dentro del sistema</w:t>
-      </w:r>
-      <w:proofErr w:type="gramStart"/>
-      <w:r>
-        <w:rPr>
-          <w:i w:val="0"/>
-          <w:iCs w:val="0"/>
-          <w:color w:val="auto"/>
-          <w:sz w:val="24"/>
-          <w:szCs w:val="22"/>
-        </w:rPr>
-        <w:t>.</w:t>
-      </w:r>
-      <w:r>
-        <w:rPr>
-          <w:i w:val="0"/>
-          <w:iCs w:val="0"/>
-          <w:color w:val="auto"/>
-          <w:sz w:val="24"/>
-          <w:szCs w:val="22"/>
-        </w:rPr>
         <w:t>.</w:t>
       </w:r>
       <w:proofErr w:type="gramEnd"/>
@@ -20721,7 +19620,7 @@
         <w:pStyle w:val="Descripcin"/>
         <w:keepNext/>
       </w:pPr>
-      <w:bookmarkStart w:id="30" w:name="_Toc221056210"/>
+      <w:bookmarkStart w:id="29" w:name="_Toc221056210"/>
       <w:r>
         <w:t xml:space="preserve">Tabla </w:t>
       </w:r>
@@ -20746,7 +19645,7 @@
       <w:r>
         <w:t xml:space="preserve">. </w:t>
       </w:r>
-      <w:bookmarkEnd w:id="30"/>
+      <w:bookmarkEnd w:id="29"/>
       <w:r>
         <w:t>Usuario Estudiante</w:t>
       </w:r>
@@ -21036,7 +19935,6 @@
                 <w:szCs w:val="24"/>
                 <w:lang w:val="es-EC" w:eastAsia="es-EC"/>
               </w:rPr>
-              <w:lastRenderedPageBreak/>
               <w:t>Actividades</w:t>
             </w:r>
           </w:p>
@@ -21084,7 +19982,7 @@
         <w:pStyle w:val="Descripcin"/>
         <w:keepNext/>
       </w:pPr>
-      <w:bookmarkStart w:id="31" w:name="_Toc221056211"/>
+      <w:bookmarkStart w:id="30" w:name="_Toc221056211"/>
       <w:r>
         <w:t xml:space="preserve">Tabla </w:t>
       </w:r>
@@ -21109,7 +20007,7 @@
       <w:r>
         <w:t xml:space="preserve">. Usuario </w:t>
       </w:r>
-      <w:bookmarkEnd w:id="31"/>
+      <w:bookmarkEnd w:id="30"/>
       <w:r>
         <w:t>Docente</w:t>
       </w:r>
@@ -21216,6 +20114,7 @@
                 <w:szCs w:val="24"/>
                 <w:lang w:val="es-EC" w:eastAsia="es-EC"/>
               </w:rPr>
+              <w:lastRenderedPageBreak/>
               <w:t>Tipo de usuario</w:t>
             </w:r>
           </w:p>
@@ -21446,7 +20345,7 @@
         <w:pStyle w:val="Descripcin"/>
         <w:keepNext/>
       </w:pPr>
-      <w:bookmarkStart w:id="32" w:name="_Toc221056212"/>
+      <w:bookmarkStart w:id="31" w:name="_Toc221056212"/>
       <w:r>
         <w:t xml:space="preserve">Tabla </w:t>
       </w:r>
@@ -21471,7 +20370,7 @@
       <w:r>
         <w:t xml:space="preserve">. </w:t>
       </w:r>
-      <w:bookmarkEnd w:id="32"/>
+      <w:bookmarkEnd w:id="31"/>
       <w:r>
         <w:t>Usuario General</w:t>
       </w:r>
@@ -21807,7 +20706,7 @@
       <w:pPr>
         <w:pStyle w:val="Descripcin"/>
       </w:pPr>
-      <w:bookmarkStart w:id="33" w:name="_Toc221056213"/>
+      <w:bookmarkStart w:id="32" w:name="_Toc221056213"/>
       <w:r>
         <w:t xml:space="preserve">Tabla </w:t>
       </w:r>
@@ -21832,7 +20731,7 @@
       <w:r>
         <w:t xml:space="preserve">. </w:t>
       </w:r>
-      <w:bookmarkEnd w:id="33"/>
+      <w:bookmarkEnd w:id="32"/>
       <w:r>
         <w:t>Usuario Administrador del Sistema</w:t>
       </w:r>
@@ -21844,8 +20743,8 @@
         <w:tblLook w:val="04A0" w:firstRow="1" w:lastRow="0" w:firstColumn="1" w:lastColumn="0" w:noHBand="0" w:noVBand="1"/>
       </w:tblPr>
       <w:tblGrid>
-        <w:gridCol w:w="1705"/>
-        <w:gridCol w:w="7715"/>
+        <w:gridCol w:w="1751"/>
+        <w:gridCol w:w="7669"/>
       </w:tblGrid>
       <w:tr>
         <w:trPr>
@@ -21870,8 +20769,8 @@
                 <w:lang w:val="es-EC" w:eastAsia="es-EC"/>
               </w:rPr>
             </w:pPr>
-            <w:bookmarkStart w:id="34" w:name="_bookmark12"/>
-            <w:bookmarkEnd w:id="34"/>
+            <w:bookmarkStart w:id="33" w:name="_bookmark12"/>
+            <w:bookmarkEnd w:id="33"/>
             <w:r>
               <w:rPr>
                 <w:rFonts w:eastAsia="Times New Roman" w:cs="Arial"/>
@@ -22093,18 +20992,16 @@
                 <w:szCs w:val="24"/>
                 <w:lang w:val="es-EC" w:eastAsia="es-EC"/>
               </w:rPr>
-              <w:t xml:space="preserve">Conocimientos en programación Java, SOAP, </w:t>
-            </w:r>
-            <w:proofErr w:type="spellStart"/>
-            <w:r>
-              <w:rPr>
-                <w:rFonts w:eastAsia="Times New Roman" w:cs="Arial"/>
-                <w:szCs w:val="24"/>
-                <w:lang w:val="es-EC" w:eastAsia="es-EC"/>
-              </w:rPr>
-              <w:t>MariaDB</w:t>
-            </w:r>
-            <w:proofErr w:type="spellEnd"/>
+              <w:t>Conocimie</w:t>
+            </w:r>
+            <w:r>
+              <w:rPr>
+                <w:rFonts w:eastAsia="Times New Roman" w:cs="Arial"/>
+                <w:szCs w:val="24"/>
+                <w:lang w:val="es-EC" w:eastAsia="es-EC"/>
+              </w:rPr>
+              <w:t>ntos en programación Java, SOAP</w:t>
+            </w:r>
             <w:r>
               <w:rPr>
                 <w:rFonts w:eastAsia="Times New Roman" w:cs="Arial"/>
@@ -22171,25 +21068,41 @@
                 <w:szCs w:val="24"/>
                 <w:lang w:val="es-EC" w:eastAsia="es-EC"/>
               </w:rPr>
-              <w:t xml:space="preserve">Mantiene el servidor SOAP, verifica el correcto funcionamiento de las conversiones, monitorea conexiones, administra la base de datos </w:t>
-            </w:r>
-            <w:proofErr w:type="spellStart"/>
-            <w:r>
-              <w:rPr>
-                <w:rFonts w:eastAsia="Times New Roman" w:cs="Arial"/>
-                <w:szCs w:val="24"/>
-                <w:lang w:val="es-EC" w:eastAsia="es-EC"/>
-              </w:rPr>
-              <w:t>ConversionDB</w:t>
-            </w:r>
-            <w:proofErr w:type="spellEnd"/>
-            <w:r>
-              <w:rPr>
-                <w:rFonts w:eastAsia="Times New Roman" w:cs="Arial"/>
-                <w:szCs w:val="24"/>
-                <w:lang w:val="es-EC" w:eastAsia="es-EC"/>
-              </w:rPr>
-              <w:t xml:space="preserve"> y asegura la estabilidad del sistema.</w:t>
+              <w:t>Mantiene el servidor SOAP, verifica el correcto funcionamiento de las conv</w:t>
+            </w:r>
+            <w:r>
+              <w:rPr>
+                <w:rFonts w:eastAsia="Times New Roman" w:cs="Arial"/>
+                <w:szCs w:val="24"/>
+                <w:lang w:val="es-EC" w:eastAsia="es-EC"/>
+              </w:rPr>
+              <w:t xml:space="preserve">ersiones, monitorea </w:t>
+            </w:r>
+            <w:bookmarkStart w:id="34" w:name="_GoBack"/>
+            <w:r>
+              <w:rPr>
+                <w:rFonts w:eastAsia="Times New Roman" w:cs="Arial"/>
+                <w:szCs w:val="24"/>
+                <w:lang w:val="es-EC" w:eastAsia="es-EC"/>
+              </w:rPr>
+              <w:t>conexion</w:t>
+            </w:r>
+            <w:bookmarkEnd w:id="34"/>
+            <w:r>
+              <w:rPr>
+                <w:rFonts w:eastAsia="Times New Roman" w:cs="Arial"/>
+                <w:szCs w:val="24"/>
+                <w:lang w:val="es-EC" w:eastAsia="es-EC"/>
+              </w:rPr>
+              <w:t xml:space="preserve">es </w:t>
+            </w:r>
+            <w:r>
+              <w:rPr>
+                <w:rFonts w:eastAsia="Times New Roman" w:cs="Arial"/>
+                <w:szCs w:val="24"/>
+                <w:lang w:val="es-EC" w:eastAsia="es-EC"/>
+              </w:rPr>
+              <w:t>y asegura la estabilidad del sistema.</w:t>
             </w:r>
           </w:p>
         </w:tc>
@@ -22217,21 +21130,16 @@
     <w:p/>
     <w:p>
       <w:r>
+        <w:t>El sistema define mecanismos específicos para el ingreso y validación de datos, asegurando que únicamente se procesen valores válidos dentro de las operaciones de conversión. Asimismo, la lógica interna del sistema recibe las solicitudes enviadas desde los clientes, procesa las fórmulas matemáticas correspondientes para conversiones de longitud, masa y temperatura, y devuelve resultados precisos mediante comunicación SOAP basada en XML y HTTP.</w:t>
+      </w:r>
+    </w:p>
+    <w:p>
+      <w:r>
+        <w:t xml:space="preserve">Adicionalmente, el sistema interactúa con bibliotecas matemáticas y componentes </w:t>
+      </w:r>
+      <w:r>
         <w:lastRenderedPageBreak/>
-        <w:t>El sistema define mecanismos específicos para el ingreso y validación de datos, asegurando que únicamente se procesen valores válidos dentro de las operaciones de conversión. Asimismo, la lógica interna del sistema recibe las solicitudes enviadas desde los clientes, procesa las fórmulas matemáticas correspondientes para conversiones de longitud, masa y temperatura, y devuelve resultados precisos mediante comunicación SOAP basada en XML y HTTP.</w:t>
-      </w:r>
-    </w:p>
-    <w:p>
-      <w:r>
-        <w:t xml:space="preserve">Adicionalmente, el sistema interactúa con bibliotecas matemáticas y componentes propios del entorno Java, permitiendo ejecutar cálculos optimizados y precisos para garantizar exactitud en cada conversión realizada. También mantiene comunicación con la base de datos </w:t>
-      </w:r>
-      <w:proofErr w:type="spellStart"/>
-      <w:r>
-        <w:t>MariaDB</w:t>
-      </w:r>
-      <w:proofErr w:type="spellEnd"/>
-      <w:r>
-        <w:t xml:space="preserve"> mediante JDBC para almacenar el historial de conversiones ejecutadas por los usuarios.</w:t>
+        <w:t xml:space="preserve">propios del entorno Java, permitiendo ejecutar cálculos optimizados y precisos para garantizar exactitud en cada conversión realizada. </w:t>
       </w:r>
     </w:p>
     <w:p>
@@ -22416,24 +21324,6 @@
           <w:lang w:val="es-EC" w:eastAsia="es-EC"/>
         </w:rPr>
         <w:t xml:space="preserve">, Payara Server, </w:t>
-      </w:r>
-      <w:proofErr w:type="spellStart"/>
-      <w:r>
-        <w:rPr>
-          <w:rFonts w:eastAsia="Times New Roman" w:cs="Arial"/>
-          <w:szCs w:val="24"/>
-          <w:lang w:val="es-EC" w:eastAsia="es-EC"/>
-        </w:rPr>
-        <w:t>MariaDB</w:t>
-      </w:r>
-      <w:proofErr w:type="spellEnd"/>
-      <w:r>
-        <w:rPr>
-          <w:rFonts w:eastAsia="Times New Roman" w:cs="Arial"/>
-          <w:szCs w:val="24"/>
-          <w:lang w:val="es-EC" w:eastAsia="es-EC"/>
-        </w:rPr>
-        <w:t xml:space="preserve">, </w:t>
       </w:r>
       <w:proofErr w:type="spellStart"/>
       <w:r>
@@ -22802,122 +21692,98 @@
           <w:szCs w:val="24"/>
           <w:lang w:val="es-EC" w:eastAsia="es-EC"/>
         </w:rPr>
-        <w:lastRenderedPageBreak/>
         <w:t>JDBC</w:t>
       </w:r>
     </w:p>
     <w:p>
       <w:pPr>
         <w:pStyle w:val="Prrafodelista"/>
-        <w:numPr>
-          <w:ilvl w:val="0"/>
-          <w:numId w:val="26"/>
-        </w:numPr>
+        <w:ind w:left="359" w:firstLine="0"/>
         <w:rPr>
           <w:rFonts w:eastAsia="Times New Roman" w:cs="Arial"/>
           <w:szCs w:val="24"/>
           <w:lang w:val="es-EC" w:eastAsia="es-EC"/>
         </w:rPr>
       </w:pPr>
-      <w:proofErr w:type="spellStart"/>
       <w:r>
         <w:rPr>
           <w:rFonts w:eastAsia="Times New Roman" w:cs="Arial"/>
           <w:szCs w:val="24"/>
           <w:lang w:val="es-EC" w:eastAsia="es-EC"/>
         </w:rPr>
-        <w:t>MariaDB</w:t>
-      </w:r>
-      <w:proofErr w:type="spellEnd"/>
-    </w:p>
-    <w:p>
-      <w:pPr>
-        <w:pStyle w:val="Prrafodelista"/>
-        <w:ind w:left="359" w:firstLine="0"/>
+        <w:t xml:space="preserve">No se permitirá el uso de </w:t>
+      </w:r>
+      <w:proofErr w:type="spellStart"/>
+      <w:r>
         <w:rPr>
           <w:rFonts w:eastAsia="Times New Roman" w:cs="Arial"/>
           <w:szCs w:val="24"/>
           <w:lang w:val="es-EC" w:eastAsia="es-EC"/>
         </w:rPr>
-      </w:pPr>
+        <w:t>frameworks</w:t>
+      </w:r>
+      <w:proofErr w:type="spellEnd"/>
       <w:r>
         <w:rPr>
           <w:rFonts w:eastAsia="Times New Roman" w:cs="Arial"/>
           <w:szCs w:val="24"/>
           <w:lang w:val="es-EC" w:eastAsia="es-EC"/>
         </w:rPr>
-        <w:t xml:space="preserve">No se permitirá el uso de </w:t>
-      </w:r>
-      <w:proofErr w:type="spellStart"/>
+        <w:t xml:space="preserve"> o tecnologías que alteren la arquitectura cliente-serv</w:t>
+      </w:r>
       <w:r>
         <w:rPr>
           <w:rFonts w:eastAsia="Times New Roman" w:cs="Arial"/>
           <w:szCs w:val="24"/>
           <w:lang w:val="es-EC" w:eastAsia="es-EC"/>
         </w:rPr>
-        <w:t>frameworks</w:t>
-      </w:r>
-      <w:proofErr w:type="spellEnd"/>
-      <w:r>
+        <w:t>idor definida para el proyecto.</w:t>
+      </w:r>
+    </w:p>
+    <w:p>
+      <w:pPr>
+        <w:pStyle w:val="Prrafodelista"/>
+        <w:ind w:left="359" w:firstLine="0"/>
         <w:rPr>
           <w:rFonts w:eastAsia="Times New Roman" w:cs="Arial"/>
           <w:szCs w:val="24"/>
           <w:lang w:val="es-EC" w:eastAsia="es-EC"/>
         </w:rPr>
-        <w:t xml:space="preserve"> o tecnologías que alteren la arquitectura cliente-serv</w:t>
-      </w:r>
+      </w:pPr>
       <w:r>
         <w:rPr>
           <w:rFonts w:eastAsia="Times New Roman" w:cs="Arial"/>
           <w:szCs w:val="24"/>
           <w:lang w:val="es-EC" w:eastAsia="es-EC"/>
         </w:rPr>
-        <w:t>idor definida para el proyecto.</w:t>
-      </w:r>
-    </w:p>
-    <w:p>
-      <w:pPr>
-        <w:pStyle w:val="Prrafodelista"/>
-        <w:ind w:left="359" w:firstLine="0"/>
+        <w:t xml:space="preserve">Asimismo, las conversiones implementadas deberán basarse estrictamente en fórmulas matemáticas estándar internacionalmente aceptadas para longitud, masa y temperatura, evitando modificaciones arbitrarias que afecten </w:t>
+      </w:r>
+      <w:r>
         <w:rPr>
           <w:rFonts w:eastAsia="Times New Roman" w:cs="Arial"/>
           <w:szCs w:val="24"/>
           <w:lang w:val="es-EC" w:eastAsia="es-EC"/>
         </w:rPr>
-      </w:pPr>
-      <w:r>
+        <w:t>la precisión de los resultados.</w:t>
+      </w:r>
+    </w:p>
+    <w:p>
+      <w:pPr>
+        <w:pStyle w:val="Prrafodelista"/>
+        <w:ind w:left="359" w:firstLine="0"/>
         <w:rPr>
           <w:rFonts w:eastAsia="Times New Roman" w:cs="Arial"/>
           <w:szCs w:val="24"/>
           <w:lang w:val="es-EC" w:eastAsia="es-EC"/>
         </w:rPr>
-        <w:t xml:space="preserve">Asimismo, las conversiones implementadas deberán basarse estrictamente en fórmulas matemáticas estándar internacionalmente aceptadas para longitud, masa y temperatura, evitando modificaciones arbitrarias que afecten </w:t>
-      </w:r>
+      </w:pPr>
       <w:r>
         <w:rPr>
           <w:rFonts w:eastAsia="Times New Roman" w:cs="Arial"/>
           <w:szCs w:val="24"/>
           <w:lang w:val="es-EC" w:eastAsia="es-EC"/>
         </w:rPr>
-        <w:t>la precisión de los resultados.</w:t>
-      </w:r>
-    </w:p>
-    <w:p>
-      <w:pPr>
-        <w:pStyle w:val="Prrafodelista"/>
-        <w:ind w:left="359" w:firstLine="0"/>
-        <w:rPr>
-          <w:rFonts w:eastAsia="Times New Roman" w:cs="Arial"/>
-          <w:szCs w:val="24"/>
-          <w:lang w:val="es-EC" w:eastAsia="es-EC"/>
-        </w:rPr>
-      </w:pPr>
-      <w:r>
-        <w:rPr>
-          <w:rFonts w:eastAsia="Times New Roman" w:cs="Arial"/>
-          <w:szCs w:val="24"/>
-          <w:lang w:val="es-EC" w:eastAsia="es-EC"/>
-        </w:rPr>
+        <w:lastRenderedPageBreak/>
         <w:t>El sistema deberá manejar precisión decimal adecuada en todas las operaciones matemáticas, evitando errores de redondeo significativos que puedan generar inc</w:t>
       </w:r>
       <w:r>
@@ -23122,7 +21988,10 @@
       </w:r>
       <w:proofErr w:type="spellEnd"/>
       <w:r>
-        <w:t xml:space="preserve">, Payara Server 7, </w:t>
+        <w:t xml:space="preserve">, </w:t>
+      </w:r>
+      <w:r>
+        <w:t xml:space="preserve">Payara Server 7, </w:t>
       </w:r>
       <w:proofErr w:type="spellStart"/>
       <w:r>
@@ -23130,53 +21999,51 @@
       </w:r>
       <w:proofErr w:type="spellEnd"/>
       <w:r>
-        <w:t xml:space="preserve"> EE 10, </w:t>
+        <w:t xml:space="preserve"> EE 10</w:t>
+      </w:r>
+      <w:r>
+        <w:t xml:space="preserve">, JDBC y </w:t>
       </w:r>
       <w:proofErr w:type="spellStart"/>
       <w:r>
-        <w:t>MariaDB</w:t>
+        <w:t>Android</w:t>
       </w:r>
       <w:proofErr w:type="spellEnd"/>
       <w:r>
-        <w:t xml:space="preserve">, JDBC y </w:t>
+        <w:t xml:space="preserve"> Studio. Cualquier cambio o actualización significativa en estas tecnologías podría requerir ajustes en la configuración, compatibilidad o implementación del sistema.</w:t>
+      </w:r>
+    </w:p>
+    <w:p>
+      <w:r>
+        <w:t xml:space="preserve">Adicionalmente, se asume que el servidor SOAP </w:t>
       </w:r>
       <w:proofErr w:type="spellStart"/>
       <w:r>
+        <w:t>permanecer</w:t>
+      </w:r>
+      <w:r>
+        <w:t>a</w:t>
+      </w:r>
+      <w:proofErr w:type="spellEnd"/>
+      <w:r>
+        <w:t xml:space="preserve"> disponibles durante la ejecución del sistema, ya que los diferentes clientes dependen de estos componentes para procesar conversiones y registrar operaciones realizadas. En el caso del cliente </w:t>
+      </w:r>
+      <w:proofErr w:type="spellStart"/>
+      <w:r>
         <w:t>Android</w:t>
       </w:r>
       <w:proofErr w:type="spellEnd"/>
       <w:r>
-        <w:t xml:space="preserve"> Studio. </w:t>
+        <w:t>, también se depende de la correcta configuración de la dirección 10.0.2.2 para establecer comunicación con el servidor local.</w:t>
+      </w:r>
+    </w:p>
+    <w:p>
+      <w:r>
+        <w:t xml:space="preserve">Finalmente, el sistema depende de la estabilidad del entorno de desarrollo y ejecución, por lo que actualizaciones del lenguaje Java, librerías SOAP, drivers JDBC o plataformas </w:t>
       </w:r>
       <w:r>
         <w:lastRenderedPageBreak/>
-        <w:t>Cualquier cambio o actualización significativa en estas tecnologías podría requerir ajustes en la configuración, compatibilidad o implementación del sistema.</w:t>
-      </w:r>
-    </w:p>
-    <w:p>
-      <w:r>
-        <w:t xml:space="preserve">Adicionalmente, se asume que el servidor SOAP y la base de datos </w:t>
-      </w:r>
-      <w:proofErr w:type="spellStart"/>
-      <w:r>
-        <w:t>MariaDB</w:t>
-      </w:r>
-      <w:proofErr w:type="spellEnd"/>
-      <w:r>
-        <w:t xml:space="preserve"> permanecerán disponibles durante la ejecución del sistema, ya que los diferentes clientes dependen de estos componentes para procesar conversiones y registrar operaciones realizadas. En el caso del cliente </w:t>
-      </w:r>
-      <w:proofErr w:type="spellStart"/>
-      <w:r>
-        <w:t>Android</w:t>
-      </w:r>
-      <w:proofErr w:type="spellEnd"/>
-      <w:r>
-        <w:t>, también se depende de la correcta configuración de la dirección 10.0.2.2 para establecer comunicación con el servidor local.</w:t>
-      </w:r>
-    </w:p>
-    <w:p>
-      <w:r>
-        <w:t>Finalmente, el sistema depende de la estabilidad del entorno de desarrollo y ejecución, por lo que actualizaciones del lenguaje Java, librerías SOAP, drivers JDBC o plataformas de desarrollo podrían requerir mantenimiento técnico para garantizar el correcto funcionamiento y compatibilidad de toda la solución</w:t>
+        <w:t>de desarrollo podrían requerir mantenimiento técnico para garantizar el correcto funcionamiento y compatibilidad de toda la solución</w:t>
       </w:r>
       <w:proofErr w:type="gramStart"/>
       <w:r>
@@ -23278,7 +22145,6 @@
     <w:p/>
     <w:p>
       <w:r>
-        <w:lastRenderedPageBreak/>
         <w:t xml:space="preserve">Finalmente, todas las interfaces deberán garantizar accesibilidad, claridad visual y facilidad de uso, asegurando una experiencia homogénea y eficiente para cualquier usuario que utilice el sistema desde escritorio, navegador web, consola o dispositivo móvil </w:t>
       </w:r>
       <w:proofErr w:type="spellStart"/>
@@ -23560,6 +22426,7 @@
                 <w:szCs w:val="24"/>
                 <w:lang w:val="es-EC" w:eastAsia="es-EC"/>
               </w:rPr>
+              <w:lastRenderedPageBreak/>
               <w:t>Servidor de Aplicaciones</w:t>
             </w:r>
           </w:p>
@@ -24660,7 +23527,15 @@
                 <w:szCs w:val="24"/>
                 <w:lang w:val="es-EC" w:eastAsia="es-EC"/>
               </w:rPr>
-              <w:t xml:space="preserve">Ejecuta herramientas como </w:t>
+              <w:t>Ejecuta herramienta</w:t>
+            </w:r>
+            <w:r>
+              <w:rPr>
+                <w:rFonts w:ascii="Times New Roman" w:eastAsia="Times New Roman" w:hAnsi="Times New Roman" w:cs="Times New Roman"/>
+                <w:szCs w:val="24"/>
+                <w:lang w:val="es-EC" w:eastAsia="es-EC"/>
+              </w:rPr>
+              <w:t xml:space="preserve">s como </w:t>
             </w:r>
             <w:proofErr w:type="spellStart"/>
             <w:r>
@@ -24678,25 +23553,15 @@
                 <w:szCs w:val="24"/>
                 <w:lang w:val="es-EC" w:eastAsia="es-EC"/>
               </w:rPr>
-              <w:t xml:space="preserve">, Payara Server, </w:t>
-            </w:r>
-            <w:proofErr w:type="spellStart"/>
+              <w:t xml:space="preserve">, Payara Server </w:t>
+            </w:r>
             <w:r>
               <w:rPr>
                 <w:rFonts w:ascii="Times New Roman" w:eastAsia="Times New Roman" w:hAnsi="Times New Roman" w:cs="Times New Roman"/>
                 <w:szCs w:val="24"/>
                 <w:lang w:val="es-EC" w:eastAsia="es-EC"/>
               </w:rPr>
-              <w:t>MariaDB</w:t>
-            </w:r>
-            <w:proofErr w:type="spellEnd"/>
-            <w:r>
-              <w:rPr>
-                <w:rFonts w:ascii="Times New Roman" w:eastAsia="Times New Roman" w:hAnsi="Times New Roman" w:cs="Times New Roman"/>
-                <w:szCs w:val="24"/>
-                <w:lang w:val="es-EC" w:eastAsia="es-EC"/>
-              </w:rPr>
-              <w:t xml:space="preserve"> y </w:t>
+              <w:t xml:space="preserve">y </w:t>
             </w:r>
             <w:proofErr w:type="spellStart"/>
             <w:r>
@@ -24777,7 +23642,6 @@
                 <w:szCs w:val="24"/>
                 <w:lang w:val="es-EC" w:eastAsia="es-EC"/>
               </w:rPr>
-              <w:lastRenderedPageBreak/>
               <w:t>Dispositivo Móvil</w:t>
             </w:r>
           </w:p>
@@ -24988,200 +23852,6 @@
                 <w:lang w:val="es-EC" w:eastAsia="es-EC"/>
               </w:rPr>
               <w:t>$150 - $800</w:t>
-            </w:r>
-          </w:p>
-        </w:tc>
-      </w:tr>
-      <w:tr>
-        <w:tc>
-          <w:tcPr>
-            <w:cnfStyle w:val="001000000000" w:firstRow="0" w:lastRow="0" w:firstColumn="1" w:lastColumn="0" w:oddVBand="0" w:evenVBand="0" w:oddHBand="0" w:evenHBand="0" w:firstRowFirstColumn="0" w:firstRowLastColumn="0" w:lastRowFirstColumn="0" w:lastRowLastColumn="0"/>
-            <w:tcW w:w="0" w:type="auto"/>
-            <w:hideMark/>
-          </w:tcPr>
-          <w:p>
-            <w:pPr>
-              <w:widowControl/>
-              <w:autoSpaceDE/>
-              <w:autoSpaceDN/>
-              <w:spacing w:before="0" w:after="0"/>
-              <w:jc w:val="left"/>
-              <w:rPr>
-                <w:rFonts w:ascii="Times New Roman" w:eastAsia="Times New Roman" w:hAnsi="Times New Roman" w:cs="Times New Roman"/>
-                <w:szCs w:val="24"/>
-                <w:lang w:val="es-EC" w:eastAsia="es-EC"/>
-              </w:rPr>
-            </w:pPr>
-            <w:r>
-              <w:rPr>
-                <w:rFonts w:ascii="Times New Roman" w:eastAsia="Times New Roman" w:hAnsi="Times New Roman" w:cs="Times New Roman"/>
-                <w:szCs w:val="24"/>
-                <w:lang w:val="es-EC" w:eastAsia="es-EC"/>
-              </w:rPr>
-              <w:t>Servidor de Base de Datos</w:t>
-            </w:r>
-          </w:p>
-        </w:tc>
-        <w:tc>
-          <w:tcPr>
-            <w:tcW w:w="0" w:type="auto"/>
-            <w:hideMark/>
-          </w:tcPr>
-          <w:p>
-            <w:pPr>
-              <w:widowControl/>
-              <w:autoSpaceDE/>
-              <w:autoSpaceDN/>
-              <w:spacing w:before="0" w:after="0"/>
-              <w:jc w:val="left"/>
-              <w:cnfStyle w:val="000000000000" w:firstRow="0" w:lastRow="0" w:firstColumn="0" w:lastColumn="0" w:oddVBand="0" w:evenVBand="0" w:oddHBand="0" w:evenHBand="0" w:firstRowFirstColumn="0" w:firstRowLastColumn="0" w:lastRowFirstColumn="0" w:lastRowLastColumn="0"/>
-              <w:rPr>
-                <w:rFonts w:ascii="Times New Roman" w:eastAsia="Times New Roman" w:hAnsi="Times New Roman" w:cs="Times New Roman"/>
-                <w:szCs w:val="24"/>
-                <w:lang w:val="es-EC" w:eastAsia="es-EC"/>
-              </w:rPr>
-            </w:pPr>
-            <w:r>
-              <w:rPr>
-                <w:rFonts w:ascii="Times New Roman" w:eastAsia="Times New Roman" w:hAnsi="Times New Roman" w:cs="Times New Roman"/>
-                <w:szCs w:val="24"/>
-                <w:lang w:val="es-EC" w:eastAsia="es-EC"/>
-              </w:rPr>
-              <w:t>Nodo de persistencia de datos</w:t>
-            </w:r>
-          </w:p>
-        </w:tc>
-        <w:tc>
-          <w:tcPr>
-            <w:tcW w:w="0" w:type="auto"/>
-            <w:hideMark/>
-          </w:tcPr>
-          <w:p>
-            <w:pPr>
-              <w:widowControl/>
-              <w:autoSpaceDE/>
-              <w:autoSpaceDN/>
-              <w:spacing w:before="0" w:after="0"/>
-              <w:jc w:val="left"/>
-              <w:cnfStyle w:val="000000000000" w:firstRow="0" w:lastRow="0" w:firstColumn="0" w:lastColumn="0" w:oddVBand="0" w:evenVBand="0" w:oddHBand="0" w:evenHBand="0" w:firstRowFirstColumn="0" w:firstRowLastColumn="0" w:lastRowFirstColumn="0" w:lastRowLastColumn="0"/>
-              <w:rPr>
-                <w:rFonts w:ascii="Times New Roman" w:eastAsia="Times New Roman" w:hAnsi="Times New Roman" w:cs="Times New Roman"/>
-                <w:szCs w:val="24"/>
-                <w:lang w:val="es-EC" w:eastAsia="es-EC"/>
-              </w:rPr>
-            </w:pPr>
-            <w:r>
-              <w:rPr>
-                <w:rFonts w:ascii="Times New Roman" w:eastAsia="Times New Roman" w:hAnsi="Times New Roman" w:cs="Times New Roman"/>
-                <w:szCs w:val="24"/>
-                <w:lang w:val="es-EC" w:eastAsia="es-EC"/>
-              </w:rPr>
-              <w:t>Local / Cloud</w:t>
-            </w:r>
-          </w:p>
-        </w:tc>
-        <w:tc>
-          <w:tcPr>
-            <w:tcW w:w="0" w:type="auto"/>
-            <w:hideMark/>
-          </w:tcPr>
-          <w:p>
-            <w:pPr>
-              <w:widowControl/>
-              <w:autoSpaceDE/>
-              <w:autoSpaceDN/>
-              <w:spacing w:before="0" w:after="0"/>
-              <w:jc w:val="left"/>
-              <w:cnfStyle w:val="000000000000" w:firstRow="0" w:lastRow="0" w:firstColumn="0" w:lastColumn="0" w:oddVBand="0" w:evenVBand="0" w:oddHBand="0" w:evenHBand="0" w:firstRowFirstColumn="0" w:firstRowLastColumn="0" w:lastRowFirstColumn="0" w:lastRowLastColumn="0"/>
-              <w:rPr>
-                <w:rFonts w:ascii="Times New Roman" w:eastAsia="Times New Roman" w:hAnsi="Times New Roman" w:cs="Times New Roman"/>
-                <w:szCs w:val="24"/>
-                <w:lang w:val="es-EC" w:eastAsia="es-EC"/>
-              </w:rPr>
-            </w:pPr>
-            <w:r>
-              <w:rPr>
-                <w:rFonts w:ascii="Times New Roman" w:eastAsia="Times New Roman" w:hAnsi="Times New Roman" w:cs="Times New Roman"/>
-                <w:szCs w:val="24"/>
-                <w:lang w:val="es-EC" w:eastAsia="es-EC"/>
-              </w:rPr>
-              <w:t>SSD, conectividad estable, alta disponibilidad</w:t>
-            </w:r>
-          </w:p>
-        </w:tc>
-        <w:tc>
-          <w:tcPr>
-            <w:tcW w:w="0" w:type="auto"/>
-            <w:hideMark/>
-          </w:tcPr>
-          <w:p>
-            <w:pPr>
-              <w:widowControl/>
-              <w:autoSpaceDE/>
-              <w:autoSpaceDN/>
-              <w:spacing w:before="0" w:after="0"/>
-              <w:jc w:val="left"/>
-              <w:cnfStyle w:val="000000000000" w:firstRow="0" w:lastRow="0" w:firstColumn="0" w:lastColumn="0" w:oddVBand="0" w:evenVBand="0" w:oddHBand="0" w:evenHBand="0" w:firstRowFirstColumn="0" w:firstRowLastColumn="0" w:lastRowFirstColumn="0" w:lastRowLastColumn="0"/>
-              <w:rPr>
-                <w:rFonts w:ascii="Times New Roman" w:eastAsia="Times New Roman" w:hAnsi="Times New Roman" w:cs="Times New Roman"/>
-                <w:szCs w:val="24"/>
-                <w:lang w:val="es-EC" w:eastAsia="es-EC"/>
-              </w:rPr>
-            </w:pPr>
-            <w:r>
-              <w:rPr>
-                <w:rFonts w:ascii="Times New Roman" w:eastAsia="Times New Roman" w:hAnsi="Times New Roman" w:cs="Times New Roman"/>
-                <w:szCs w:val="24"/>
-                <w:lang w:val="es-EC" w:eastAsia="es-EC"/>
-              </w:rPr>
-              <w:t xml:space="preserve">Almacena registros e historial de conversiones mediante </w:t>
-            </w:r>
-            <w:proofErr w:type="spellStart"/>
-            <w:r>
-              <w:rPr>
-                <w:rFonts w:ascii="Times New Roman" w:eastAsia="Times New Roman" w:hAnsi="Times New Roman" w:cs="Times New Roman"/>
-                <w:szCs w:val="24"/>
-                <w:lang w:val="es-EC" w:eastAsia="es-EC"/>
-              </w:rPr>
-              <w:t>MariaDB</w:t>
-            </w:r>
-            <w:proofErr w:type="spellEnd"/>
-            <w:r>
-              <w:rPr>
-                <w:rFonts w:ascii="Times New Roman" w:eastAsia="Times New Roman" w:hAnsi="Times New Roman" w:cs="Times New Roman"/>
-                <w:szCs w:val="24"/>
-                <w:lang w:val="es-EC" w:eastAsia="es-EC"/>
-              </w:rPr>
-              <w:t xml:space="preserve"> y JDBC.</w:t>
-            </w:r>
-          </w:p>
-        </w:tc>
-        <w:tc>
-          <w:tcPr>
-            <w:tcW w:w="0" w:type="auto"/>
-            <w:hideMark/>
-          </w:tcPr>
-          <w:p>
-            <w:pPr>
-              <w:widowControl/>
-              <w:autoSpaceDE/>
-              <w:autoSpaceDN/>
-              <w:spacing w:before="0" w:after="0"/>
-              <w:jc w:val="left"/>
-              <w:cnfStyle w:val="000000000000" w:firstRow="0" w:lastRow="0" w:firstColumn="0" w:lastColumn="0" w:oddVBand="0" w:evenVBand="0" w:oddHBand="0" w:evenHBand="0" w:firstRowFirstColumn="0" w:firstRowLastColumn="0" w:lastRowFirstColumn="0" w:lastRowLastColumn="0"/>
-              <w:rPr>
-                <w:rFonts w:ascii="Times New Roman" w:eastAsia="Times New Roman" w:hAnsi="Times New Roman" w:cs="Times New Roman"/>
-                <w:szCs w:val="24"/>
-                <w:lang w:val="es-EC" w:eastAsia="es-EC"/>
-              </w:rPr>
-            </w:pPr>
-            <w:r>
-              <w:rPr>
-                <w:rFonts w:ascii="Times New Roman" w:eastAsia="Times New Roman" w:hAnsi="Times New Roman" w:cs="Times New Roman"/>
-                <w:szCs w:val="24"/>
-                <w:lang w:val="es-EC" w:eastAsia="es-EC"/>
-              </w:rPr>
-              <w:t>$--</w:t>
             </w:r>
           </w:p>
         </w:tc>
@@ -25276,6 +23946,7 @@
                 <w:szCs w:val="24"/>
                 <w:lang w:val="es-EC" w:eastAsia="es-EC"/>
               </w:rPr>
+              <w:lastRenderedPageBreak/>
               <w:t>Detalles</w:t>
             </w:r>
           </w:p>
@@ -25764,7 +24435,7 @@
                 <w:szCs w:val="24"/>
                 <w:lang w:val="es-EC" w:eastAsia="es-EC"/>
               </w:rPr>
-              <w:t>Base de Datos</w:t>
+              <w:t>Lenguaje de Programación</w:t>
             </w:r>
           </w:p>
         </w:tc>
@@ -25793,7 +24464,7 @@
                 <w:szCs w:val="24"/>
                 <w:lang w:val="es-EC" w:eastAsia="es-EC"/>
               </w:rPr>
-              <w:t xml:space="preserve">Nombre: </w:t>
+              <w:t xml:space="preserve">Nombre: Java JDK / </w:t>
             </w:r>
             <w:proofErr w:type="spellStart"/>
             <w:r>
@@ -25802,7 +24473,7 @@
                 <w:szCs w:val="24"/>
                 <w:lang w:val="es-EC" w:eastAsia="es-EC"/>
               </w:rPr>
-              <w:t>MariaDB</w:t>
+              <w:t>Dart</w:t>
             </w:r>
             <w:proofErr w:type="spellEnd"/>
             <w:r>
@@ -25811,7 +24482,61 @@
                 <w:szCs w:val="24"/>
                 <w:lang w:val="es-EC" w:eastAsia="es-EC"/>
               </w:rPr>
-              <w:t xml:space="preserve"> Server N.º Especificación: SQL:2016 N.º Versión: 10.x Fuente: mariadb.org Distribución: GPL v2 Precio: Gratuito</w:t>
+              <w:t xml:space="preserve"> (opcional) N.º Especificación: Java SE 21 / </w:t>
+            </w:r>
+            <w:proofErr w:type="spellStart"/>
+            <w:r>
+              <w:rPr>
+                <w:rFonts w:ascii="Times New Roman" w:eastAsia="Times New Roman" w:hAnsi="Times New Roman" w:cs="Times New Roman"/>
+                <w:szCs w:val="24"/>
+                <w:lang w:val="es-EC" w:eastAsia="es-EC"/>
+              </w:rPr>
+              <w:t>Dart</w:t>
+            </w:r>
+            <w:proofErr w:type="spellEnd"/>
+            <w:r>
+              <w:rPr>
+                <w:rFonts w:ascii="Times New Roman" w:eastAsia="Times New Roman" w:hAnsi="Times New Roman" w:cs="Times New Roman"/>
+                <w:szCs w:val="24"/>
+                <w:lang w:val="es-EC" w:eastAsia="es-EC"/>
+              </w:rPr>
+              <w:t xml:space="preserve"> SDK N.º Versión: 21+ Fuente: oracle.com / </w:t>
+            </w:r>
+            <w:proofErr w:type="spellStart"/>
+            <w:r>
+              <w:rPr>
+                <w:rFonts w:ascii="Times New Roman" w:eastAsia="Times New Roman" w:hAnsi="Times New Roman" w:cs="Times New Roman"/>
+                <w:szCs w:val="24"/>
+                <w:lang w:val="es-EC" w:eastAsia="es-EC"/>
+              </w:rPr>
+              <w:t>dart.dev</w:t>
+            </w:r>
+            <w:proofErr w:type="spellEnd"/>
+            <w:r>
+              <w:rPr>
+                <w:rFonts w:ascii="Times New Roman" w:eastAsia="Times New Roman" w:hAnsi="Times New Roman" w:cs="Times New Roman"/>
+                <w:szCs w:val="24"/>
+                <w:lang w:val="es-EC" w:eastAsia="es-EC"/>
+              </w:rPr>
+              <w:t xml:space="preserve"> Distribución: Open </w:t>
+            </w:r>
+            <w:proofErr w:type="spellStart"/>
+            <w:r>
+              <w:rPr>
+                <w:rFonts w:ascii="Times New Roman" w:eastAsia="Times New Roman" w:hAnsi="Times New Roman" w:cs="Times New Roman"/>
+                <w:szCs w:val="24"/>
+                <w:lang w:val="es-EC" w:eastAsia="es-EC"/>
+              </w:rPr>
+              <w:t>Source</w:t>
+            </w:r>
+            <w:proofErr w:type="spellEnd"/>
+            <w:r>
+              <w:rPr>
+                <w:rFonts w:ascii="Times New Roman" w:eastAsia="Times New Roman" w:hAnsi="Times New Roman" w:cs="Times New Roman"/>
+                <w:szCs w:val="24"/>
+                <w:lang w:val="es-EC" w:eastAsia="es-EC"/>
+              </w:rPr>
+              <w:t xml:space="preserve"> / Oracle</w:t>
             </w:r>
           </w:p>
         </w:tc>
@@ -25840,7 +24565,7 @@
                 <w:szCs w:val="24"/>
                 <w:lang w:val="es-EC" w:eastAsia="es-EC"/>
               </w:rPr>
-              <w:t>Sistema gestor de base de datos utilizado para almacenar historial y registros de conversiones.</w:t>
+              <w:t>Lenguajes utilizados para desarrollar el servidor SOAP y los clientes del sistema.</w:t>
             </w:r>
           </w:p>
         </w:tc>
@@ -25874,7 +24599,7 @@
                 <w:szCs w:val="24"/>
                 <w:lang w:val="es-EC" w:eastAsia="es-EC"/>
               </w:rPr>
-              <w:t>Lenguaje de Programación</w:t>
+              <w:t>Entorno de Desarrollo (IDE)</w:t>
             </w:r>
           </w:p>
         </w:tc>
@@ -25903,7 +24628,7 @@
                 <w:szCs w:val="24"/>
                 <w:lang w:val="es-EC" w:eastAsia="es-EC"/>
               </w:rPr>
-              <w:t xml:space="preserve">Nombre: Java JDK / </w:t>
+              <w:t xml:space="preserve">Nombre: Apache </w:t>
             </w:r>
             <w:proofErr w:type="spellStart"/>
             <w:r>
@@ -25912,7 +24637,7 @@
                 <w:szCs w:val="24"/>
                 <w:lang w:val="es-EC" w:eastAsia="es-EC"/>
               </w:rPr>
-              <w:t>Dart</w:t>
+              <w:t>NetBeans</w:t>
             </w:r>
             <w:proofErr w:type="spellEnd"/>
             <w:r>
@@ -25921,7 +24646,7 @@
                 <w:szCs w:val="24"/>
                 <w:lang w:val="es-EC" w:eastAsia="es-EC"/>
               </w:rPr>
-              <w:t xml:space="preserve"> (opcional) N.º Especificación: Java SE 21 / </w:t>
+              <w:t xml:space="preserve"> N.º Especificación: IDE </w:t>
             </w:r>
             <w:proofErr w:type="spellStart"/>
             <w:r>
@@ -25930,7 +24655,7 @@
                 <w:szCs w:val="24"/>
                 <w:lang w:val="es-EC" w:eastAsia="es-EC"/>
               </w:rPr>
-              <w:t>Dart</w:t>
+              <w:t>Platform</w:t>
             </w:r>
             <w:proofErr w:type="spellEnd"/>
             <w:r>
@@ -25939,43 +24664,7 @@
                 <w:szCs w:val="24"/>
                 <w:lang w:val="es-EC" w:eastAsia="es-EC"/>
               </w:rPr>
-              <w:t xml:space="preserve"> SDK N.º Versión: 21+ Fuente: oracle.com / </w:t>
-            </w:r>
-            <w:proofErr w:type="spellStart"/>
-            <w:r>
-              <w:rPr>
-                <w:rFonts w:ascii="Times New Roman" w:eastAsia="Times New Roman" w:hAnsi="Times New Roman" w:cs="Times New Roman"/>
-                <w:szCs w:val="24"/>
-                <w:lang w:val="es-EC" w:eastAsia="es-EC"/>
-              </w:rPr>
-              <w:t>dart.dev</w:t>
-            </w:r>
-            <w:proofErr w:type="spellEnd"/>
-            <w:r>
-              <w:rPr>
-                <w:rFonts w:ascii="Times New Roman" w:eastAsia="Times New Roman" w:hAnsi="Times New Roman" w:cs="Times New Roman"/>
-                <w:szCs w:val="24"/>
-                <w:lang w:val="es-EC" w:eastAsia="es-EC"/>
-              </w:rPr>
-              <w:t xml:space="preserve"> Distribución: Open </w:t>
-            </w:r>
-            <w:proofErr w:type="spellStart"/>
-            <w:r>
-              <w:rPr>
-                <w:rFonts w:ascii="Times New Roman" w:eastAsia="Times New Roman" w:hAnsi="Times New Roman" w:cs="Times New Roman"/>
-                <w:szCs w:val="24"/>
-                <w:lang w:val="es-EC" w:eastAsia="es-EC"/>
-              </w:rPr>
-              <w:t>Source</w:t>
-            </w:r>
-            <w:proofErr w:type="spellEnd"/>
-            <w:r>
-              <w:rPr>
-                <w:rFonts w:ascii="Times New Roman" w:eastAsia="Times New Roman" w:hAnsi="Times New Roman" w:cs="Times New Roman"/>
-                <w:szCs w:val="24"/>
-                <w:lang w:val="es-EC" w:eastAsia="es-EC"/>
-              </w:rPr>
-              <w:t xml:space="preserve"> / Oracle</w:t>
+              <w:t xml:space="preserve"> N.º Versión: 12+ Fuente: netbeans.apache.org Distribución: Apache 2.0 Precio: Gratuito</w:t>
             </w:r>
           </w:p>
         </w:tc>
@@ -26004,7 +24693,7 @@
                 <w:szCs w:val="24"/>
                 <w:lang w:val="es-EC" w:eastAsia="es-EC"/>
               </w:rPr>
-              <w:t>Lenguajes utilizados para desarrollar el servidor SOAP y los clientes del sistema.</w:t>
+              <w:t>Entorno de desarrollo utilizado para programar aplicaciones Java y servicios SOAP.</w:t>
             </w:r>
           </w:p>
         </w:tc>
@@ -26035,7 +24724,7 @@
                 <w:szCs w:val="24"/>
                 <w:lang w:val="es-EC" w:eastAsia="es-EC"/>
               </w:rPr>
-              <w:t>Entorno de Desarrollo (IDE)</w:t>
+              <w:t>Framework / Librerías</w:t>
             </w:r>
           </w:p>
         </w:tc>
@@ -26064,7 +24753,7 @@
                 <w:szCs w:val="24"/>
                 <w:lang w:val="es-EC" w:eastAsia="es-EC"/>
               </w:rPr>
-              <w:t xml:space="preserve">Nombre: Apache </w:t>
+              <w:t xml:space="preserve">Nombre: JAX-WS / </w:t>
             </w:r>
             <w:proofErr w:type="spellStart"/>
             <w:r>
@@ -26073,7 +24762,7 @@
                 <w:szCs w:val="24"/>
                 <w:lang w:val="es-EC" w:eastAsia="es-EC"/>
               </w:rPr>
-              <w:t>NetBeans</w:t>
+              <w:t>Jakarta</w:t>
             </w:r>
             <w:proofErr w:type="spellEnd"/>
             <w:r>
@@ -26082,25 +24771,7 @@
                 <w:szCs w:val="24"/>
                 <w:lang w:val="es-EC" w:eastAsia="es-EC"/>
               </w:rPr>
-              <w:t xml:space="preserve"> N.º Especificación: IDE </w:t>
-            </w:r>
-            <w:proofErr w:type="spellStart"/>
-            <w:r>
-              <w:rPr>
-                <w:rFonts w:ascii="Times New Roman" w:eastAsia="Times New Roman" w:hAnsi="Times New Roman" w:cs="Times New Roman"/>
-                <w:szCs w:val="24"/>
-                <w:lang w:val="es-EC" w:eastAsia="es-EC"/>
-              </w:rPr>
-              <w:t>Platform</w:t>
-            </w:r>
-            <w:proofErr w:type="spellEnd"/>
-            <w:r>
-              <w:rPr>
-                <w:rFonts w:ascii="Times New Roman" w:eastAsia="Times New Roman" w:hAnsi="Times New Roman" w:cs="Times New Roman"/>
-                <w:szCs w:val="24"/>
-                <w:lang w:val="es-EC" w:eastAsia="es-EC"/>
-              </w:rPr>
-              <w:t xml:space="preserve"> N.º Versión: 12+ Fuente: netbeans.apache.org Distribución: Apache 2.0 Precio: Gratuito</w:t>
+              <w:t xml:space="preserve"> EE 10 / JDBC N.º Especificación: API estándar N.º Versión: 2.3+ Fuente: javaee.github.io Distribución: CDDL/GPL</w:t>
             </w:r>
           </w:p>
         </w:tc>
@@ -26123,13 +24794,23 @@
                 <w:lang w:val="es-EC" w:eastAsia="es-EC"/>
               </w:rPr>
             </w:pPr>
+            <w:proofErr w:type="spellStart"/>
             <w:r>
               <w:rPr>
                 <w:rFonts w:ascii="Times New Roman" w:eastAsia="Times New Roman" w:hAnsi="Times New Roman" w:cs="Times New Roman"/>
                 <w:szCs w:val="24"/>
                 <w:lang w:val="es-EC" w:eastAsia="es-EC"/>
               </w:rPr>
-              <w:t>Entorno de desarrollo utilizado para programar aplicaciones Java y servicios SOAP.</w:t>
+              <w:t>APIs</w:t>
+            </w:r>
+            <w:proofErr w:type="spellEnd"/>
+            <w:r>
+              <w:rPr>
+                <w:rFonts w:ascii="Times New Roman" w:eastAsia="Times New Roman" w:hAnsi="Times New Roman" w:cs="Times New Roman"/>
+                <w:szCs w:val="24"/>
+                <w:lang w:val="es-EC" w:eastAsia="es-EC"/>
+              </w:rPr>
+              <w:t xml:space="preserve"> utilizadas para implementar servicios web SOAP, y lógica cliente-servidor.</w:t>
             </w:r>
           </w:p>
         </w:tc>
@@ -26163,7 +24844,7 @@
                 <w:szCs w:val="24"/>
                 <w:lang w:val="es-EC" w:eastAsia="es-EC"/>
               </w:rPr>
-              <w:t>Framework / Librerías</w:t>
+              <w:t>Herramienta de Modelado</w:t>
             </w:r>
           </w:p>
         </w:tc>
@@ -26192,7 +24873,7 @@
                 <w:szCs w:val="24"/>
                 <w:lang w:val="es-EC" w:eastAsia="es-EC"/>
               </w:rPr>
-              <w:t xml:space="preserve">Nombre: JAX-WS / </w:t>
+              <w:t xml:space="preserve">Nombre: </w:t>
             </w:r>
             <w:proofErr w:type="spellStart"/>
             <w:r>
@@ -26201,7 +24882,7 @@
                 <w:szCs w:val="24"/>
                 <w:lang w:val="es-EC" w:eastAsia="es-EC"/>
               </w:rPr>
-              <w:t>Jakarta</w:t>
+              <w:t>Power</w:t>
             </w:r>
             <w:proofErr w:type="spellEnd"/>
             <w:r>
@@ -26210,7 +24891,25 @@
                 <w:szCs w:val="24"/>
                 <w:lang w:val="es-EC" w:eastAsia="es-EC"/>
               </w:rPr>
-              <w:t xml:space="preserve"> EE 10 / JDBC N.º Especificación: API estándar N.º Versión: 2.3+ Fuente: javaee.github.io Distribución: CDDL/GPL</w:t>
+              <w:t xml:space="preserve"> </w:t>
+            </w:r>
+            <w:proofErr w:type="spellStart"/>
+            <w:r>
+              <w:rPr>
+                <w:rFonts w:ascii="Times New Roman" w:eastAsia="Times New Roman" w:hAnsi="Times New Roman" w:cs="Times New Roman"/>
+                <w:szCs w:val="24"/>
+                <w:lang w:val="es-EC" w:eastAsia="es-EC"/>
+              </w:rPr>
+              <w:t>Designer</w:t>
+            </w:r>
+            <w:proofErr w:type="spellEnd"/>
+            <w:r>
+              <w:rPr>
+                <w:rFonts w:ascii="Times New Roman" w:eastAsia="Times New Roman" w:hAnsi="Times New Roman" w:cs="Times New Roman"/>
+                <w:szCs w:val="24"/>
+                <w:lang w:val="es-EC" w:eastAsia="es-EC"/>
+              </w:rPr>
+              <w:t xml:space="preserve"> Desarrollador: SAP Versión: 16.5 Distribución: Comercial Precio: $99.98</w:t>
             </w:r>
           </w:p>
         </w:tc>
@@ -26233,159 +24932,6 @@
                 <w:lang w:val="es-EC" w:eastAsia="es-EC"/>
               </w:rPr>
             </w:pPr>
-            <w:proofErr w:type="spellStart"/>
-            <w:r>
-              <w:rPr>
-                <w:rFonts w:ascii="Times New Roman" w:eastAsia="Times New Roman" w:hAnsi="Times New Roman" w:cs="Times New Roman"/>
-                <w:szCs w:val="24"/>
-                <w:lang w:val="es-EC" w:eastAsia="es-EC"/>
-              </w:rPr>
-              <w:t>APIs</w:t>
-            </w:r>
-            <w:proofErr w:type="spellEnd"/>
-            <w:r>
-              <w:rPr>
-                <w:rFonts w:ascii="Times New Roman" w:eastAsia="Times New Roman" w:hAnsi="Times New Roman" w:cs="Times New Roman"/>
-                <w:szCs w:val="24"/>
-                <w:lang w:val="es-EC" w:eastAsia="es-EC"/>
-              </w:rPr>
-              <w:t xml:space="preserve"> utilizadas para implementar servicios web SOAP, conexión </w:t>
-            </w:r>
-            <w:proofErr w:type="spellStart"/>
-            <w:r>
-              <w:rPr>
-                <w:rFonts w:ascii="Times New Roman" w:eastAsia="Times New Roman" w:hAnsi="Times New Roman" w:cs="Times New Roman"/>
-                <w:szCs w:val="24"/>
-                <w:lang w:val="es-EC" w:eastAsia="es-EC"/>
-              </w:rPr>
-              <w:t>MariaDB</w:t>
-            </w:r>
-            <w:proofErr w:type="spellEnd"/>
-            <w:r>
-              <w:rPr>
-                <w:rFonts w:ascii="Times New Roman" w:eastAsia="Times New Roman" w:hAnsi="Times New Roman" w:cs="Times New Roman"/>
-                <w:szCs w:val="24"/>
-                <w:lang w:val="es-EC" w:eastAsia="es-EC"/>
-              </w:rPr>
-              <w:t xml:space="preserve"> y lógica cliente-servidor.</w:t>
-            </w:r>
-          </w:p>
-        </w:tc>
-      </w:tr>
-      <w:tr>
-        <w:tc>
-          <w:tcPr>
-            <w:cnfStyle w:val="001000000000" w:firstRow="0" w:lastRow="0" w:firstColumn="1" w:lastColumn="0" w:oddVBand="0" w:evenVBand="0" w:oddHBand="0" w:evenHBand="0" w:firstRowFirstColumn="0" w:firstRowLastColumn="0" w:lastRowFirstColumn="0" w:lastRowLastColumn="0"/>
-            <w:tcW w:w="0" w:type="auto"/>
-            <w:hideMark/>
-          </w:tcPr>
-          <w:p>
-            <w:pPr>
-              <w:widowControl/>
-              <w:autoSpaceDE/>
-              <w:autoSpaceDN/>
-              <w:spacing w:before="0" w:after="0"/>
-              <w:jc w:val="left"/>
-              <w:rPr>
-                <w:rFonts w:ascii="Times New Roman" w:eastAsia="Times New Roman" w:hAnsi="Times New Roman" w:cs="Times New Roman"/>
-                <w:szCs w:val="24"/>
-                <w:lang w:val="es-EC" w:eastAsia="es-EC"/>
-              </w:rPr>
-            </w:pPr>
-            <w:r>
-              <w:rPr>
-                <w:rFonts w:ascii="Times New Roman" w:eastAsia="Times New Roman" w:hAnsi="Times New Roman" w:cs="Times New Roman"/>
-                <w:szCs w:val="24"/>
-                <w:lang w:val="es-EC" w:eastAsia="es-EC"/>
-              </w:rPr>
-              <w:t>Herramienta de Modelado</w:t>
-            </w:r>
-          </w:p>
-        </w:tc>
-        <w:tc>
-          <w:tcPr>
-            <w:tcW w:w="0" w:type="auto"/>
-            <w:hideMark/>
-          </w:tcPr>
-          <w:p>
-            <w:pPr>
-              <w:widowControl/>
-              <w:autoSpaceDE/>
-              <w:autoSpaceDN/>
-              <w:spacing w:before="0" w:after="0"/>
-              <w:jc w:val="left"/>
-              <w:cnfStyle w:val="000000000000" w:firstRow="0" w:lastRow="0" w:firstColumn="0" w:lastColumn="0" w:oddVBand="0" w:evenVBand="0" w:oddHBand="0" w:evenHBand="0" w:firstRowFirstColumn="0" w:firstRowLastColumn="0" w:lastRowFirstColumn="0" w:lastRowLastColumn="0"/>
-              <w:rPr>
-                <w:rFonts w:ascii="Times New Roman" w:eastAsia="Times New Roman" w:hAnsi="Times New Roman" w:cs="Times New Roman"/>
-                <w:szCs w:val="24"/>
-                <w:lang w:val="es-EC" w:eastAsia="es-EC"/>
-              </w:rPr>
-            </w:pPr>
-            <w:r>
-              <w:rPr>
-                <w:rFonts w:ascii="Times New Roman" w:eastAsia="Times New Roman" w:hAnsi="Times New Roman" w:cs="Times New Roman"/>
-                <w:szCs w:val="24"/>
-                <w:lang w:val="es-EC" w:eastAsia="es-EC"/>
-              </w:rPr>
-              <w:t xml:space="preserve">Nombre: </w:t>
-            </w:r>
-            <w:proofErr w:type="spellStart"/>
-            <w:r>
-              <w:rPr>
-                <w:rFonts w:ascii="Times New Roman" w:eastAsia="Times New Roman" w:hAnsi="Times New Roman" w:cs="Times New Roman"/>
-                <w:szCs w:val="24"/>
-                <w:lang w:val="es-EC" w:eastAsia="es-EC"/>
-              </w:rPr>
-              <w:t>Power</w:t>
-            </w:r>
-            <w:proofErr w:type="spellEnd"/>
-            <w:r>
-              <w:rPr>
-                <w:rFonts w:ascii="Times New Roman" w:eastAsia="Times New Roman" w:hAnsi="Times New Roman" w:cs="Times New Roman"/>
-                <w:szCs w:val="24"/>
-                <w:lang w:val="es-EC" w:eastAsia="es-EC"/>
-              </w:rPr>
-              <w:t xml:space="preserve"> </w:t>
-            </w:r>
-            <w:proofErr w:type="spellStart"/>
-            <w:r>
-              <w:rPr>
-                <w:rFonts w:ascii="Times New Roman" w:eastAsia="Times New Roman" w:hAnsi="Times New Roman" w:cs="Times New Roman"/>
-                <w:szCs w:val="24"/>
-                <w:lang w:val="es-EC" w:eastAsia="es-EC"/>
-              </w:rPr>
-              <w:t>Designer</w:t>
-            </w:r>
-            <w:proofErr w:type="spellEnd"/>
-            <w:r>
-              <w:rPr>
-                <w:rFonts w:ascii="Times New Roman" w:eastAsia="Times New Roman" w:hAnsi="Times New Roman" w:cs="Times New Roman"/>
-                <w:szCs w:val="24"/>
-                <w:lang w:val="es-EC" w:eastAsia="es-EC"/>
-              </w:rPr>
-              <w:t xml:space="preserve"> Desarrollador: SAP Versión: 16.5 Distribución: Comercial Precio: $99.98</w:t>
-            </w:r>
-          </w:p>
-        </w:tc>
-        <w:tc>
-          <w:tcPr>
-            <w:tcW w:w="0" w:type="auto"/>
-            <w:hideMark/>
-          </w:tcPr>
-          <w:p>
-            <w:pPr>
-              <w:widowControl/>
-              <w:autoSpaceDE/>
-              <w:autoSpaceDN/>
-              <w:spacing w:before="0" w:after="0"/>
-              <w:jc w:val="left"/>
-              <w:cnfStyle w:val="000000000000" w:firstRow="0" w:lastRow="0" w:firstColumn="0" w:lastColumn="0" w:oddVBand="0" w:evenVBand="0" w:oddHBand="0" w:evenHBand="0" w:firstRowFirstColumn="0" w:firstRowLastColumn="0" w:lastRowFirstColumn="0" w:lastRowLastColumn="0"/>
-              <w:rPr>
-                <w:rFonts w:ascii="Times New Roman" w:eastAsia="Times New Roman" w:hAnsi="Times New Roman" w:cs="Times New Roman"/>
-                <w:szCs w:val="24"/>
-                <w:lang w:val="es-EC" w:eastAsia="es-EC"/>
-              </w:rPr>
-            </w:pPr>
             <w:r>
               <w:rPr>
                 <w:rFonts w:ascii="Times New Roman" w:eastAsia="Times New Roman" w:hAnsi="Times New Roman" w:cs="Times New Roman"/>
@@ -26530,7 +25076,16 @@
           <w:i/>
           <w:szCs w:val="24"/>
         </w:rPr>
-        <w:t>Durante la transmisión de datos, el sistema recibe información ingresada desde las interfaces cliente, procesa las operaciones matemáticas mediante la lógica centralizada del servidor y devuelve resultados precisos en tiempo real. La respuesta enviada al usuario incluye el valor convertido, la unidad final seleccionada y una representación decimal adecuada para facilitar la lectura e interpretación de los resul</w:t>
+        <w:t xml:space="preserve">Durante la transmisión de datos, el sistema recibe información ingresada desde las interfaces cliente, procesa las operaciones matemáticas mediante la lógica centralizada del servidor y devuelve resultados precisos en tiempo real. La respuesta enviada al </w:t>
+      </w:r>
+      <w:r>
+        <w:rPr>
+          <w:rFonts w:eastAsia="Caladea" w:cs="Caladea"/>
+          <w:i/>
+          <w:szCs w:val="24"/>
+        </w:rPr>
+        <w:lastRenderedPageBreak/>
+        <w:t>usuario incluye el valor convertido, la unidad final seleccionada y una representación decimal adecuada para facilitar la lectura e interpretación de los resul</w:t>
       </w:r>
       <w:r>
         <w:rPr>
@@ -26834,16 +25389,7 @@
                 <w:szCs w:val="24"/>
                 <w:lang w:val="es-EC" w:eastAsia="es-EC"/>
               </w:rPr>
-              <w:t xml:space="preserve">Permitir la conversión entre unidades de longitud como metros, kilómetros, centímetros, milímetros, pulgadas, pies y millas. El sistema debe recibir un valor numérico, una unidad de origen y una unidad de </w:t>
-            </w:r>
-            <w:r>
-              <w:rPr>
-                <w:rFonts w:eastAsia="Times New Roman" w:cs="Arial"/>
-                <w:szCs w:val="24"/>
-                <w:lang w:val="es-EC" w:eastAsia="es-EC"/>
-              </w:rPr>
-              <w:lastRenderedPageBreak/>
-              <w:t>destino, procesando automáticamente el cálculo mediante el servidor SOAP.</w:t>
+              <w:t>Permitir la conversión entre unidades de longitud como metros, kilómetros, centímetros, milímetros, pulgadas, pies y millas. El sistema debe recibir un valor numérico, una unidad de origen y una unidad de destino, procesando automáticamente el cálculo mediante el servidor SOAP.</w:t>
             </w:r>
           </w:p>
         </w:tc>
@@ -26877,7 +25423,6 @@
                 <w:szCs w:val="24"/>
                 <w:lang w:val="es-EC" w:eastAsia="es-EC"/>
               </w:rPr>
-              <w:lastRenderedPageBreak/>
               <w:t>Importancia</w:t>
             </w:r>
           </w:p>
@@ -27350,6 +25895,7 @@
         <w:rPr>
           <w:rFonts w:cs="Arial"/>
         </w:rPr>
+        <w:lastRenderedPageBreak/>
         <w:t xml:space="preserve">Tabla </w:t>
       </w:r>
       <w:r>
@@ -27977,25 +26523,7 @@
                 <w:szCs w:val="24"/>
                 <w:lang w:val="es-EC" w:eastAsia="es-EC"/>
               </w:rPr>
-              <w:t xml:space="preserve">Garantizar que cada conversión realizada desde los diferentes clientes quede almacenada en la base de datos </w:t>
-            </w:r>
-            <w:proofErr w:type="spellStart"/>
-            <w:r>
-              <w:rPr>
-                <w:rFonts w:ascii="Times New Roman" w:eastAsia="Times New Roman" w:hAnsi="Times New Roman" w:cs="Times New Roman"/>
-                <w:szCs w:val="24"/>
-                <w:lang w:val="es-EC" w:eastAsia="es-EC"/>
-              </w:rPr>
-              <w:t>MariaDB</w:t>
-            </w:r>
-            <w:proofErr w:type="spellEnd"/>
-            <w:r>
-              <w:rPr>
-                <w:rFonts w:ascii="Times New Roman" w:eastAsia="Times New Roman" w:hAnsi="Times New Roman" w:cs="Times New Roman"/>
-                <w:szCs w:val="24"/>
-                <w:lang w:val="es-EC" w:eastAsia="es-EC"/>
-              </w:rPr>
-              <w:t>, registrando valor original, unidad origen, unidad destino, tipo de conversión y resultado obtenido.</w:t>
+              <w:t>Garantizar que cada conversión realizada desde los diferentes clientes quede almacenada, registrando valor original, unidad origen, unidad destino, tipo de conversión y resultado obtenido.</w:t>
             </w:r>
           </w:p>
         </w:tc>
@@ -28406,16 +26934,7 @@
                 <w:szCs w:val="24"/>
                 <w:lang w:val="es-EC" w:eastAsia="es-EC"/>
               </w:rPr>
-              <w:t xml:space="preserve">Usuario principal del sistema encargado de realizar conversiones de unidades de longitud, masa y temperatura. Ingresa valores numéricos, </w:t>
-            </w:r>
-            <w:r>
-              <w:rPr>
-                <w:rFonts w:eastAsia="Times New Roman" w:cs="Arial"/>
-                <w:szCs w:val="24"/>
-                <w:lang w:val="es-EC" w:eastAsia="es-EC"/>
-              </w:rPr>
-              <w:lastRenderedPageBreak/>
-              <w:t>selecciona unidades de origen y destino y obtiene resultados automáticos mediante los clientes del sistema.</w:t>
+              <w:t>Usuario principal del sistema encargado de realizar conversiones de unidades de longitud, masa y temperatura. Ingresa valores numéricos, selecciona unidades de origen y destino y obtiene resultados automáticos mediante los clientes del sistema.</w:t>
             </w:r>
           </w:p>
         </w:tc>
@@ -28449,7 +26968,6 @@
                 <w:szCs w:val="24"/>
                 <w:lang w:val="es-EC" w:eastAsia="es-EC"/>
               </w:rPr>
-              <w:lastRenderedPageBreak/>
               <w:t>Comentarios</w:t>
             </w:r>
           </w:p>
@@ -28834,6 +27352,7 @@
       </w:pPr>
       <w:bookmarkStart w:id="57" w:name="_Toc221056222"/>
       <w:r>
+        <w:lastRenderedPageBreak/>
         <w:t xml:space="preserve">Tabla </w:t>
       </w:r>
       <w:r>
@@ -29053,25 +27572,23 @@
                 <w:szCs w:val="24"/>
                 <w:lang w:val="es-EC" w:eastAsia="es-EC"/>
               </w:rPr>
-              <w:t xml:space="preserve">Usuario técnico encargado de la configuración, supervisión y mantenimiento del servidor SOAP, base de datos </w:t>
-            </w:r>
-            <w:proofErr w:type="spellStart"/>
-            <w:r>
-              <w:rPr>
-                <w:rFonts w:eastAsia="Times New Roman" w:cs="Arial"/>
-                <w:szCs w:val="24"/>
-                <w:lang w:val="es-EC" w:eastAsia="es-EC"/>
-              </w:rPr>
-              <w:t>MariaDB</w:t>
-            </w:r>
-            <w:proofErr w:type="spellEnd"/>
-            <w:r>
-              <w:rPr>
-                <w:rFonts w:eastAsia="Times New Roman" w:cs="Arial"/>
-                <w:szCs w:val="24"/>
-                <w:lang w:val="es-EC" w:eastAsia="es-EC"/>
-              </w:rPr>
-              <w:t xml:space="preserve"> y clientes implementados dentro del sistema de conversión.</w:t>
+              <w:t>Usuario técnico encargado de la configuración, supervisión y m</w:t>
+            </w:r>
+            <w:r>
+              <w:rPr>
+                <w:rFonts w:eastAsia="Times New Roman" w:cs="Arial"/>
+                <w:szCs w:val="24"/>
+                <w:lang w:val="es-EC" w:eastAsia="es-EC"/>
+              </w:rPr>
+              <w:t xml:space="preserve">antenimiento del servidor SOAP </w:t>
+            </w:r>
+            <w:r>
+              <w:rPr>
+                <w:rFonts w:eastAsia="Times New Roman" w:cs="Arial"/>
+                <w:szCs w:val="24"/>
+                <w:lang w:val="es-EC" w:eastAsia="es-EC"/>
+              </w:rPr>
+              <w:t>y clientes implementados dentro del sistema de conversión.</w:t>
             </w:r>
           </w:p>
         </w:tc>
@@ -29534,9 +28051,9 @@
       </w:tblPr>
       <w:tblGrid>
         <w:gridCol w:w="1043"/>
-        <w:gridCol w:w="4470"/>
-        <w:gridCol w:w="1885"/>
-        <w:gridCol w:w="2022"/>
+        <w:gridCol w:w="4538"/>
+        <w:gridCol w:w="1808"/>
+        <w:gridCol w:w="2031"/>
       </w:tblGrid>
       <w:tr>
         <w:trPr>
@@ -29806,7 +28323,6 @@
                 <w:szCs w:val="24"/>
                 <w:lang w:val="es-EC" w:eastAsia="es-EC"/>
               </w:rPr>
-              <w:lastRenderedPageBreak/>
               <w:t>RF-02</w:t>
             </w:r>
           </w:p>
@@ -30303,6 +28819,7 @@
                 <w:szCs w:val="24"/>
                 <w:lang w:val="es-EC" w:eastAsia="es-EC"/>
               </w:rPr>
+              <w:lastRenderedPageBreak/>
               <w:t>RF-06</w:t>
             </w:r>
           </w:p>
@@ -30692,25 +29209,7 @@
                 <w:szCs w:val="24"/>
                 <w:lang w:val="es-EC" w:eastAsia="es-EC"/>
               </w:rPr>
-              <w:t xml:space="preserve">El sistema debe registrar las conversiones realizadas en la base de datos </w:t>
-            </w:r>
-            <w:proofErr w:type="spellStart"/>
-            <w:r>
-              <w:rPr>
-                <w:rFonts w:eastAsia="Times New Roman" w:cs="Arial"/>
-                <w:szCs w:val="24"/>
-                <w:lang w:val="es-EC" w:eastAsia="es-EC"/>
-              </w:rPr>
-              <w:t>MariaDB</w:t>
-            </w:r>
-            <w:proofErr w:type="spellEnd"/>
-            <w:r>
-              <w:rPr>
-                <w:rFonts w:eastAsia="Times New Roman" w:cs="Arial"/>
-                <w:szCs w:val="24"/>
-                <w:lang w:val="es-EC" w:eastAsia="es-EC"/>
-              </w:rPr>
-              <w:t xml:space="preserve"> almacenando historial de operaciones ejecutadas.</w:t>
+              <w:t>El sistema debe permitir autenticación básica mediante usuario y contraseña para controlar el acceso a los clientes del sistema.</w:t>
             </w:r>
           </w:p>
         </w:tc>
@@ -30739,7 +29238,7 @@
                 <w:szCs w:val="24"/>
                 <w:lang w:val="es-EC" w:eastAsia="es-EC"/>
               </w:rPr>
-              <w:t>Registro de Conversiones</w:t>
+              <w:t>Inicio de Sesión</w:t>
             </w:r>
           </w:p>
         </w:tc>
@@ -30756,124 +29255,6 @@
               <w:spacing w:before="0" w:after="0"/>
               <w:jc w:val="left"/>
               <w:cnfStyle w:val="000000100000" w:firstRow="0" w:lastRow="0" w:firstColumn="0" w:lastColumn="0" w:oddVBand="0" w:evenVBand="0" w:oddHBand="1" w:evenHBand="0" w:firstRowFirstColumn="0" w:firstRowLastColumn="0" w:lastRowFirstColumn="0" w:lastRowLastColumn="0"/>
-              <w:rPr>
-                <w:rFonts w:eastAsia="Times New Roman" w:cs="Arial"/>
-                <w:szCs w:val="24"/>
-                <w:lang w:val="es-EC" w:eastAsia="es-EC"/>
-              </w:rPr>
-            </w:pPr>
-            <w:r>
-              <w:rPr>
-                <w:rFonts w:eastAsia="Times New Roman" w:cs="Arial"/>
-                <w:szCs w:val="24"/>
-                <w:lang w:val="es-EC" w:eastAsia="es-EC"/>
-              </w:rPr>
-              <w:t>Administrador</w:t>
-            </w:r>
-          </w:p>
-        </w:tc>
-      </w:tr>
-      <w:tr>
-        <w:tc>
-          <w:tcPr>
-            <w:cnfStyle w:val="001000000000" w:firstRow="0" w:lastRow="0" w:firstColumn="1" w:lastColumn="0" w:oddVBand="0" w:evenVBand="0" w:oddHBand="0" w:evenHBand="0" w:firstRowFirstColumn="0" w:firstRowLastColumn="0" w:lastRowFirstColumn="0" w:lastRowLastColumn="0"/>
-            <w:tcW w:w="0" w:type="auto"/>
-            <w:hideMark/>
-          </w:tcPr>
-          <w:p>
-            <w:pPr>
-              <w:widowControl/>
-              <w:autoSpaceDE/>
-              <w:autoSpaceDN/>
-              <w:spacing w:before="0" w:after="0"/>
-              <w:jc w:val="left"/>
-              <w:rPr>
-                <w:rFonts w:eastAsia="Times New Roman" w:cs="Arial"/>
-                <w:szCs w:val="24"/>
-                <w:lang w:val="es-EC" w:eastAsia="es-EC"/>
-              </w:rPr>
-            </w:pPr>
-            <w:r>
-              <w:rPr>
-                <w:rFonts w:eastAsia="Times New Roman" w:cs="Arial"/>
-                <w:szCs w:val="24"/>
-                <w:lang w:val="es-EC" w:eastAsia="es-EC"/>
-              </w:rPr>
-              <w:t>RF-10</w:t>
-            </w:r>
-          </w:p>
-        </w:tc>
-        <w:tc>
-          <w:tcPr>
-            <w:tcW w:w="0" w:type="auto"/>
-            <w:hideMark/>
-          </w:tcPr>
-          <w:p>
-            <w:pPr>
-              <w:widowControl/>
-              <w:autoSpaceDE/>
-              <w:autoSpaceDN/>
-              <w:spacing w:before="0" w:after="0"/>
-              <w:jc w:val="left"/>
-              <w:cnfStyle w:val="000000000000" w:firstRow="0" w:lastRow="0" w:firstColumn="0" w:lastColumn="0" w:oddVBand="0" w:evenVBand="0" w:oddHBand="0" w:evenHBand="0" w:firstRowFirstColumn="0" w:firstRowLastColumn="0" w:lastRowFirstColumn="0" w:lastRowLastColumn="0"/>
-              <w:rPr>
-                <w:rFonts w:eastAsia="Times New Roman" w:cs="Arial"/>
-                <w:szCs w:val="24"/>
-                <w:lang w:val="es-EC" w:eastAsia="es-EC"/>
-              </w:rPr>
-            </w:pPr>
-            <w:r>
-              <w:rPr>
-                <w:rFonts w:eastAsia="Times New Roman" w:cs="Arial"/>
-                <w:szCs w:val="24"/>
-                <w:lang w:val="es-EC" w:eastAsia="es-EC"/>
-              </w:rPr>
-              <w:t>El sistema debe permitir autenticación básica mediante usuario y contraseña para controlar el acceso a los clientes del sistema.</w:t>
-            </w:r>
-          </w:p>
-        </w:tc>
-        <w:tc>
-          <w:tcPr>
-            <w:tcW w:w="0" w:type="auto"/>
-            <w:hideMark/>
-          </w:tcPr>
-          <w:p>
-            <w:pPr>
-              <w:widowControl/>
-              <w:autoSpaceDE/>
-              <w:autoSpaceDN/>
-              <w:spacing w:before="0" w:after="0"/>
-              <w:jc w:val="left"/>
-              <w:cnfStyle w:val="000000000000" w:firstRow="0" w:lastRow="0" w:firstColumn="0" w:lastColumn="0" w:oddVBand="0" w:evenVBand="0" w:oddHBand="0" w:evenHBand="0" w:firstRowFirstColumn="0" w:firstRowLastColumn="0" w:lastRowFirstColumn="0" w:lastRowLastColumn="0"/>
-              <w:rPr>
-                <w:rFonts w:eastAsia="Times New Roman" w:cs="Arial"/>
-                <w:szCs w:val="24"/>
-                <w:lang w:val="es-EC" w:eastAsia="es-EC"/>
-              </w:rPr>
-            </w:pPr>
-            <w:r>
-              <w:rPr>
-                <w:rFonts w:eastAsia="Times New Roman" w:cs="Arial"/>
-                <w:szCs w:val="24"/>
-                <w:lang w:val="es-EC" w:eastAsia="es-EC"/>
-              </w:rPr>
-              <w:t>Inicio de Sesión</w:t>
-            </w:r>
-          </w:p>
-        </w:tc>
-        <w:tc>
-          <w:tcPr>
-            <w:tcW w:w="0" w:type="auto"/>
-            <w:hideMark/>
-          </w:tcPr>
-          <w:p>
-            <w:pPr>
-              <w:widowControl/>
-              <w:autoSpaceDE/>
-              <w:autoSpaceDN/>
-              <w:spacing w:before="0" w:after="0"/>
-              <w:jc w:val="left"/>
-              <w:cnfStyle w:val="000000000000" w:firstRow="0" w:lastRow="0" w:firstColumn="0" w:lastColumn="0" w:oddVBand="0" w:evenVBand="0" w:oddHBand="0" w:evenHBand="0" w:firstRowFirstColumn="0" w:firstRowLastColumn="0" w:lastRowFirstColumn="0" w:lastRowLastColumn="0"/>
               <w:rPr>
                 <w:rFonts w:eastAsia="Times New Roman" w:cs="Arial"/>
                 <w:szCs w:val="24"/>
@@ -31102,16 +29483,7 @@
                 <w:szCs w:val="24"/>
                 <w:lang w:val="es-EC" w:eastAsia="es-EC"/>
               </w:rPr>
-              <w:t xml:space="preserve">El sistema debe permitir recibir un valor numérico y realizar conversiones entre unidades de longitud como metros, kilómetros, centímetros, milímetros, pulgadas, pies y millas mediante el servicio </w:t>
-            </w:r>
-            <w:r>
-              <w:rPr>
-                <w:rFonts w:eastAsia="Times New Roman" w:cs="Arial"/>
-                <w:szCs w:val="24"/>
-                <w:lang w:val="es-EC" w:eastAsia="es-EC"/>
-              </w:rPr>
-              <w:lastRenderedPageBreak/>
-              <w:t>SOAP centralizado. El usuario selecciona la unidad de origen y destino para obtener el resultado inmediato.</w:t>
+              <w:t>El sistema debe permitir recibir un valor numérico y realizar conversiones entre unidades de longitud como metros, kilómetros, centímetros, milímetros, pulgadas, pies y millas mediante el servicio SOAP centralizado. El usuario selecciona la unidad de origen y destino para obtener el resultado inmediato.</w:t>
             </w:r>
           </w:p>
         </w:tc>
@@ -31142,7 +29514,6 @@
                 <w:szCs w:val="24"/>
                 <w:lang w:val="es-EC" w:eastAsia="es-EC"/>
               </w:rPr>
-              <w:lastRenderedPageBreak/>
               <w:t>Objetivo</w:t>
             </w:r>
           </w:p>
@@ -31889,6 +30260,7 @@
                 <w:szCs w:val="24"/>
                 <w:lang w:val="es-EC" w:eastAsia="es-EC"/>
               </w:rPr>
+              <w:lastRenderedPageBreak/>
               <w:t>Comentarios</w:t>
             </w:r>
           </w:p>
@@ -32840,7 +31212,6 @@
                 <w:szCs w:val="24"/>
                 <w:lang w:val="es-EC" w:eastAsia="es-EC"/>
               </w:rPr>
-              <w:lastRenderedPageBreak/>
               <w:t>Comentarios</w:t>
             </w:r>
           </w:p>
@@ -33390,6 +31761,7 @@
     </w:p>
     <w:p>
       <w:r>
+        <w:lastRenderedPageBreak/>
         <w:t xml:space="preserve">Para el sistema de conversión de unidades de longitud, masa y temperatura se han identificado los siguientes requisitos no funcionales, con el objetivo de garantizar un sistema rápido, preciso, accesible y con una experiencia de usuario eficiente en todas las </w:t>
       </w:r>
       <w:r>
@@ -34003,7 +32375,6 @@
         <w:keepNext/>
       </w:pPr>
       <w:r>
-        <w:lastRenderedPageBreak/>
         <w:t>Tabla 26. Requerimiento no funcional – Usabilidad</w:t>
       </w:r>
     </w:p>
@@ -34585,6 +32956,7 @@
         <w:rPr>
           <w:b/>
         </w:rPr>
+        <w:lastRenderedPageBreak/>
         <w:t>RNF-005 | Plataforma</w:t>
       </w:r>
     </w:p>
@@ -35486,24 +33858,13 @@
         <w:ind w:left="720"/>
       </w:pPr>
       <w:r>
-        <w:t xml:space="preserve">En caso de habilitar persistencia de datos mediante </w:t>
-      </w:r>
-      <w:proofErr w:type="spellStart"/>
-      <w:r>
-        <w:t>MariaDB</w:t>
-      </w:r>
-      <w:proofErr w:type="spellEnd"/>
-      <w:r>
-        <w:t>, el sistema podrá almacenar y consultar historial de conversiones realizadas por los usuarios, permitiendo visualizar operaciones ejecutadas previamente.</w:t>
+        <w:t>Finalmente, el sistema deberá mantener consistencia en los resultados mostrados entre todos los clientes conectados al servicio SOAP, garantizando precisión y uniformidad en las conversiones realizadas.</w:t>
       </w:r>
     </w:p>
     <w:p>
       <w:pPr>
         <w:ind w:left="720"/>
       </w:pPr>
-      <w:r>
-        <w:t>Finalmente, el sistema deberá mantener consistencia en los resultados mostrados entre todos los clientes conectados al servicio SOAP, garantizando precisión y uniformidad en las conversiones realizadas.</w:t>
-      </w:r>
     </w:p>
     <w:p/>
     <w:p>
@@ -35512,6 +33873,7 @@
       </w:pPr>
       <w:bookmarkStart w:id="67" w:name="_Toc229416170"/>
       <w:r>
+        <w:lastRenderedPageBreak/>
         <w:t xml:space="preserve">8.4 </w:t>
       </w:r>
       <w:r>
@@ -35615,7 +33977,6 @@
         </w:numPr>
       </w:pPr>
       <w:r>
-        <w:lastRenderedPageBreak/>
         <w:t>La paleta de colores utilizada debe ser neutra, uniforme y enfocada en mejorar la legibilidad de los datos y resultados mostrados. Finalmente, la arquitectura general del sistema debe mantener separación entre la lógica de negocio y la capa de presentación, asegurando reutilización del servicio SOAP desde los diferentes clientes implementados.</w:t>
       </w:r>
     </w:p>
@@ -35701,7 +34062,11 @@
         </w:numPr>
       </w:pPr>
       <w:r>
-        <w:t>El sistema debe poder ejecutarse correctamente en equipos de gama media sin requerir hardware costoso o especializado. Asimismo, el rendimiento general debe mantenerse estable incluso en dispositivos con recursos limitados, garantizando tiempos rápidos de conversión y procesamiento.</w:t>
+        <w:t xml:space="preserve">El sistema debe poder ejecutarse correctamente en equipos de gama media sin requerir hardware costoso o especializado. Asimismo, el rendimiento general debe </w:t>
+      </w:r>
+      <w:r>
+        <w:lastRenderedPageBreak/>
+        <w:t>mantenerse estable incluso en dispositivos con recursos limitados, garantizando tiempos rápidos de conversión y procesamiento.</w:t>
       </w:r>
     </w:p>
     <w:p>
@@ -36049,7 +34414,6 @@
         <w:pStyle w:val="Ttulo3"/>
       </w:pPr>
       <w:r>
-        <w:lastRenderedPageBreak/>
         <w:t>9.1.2. Interfaces de Hardware</w:t>
       </w:r>
       <w:bookmarkEnd w:id="83"/>
@@ -36180,6 +34544,7 @@
           <w:rStyle w:val="Textoennegrita"/>
           <w:rFonts w:ascii="Arial" w:hAnsi="Arial" w:cs="Arial"/>
         </w:rPr>
+        <w:lastRenderedPageBreak/>
         <w:t>Dispositivo móvil (</w:t>
       </w:r>
       <w:proofErr w:type="spellStart"/>
@@ -36419,46 +34784,13 @@
     <w:p/>
     <w:p>
       <w:pPr>
-        <w:pStyle w:val="Ttulo3"/>
-      </w:pPr>
-      <w:bookmarkStart w:id="89" w:name="_Toc58077519"/>
-      <w:bookmarkStart w:id="90" w:name="_Toc229416180"/>
-      <w:r>
-        <w:t>9.1.5. Base de Datos</w:t>
+        <w:pStyle w:val="Ttulo4"/>
+      </w:pPr>
+      <w:bookmarkStart w:id="89" w:name="_Toc58077520"/>
+      <w:r>
+        <w:t>RECOMENDACIONES</w:t>
       </w:r>
       <w:bookmarkEnd w:id="89"/>
-      <w:bookmarkEnd w:id="90"/>
-    </w:p>
-    <w:p>
-      <w:pPr>
-        <w:pStyle w:val="Ttulo3"/>
-      </w:pPr>
-    </w:p>
-    <w:p>
-      <w:r>
-        <w:t>El sistema podrá utilizar una base de datos local o en la nube en caso de implementar persistencia de datos, donde se almacenen registros opcionales de conversiones realizadas por el usuario.</w:t>
-      </w:r>
-    </w:p>
-    <w:p>
-      <w:r>
-        <w:t>En caso de integración con base de datos, se empleará un mecanismo de acceso eficiente como JDBC o equivalente, optimizado para manejar múltiples consultas simultáneas.</w:t>
-      </w:r>
-    </w:p>
-    <w:p>
-      <w:r>
-        <w:t>Esto permite que las operaciones de lectura y escritura del historial de conversiones (si se activa esta funcionalidad) se ejecuten de forma rápida, consistente y segura, garantizando la integridad de los datos almacenados.</w:t>
-      </w:r>
-    </w:p>
-    <w:p/>
-    <w:p>
-      <w:pPr>
-        <w:pStyle w:val="Ttulo4"/>
-      </w:pPr>
-      <w:bookmarkStart w:id="91" w:name="_Toc58077520"/>
-      <w:r>
-        <w:t>RECOMENDACIONES</w:t>
-      </w:r>
-      <w:bookmarkEnd w:id="91"/>
     </w:p>
     <w:p>
       <w:pPr>
@@ -36475,7 +34807,11 @@
         <w:ind w:left="1356" w:firstLine="0"/>
       </w:pPr>
       <w:r>
-        <w:t>• Es necesario realizar pruebas unitarias e integrales en cada módulo de conversión para garantizar la correcta aplicación de las fórmulas matemáticas y la precisión de los resultados.</w:t>
+        <w:t xml:space="preserve">• Es necesario realizar pruebas unitarias e integrales en cada módulo de conversión para garantizar la correcta aplicación de las fórmulas </w:t>
+      </w:r>
+      <w:r>
+        <w:lastRenderedPageBreak/>
+        <w:t>matemáticas y la precisión de los resultados.</w:t>
       </w:r>
     </w:p>
     <w:p>
@@ -36509,12 +34845,11 @@
       <w:pPr>
         <w:pStyle w:val="TtulodeTDC"/>
       </w:pPr>
-      <w:bookmarkStart w:id="92" w:name="_Toc58077521"/>
-      <w:r>
-        <w:lastRenderedPageBreak/>
+      <w:bookmarkStart w:id="90" w:name="_Toc58077521"/>
+      <w:r>
         <w:t>CONCLUSIONES</w:t>
       </w:r>
-      <w:bookmarkEnd w:id="92"/>
+      <w:bookmarkEnd w:id="90"/>
     </w:p>
     <w:p>
       <w:pPr>
@@ -36534,7 +34869,7 @@
           <w:lang w:val="es-EC" w:eastAsia="es-EC"/>
         </w:rPr>
       </w:pPr>
-      <w:bookmarkStart w:id="93" w:name="_Toc58077522"/>
+      <w:bookmarkStart w:id="91" w:name="_Toc58077522"/>
       <w:r>
         <w:rPr>
           <w:rFonts w:eastAsia="Times New Roman" w:cs="Arial"/>
@@ -36618,7 +34953,7 @@
         <w:t>El diseño propuesto permite una futura escalabilidad, facilitando la incorporación de nuevas unidades o tipos de conversión sin afectar la estructura principal del sistema.</w:t>
       </w:r>
     </w:p>
-    <w:bookmarkEnd w:id="93"/>
+    <w:bookmarkEnd w:id="91"/>
     <w:p>
       <w:pPr>
         <w:pStyle w:val="TtulodeTDC"/>
@@ -36732,52 +35067,52 @@
         <w:rPr>
           <w:rFonts w:ascii="Arial" w:hAnsi="Arial" w:cs="Arial"/>
           <w:color w:val="5F497A" w:themeColor="accent4" w:themeShade="BF"/>
-        </w:rPr>
-        <w:t xml:space="preserve">Desarrolla Software. (2017). </w:t>
+          <w:lang w:val="en-US"/>
+        </w:rPr>
+        <w:t xml:space="preserve">Gamma, E., Helm, R., Johnson, R., &amp; </w:t>
+      </w:r>
+      <w:proofErr w:type="spellStart"/>
+      <w:r>
+        <w:rPr>
+          <w:rFonts w:ascii="Arial" w:hAnsi="Arial" w:cs="Arial"/>
+          <w:color w:val="5F497A" w:themeColor="accent4" w:themeShade="BF"/>
+          <w:lang w:val="en-US"/>
+        </w:rPr>
+        <w:t>Vlissides</w:t>
+      </w:r>
+      <w:proofErr w:type="spellEnd"/>
+      <w:r>
+        <w:rPr>
+          <w:rFonts w:ascii="Arial" w:hAnsi="Arial" w:cs="Arial"/>
+          <w:color w:val="5F497A" w:themeColor="accent4" w:themeShade="BF"/>
+          <w:lang w:val="en-US"/>
+        </w:rPr>
+        <w:t xml:space="preserve">, J. (2022). </w:t>
       </w:r>
       <w:r>
         <w:rPr>
           <w:rStyle w:val="nfasis"/>
           <w:rFonts w:ascii="Arial" w:hAnsi="Arial" w:cs="Arial"/>
           <w:color w:val="5F497A" w:themeColor="accent4" w:themeShade="BF"/>
-        </w:rPr>
-        <w:t xml:space="preserve">Tutorial Web </w:t>
-      </w:r>
-      <w:proofErr w:type="spellStart"/>
-      <w:r>
-        <w:rPr>
-          <w:rStyle w:val="nfasis"/>
+          <w:lang w:val="en-US"/>
+        </w:rPr>
+        <w:t>Design Patterns: Elements of Reusable Object-Oriented Software</w:t>
+      </w:r>
+      <w:r>
+        <w:rPr>
           <w:rFonts w:ascii="Arial" w:hAnsi="Arial" w:cs="Arial"/>
           <w:color w:val="5F497A" w:themeColor="accent4" w:themeShade="BF"/>
-        </w:rPr>
-        <w:t>Services</w:t>
-      </w:r>
-      <w:proofErr w:type="spellEnd"/>
-      <w:r>
-        <w:rPr>
-          <w:rStyle w:val="nfasis"/>
+          <w:lang w:val="en-US"/>
+        </w:rPr>
+        <w:t xml:space="preserve">. </w:t>
+      </w:r>
+      <w:r>
+        <w:rPr>
           <w:rFonts w:ascii="Arial" w:hAnsi="Arial" w:cs="Arial"/>
           <w:color w:val="5F497A" w:themeColor="accent4" w:themeShade="BF"/>
         </w:rPr>
-        <w:t xml:space="preserve"> Java y Base de Datos</w:t>
-      </w:r>
-      <w:r>
-        <w:rPr>
-          <w:rFonts w:ascii="Arial" w:hAnsi="Arial" w:cs="Arial"/>
-          <w:color w:val="5F497A" w:themeColor="accent4" w:themeShade="BF"/>
-        </w:rPr>
-        <w:t xml:space="preserve">. YouTube. Recuperado de: </w:t>
-      </w:r>
-      <w:hyperlink r:id="rId15" w:tgtFrame="_new" w:history="1">
-        <w:r>
-          <w:rPr>
-            <w:rStyle w:val="Hipervnculo"/>
-            <w:rFonts w:ascii="Arial" w:hAnsi="Arial" w:cs="Arial"/>
-            <w:color w:val="5F497A" w:themeColor="accent4" w:themeShade="BF"/>
-          </w:rPr>
-          <w:t>https://www.youtube.com/watch?v=N6jRpOdR9lQ</w:t>
-        </w:r>
-      </w:hyperlink>
+        <w:t>Addison-Wesley. Guía de patrones de diseño aplicados al desarrollo de software.</w:t>
+      </w:r>
     </w:p>
     <w:p>
       <w:pPr>
@@ -36790,6 +35125,7 @@
         <w:rPr>
           <w:rFonts w:ascii="Arial" w:hAnsi="Arial" w:cs="Arial"/>
           <w:color w:val="5F497A" w:themeColor="accent4" w:themeShade="BF"/>
+          <w:lang w:val="en-US"/>
         </w:rPr>
       </w:pPr>
       <w:r>
@@ -36798,25 +35134,7 @@
           <w:color w:val="5F497A" w:themeColor="accent4" w:themeShade="BF"/>
           <w:lang w:val="en-US"/>
         </w:rPr>
-        <w:t xml:space="preserve">Gamma, E., Helm, R., Johnson, R., &amp; </w:t>
-      </w:r>
-      <w:proofErr w:type="spellStart"/>
-      <w:r>
-        <w:rPr>
-          <w:rFonts w:ascii="Arial" w:hAnsi="Arial" w:cs="Arial"/>
-          <w:color w:val="5F497A" w:themeColor="accent4" w:themeShade="BF"/>
-          <w:lang w:val="en-US"/>
-        </w:rPr>
-        <w:t>Vlissides</w:t>
-      </w:r>
-      <w:proofErr w:type="spellEnd"/>
-      <w:r>
-        <w:rPr>
-          <w:rFonts w:ascii="Arial" w:hAnsi="Arial" w:cs="Arial"/>
-          <w:color w:val="5F497A" w:themeColor="accent4" w:themeShade="BF"/>
-          <w:lang w:val="en-US"/>
-        </w:rPr>
-        <w:t xml:space="preserve">, J. (2022). </w:t>
+        <w:t xml:space="preserve">IEEE Computer Society. (1998). </w:t>
       </w:r>
       <w:r>
         <w:rPr>
@@ -36825,46 +35143,10 @@
           <w:color w:val="5F497A" w:themeColor="accent4" w:themeShade="BF"/>
           <w:lang w:val="en-US"/>
         </w:rPr>
-        <w:t>Design Patterns: Elements of Reusable Object-Oriented Software</w:t>
-      </w:r>
-      <w:r>
-        <w:rPr>
-          <w:rFonts w:ascii="Arial" w:hAnsi="Arial" w:cs="Arial"/>
-          <w:color w:val="5F497A" w:themeColor="accent4" w:themeShade="BF"/>
-          <w:lang w:val="en-US"/>
-        </w:rPr>
-        <w:t xml:space="preserve">. </w:t>
-      </w:r>
-      <w:r>
-        <w:rPr>
-          <w:rFonts w:ascii="Arial" w:hAnsi="Arial" w:cs="Arial"/>
-          <w:color w:val="5F497A" w:themeColor="accent4" w:themeShade="BF"/>
-        </w:rPr>
-        <w:t>Addison-Wesley. Guía de patrones de diseño aplicados al desarrollo de software.</w:t>
-      </w:r>
-    </w:p>
-    <w:p>
-      <w:pPr>
-        <w:pStyle w:val="NormalWeb"/>
-        <w:numPr>
-          <w:ilvl w:val="0"/>
-          <w:numId w:val="8"/>
-        </w:numPr>
-        <w:jc w:val="both"/>
-        <w:rPr>
-          <w:rFonts w:ascii="Arial" w:hAnsi="Arial" w:cs="Arial"/>
-          <w:color w:val="5F497A" w:themeColor="accent4" w:themeShade="BF"/>
-          <w:lang w:val="en-US"/>
-        </w:rPr>
-      </w:pPr>
-      <w:r>
-        <w:rPr>
-          <w:rFonts w:ascii="Arial" w:hAnsi="Arial" w:cs="Arial"/>
-          <w:color w:val="5F497A" w:themeColor="accent4" w:themeShade="BF"/>
-          <w:lang w:val="en-US"/>
-        </w:rPr>
-        <w:t xml:space="preserve">IEEE Computer Society. (1998). </w:t>
-      </w:r>
+        <w:t xml:space="preserve">IEEE </w:t>
+      </w:r>
+      <w:proofErr w:type="spellStart"/>
+      <w:proofErr w:type="gramStart"/>
       <w:r>
         <w:rPr>
           <w:rStyle w:val="nfasis"/>
@@ -36872,10 +35154,10 @@
           <w:color w:val="5F497A" w:themeColor="accent4" w:themeShade="BF"/>
           <w:lang w:val="en-US"/>
         </w:rPr>
-        <w:t xml:space="preserve">IEEE </w:t>
-      </w:r>
-      <w:proofErr w:type="spellStart"/>
-      <w:proofErr w:type="gramStart"/>
+        <w:t>Std</w:t>
+      </w:r>
+      <w:proofErr w:type="spellEnd"/>
+      <w:proofErr w:type="gramEnd"/>
       <w:r>
         <w:rPr>
           <w:rStyle w:val="nfasis"/>
@@ -36883,46 +35165,35 @@
           <w:color w:val="5F497A" w:themeColor="accent4" w:themeShade="BF"/>
           <w:lang w:val="en-US"/>
         </w:rPr>
-        <w:t>Std</w:t>
-      </w:r>
-      <w:proofErr w:type="spellEnd"/>
-      <w:proofErr w:type="gramEnd"/>
-      <w:r>
-        <w:rPr>
-          <w:rStyle w:val="nfasis"/>
+        <w:t xml:space="preserve"> 830-1998: Recommended Practice for Software Requirements Specifications</w:t>
+      </w:r>
+      <w:r>
+        <w:rPr>
           <w:rFonts w:ascii="Arial" w:hAnsi="Arial" w:cs="Arial"/>
           <w:color w:val="5F497A" w:themeColor="accent4" w:themeShade="BF"/>
           <w:lang w:val="en-US"/>
         </w:rPr>
-        <w:t xml:space="preserve"> 830-1998: Recommended Practice for Software Requirements Specifications</w:t>
-      </w:r>
+        <w:t xml:space="preserve">. </w:t>
+      </w:r>
+      <w:proofErr w:type="spellStart"/>
       <w:r>
         <w:rPr>
           <w:rFonts w:ascii="Arial" w:hAnsi="Arial" w:cs="Arial"/>
           <w:color w:val="5F497A" w:themeColor="accent4" w:themeShade="BF"/>
           <w:lang w:val="en-US"/>
         </w:rPr>
-        <w:t xml:space="preserve">. </w:t>
-      </w:r>
-      <w:proofErr w:type="spellStart"/>
+        <w:t>Recuperado</w:t>
+      </w:r>
+      <w:proofErr w:type="spellEnd"/>
       <w:r>
         <w:rPr>
           <w:rFonts w:ascii="Arial" w:hAnsi="Arial" w:cs="Arial"/>
           <w:color w:val="5F497A" w:themeColor="accent4" w:themeShade="BF"/>
           <w:lang w:val="en-US"/>
         </w:rPr>
-        <w:t>Recuperado</w:t>
-      </w:r>
-      <w:proofErr w:type="spellEnd"/>
-      <w:r>
-        <w:rPr>
-          <w:rFonts w:ascii="Arial" w:hAnsi="Arial" w:cs="Arial"/>
-          <w:color w:val="5F497A" w:themeColor="accent4" w:themeShade="BF"/>
-          <w:lang w:val="en-US"/>
-        </w:rPr>
         <w:t xml:space="preserve"> de: </w:t>
       </w:r>
-      <w:hyperlink r:id="rId16" w:tgtFrame="_new" w:history="1">
+      <w:hyperlink r:id="rId15" w:tgtFrame="_new" w:history="1">
         <w:r>
           <w:rPr>
             <w:rStyle w:val="Hipervnculo"/>
@@ -36979,7 +35250,7 @@
         </w:rPr>
         <w:t xml:space="preserve">. Recuperado de: </w:t>
       </w:r>
-      <w:hyperlink r:id="rId17" w:tgtFrame="_new" w:history="1">
+      <w:hyperlink r:id="rId16" w:tgtFrame="_new" w:history="1">
         <w:r>
           <w:rPr>
             <w:rStyle w:val="Hipervnculo"/>
@@ -37093,7 +35364,7 @@
         </w:rPr>
         <w:t xml:space="preserve"> de: </w:t>
       </w:r>
-      <w:hyperlink r:id="rId18" w:tgtFrame="_new" w:history="1">
+      <w:hyperlink r:id="rId17" w:tgtFrame="_new" w:history="1">
         <w:r>
           <w:rPr>
             <w:rStyle w:val="Hipervnculo"/>
@@ -37107,84 +35378,6 @@
     </w:p>
     <w:p>
       <w:pPr>
-        <w:pStyle w:val="NormalWeb"/>
-        <w:numPr>
-          <w:ilvl w:val="0"/>
-          <w:numId w:val="8"/>
-        </w:numPr>
-        <w:jc w:val="both"/>
-        <w:rPr>
-          <w:rFonts w:ascii="Arial" w:hAnsi="Arial" w:cs="Arial"/>
-          <w:color w:val="5F497A" w:themeColor="accent4" w:themeShade="BF"/>
-        </w:rPr>
-      </w:pPr>
-      <w:r>
-        <w:rPr>
-          <w:rFonts w:ascii="Arial" w:hAnsi="Arial" w:cs="Arial"/>
-          <w:color w:val="5F497A" w:themeColor="accent4" w:themeShade="BF"/>
-          <w:lang w:val="en-US"/>
-        </w:rPr>
-        <w:t xml:space="preserve">Google Cloud. (2024). </w:t>
-      </w:r>
-      <w:r>
-        <w:rPr>
-          <w:rStyle w:val="nfasis"/>
-          <w:rFonts w:ascii="Arial" w:hAnsi="Arial" w:cs="Arial"/>
-          <w:color w:val="5F497A" w:themeColor="accent4" w:themeShade="BF"/>
-          <w:lang w:val="en-US"/>
-        </w:rPr>
-        <w:t>Cloud SQL Documentation (MySQL/</w:t>
-      </w:r>
-      <w:proofErr w:type="spellStart"/>
-      <w:r>
-        <w:rPr>
-          <w:rStyle w:val="nfasis"/>
-          <w:rFonts w:ascii="Arial" w:hAnsi="Arial" w:cs="Arial"/>
-          <w:color w:val="5F497A" w:themeColor="accent4" w:themeShade="BF"/>
-          <w:lang w:val="en-US"/>
-        </w:rPr>
-        <w:t>MariaDB</w:t>
-      </w:r>
-      <w:proofErr w:type="spellEnd"/>
-      <w:r>
-        <w:rPr>
-          <w:rStyle w:val="nfasis"/>
-          <w:rFonts w:ascii="Arial" w:hAnsi="Arial" w:cs="Arial"/>
-          <w:color w:val="5F497A" w:themeColor="accent4" w:themeShade="BF"/>
-          <w:lang w:val="en-US"/>
-        </w:rPr>
-        <w:t>)</w:t>
-      </w:r>
-      <w:r>
-        <w:rPr>
-          <w:rFonts w:ascii="Arial" w:hAnsi="Arial" w:cs="Arial"/>
-          <w:color w:val="5F497A" w:themeColor="accent4" w:themeShade="BF"/>
-          <w:lang w:val="en-US"/>
-        </w:rPr>
-        <w:t xml:space="preserve">. </w:t>
-      </w:r>
-      <w:r>
-        <w:rPr>
-          <w:rFonts w:ascii="Arial" w:hAnsi="Arial" w:cs="Arial"/>
-          <w:color w:val="5F497A" w:themeColor="accent4" w:themeShade="BF"/>
-        </w:rPr>
-        <w:t xml:space="preserve">Recuperado de: </w:t>
-      </w:r>
-      <w:hyperlink r:id="rId19" w:tgtFrame="_new" w:history="1">
-        <w:r>
-          <w:rPr>
-            <w:rStyle w:val="Hipervnculo"/>
-            <w:rFonts w:ascii="Arial" w:hAnsi="Arial" w:cs="Arial"/>
-            <w:color w:val="5F497A" w:themeColor="accent4" w:themeShade="BF"/>
-          </w:rPr>
-          <w:t>https://cloud.google.com/sql/docs</w:t>
-        </w:r>
-      </w:hyperlink>
-    </w:p>
-    <w:bookmarkEnd w:id="0"/>
-    <w:p>
-      <w:pPr>
-        <w:ind w:left="720" w:hanging="720"/>
         <w:rPr>
           <w:lang w:val="es-EC" w:eastAsia="es-MX"/>
         </w:rPr>
@@ -37241,6 +35434,7 @@
         <w:docPartUnique/>
       </w:docPartObj>
     </w:sdtPr>
+    <w:sdtEndPr/>
     <w:sdtContent>
       <w:p>
         <w:pPr>
@@ -43461,7 +41655,7 @@
 </file>
 
 <file path=customXml/itemProps1.xml><?xml version="1.0" encoding="utf-8"?>
-<ds:datastoreItem xmlns:ds="http://schemas.openxmlformats.org/officeDocument/2006/customXml" ds:itemID="{FB786289-3809-4C6A-867C-3987612DACA6}">
+<ds:datastoreItem xmlns:ds="http://schemas.openxmlformats.org/officeDocument/2006/customXml" ds:itemID="{36CBFF46-49FE-4919-AA36-996B7C25EF1E}">
   <ds:schemaRefs>
     <ds:schemaRef ds:uri="http://schemas.openxmlformats.org/officeDocument/2006/bibliography"/>
   </ds:schemaRefs>
